--- a/작업일지/졸업작품 작업일지 - 16주차.docx
+++ b/작업일지/졸업작품 작업일지 - 16주차.docx
@@ -257,7 +257,6 @@
                 <w:sz w:val="22"/>
               </w:rPr>
             </w:pPr>
-            <w:proofErr w:type="spellStart"/>
             <w:r>
               <w:rPr>
                 <w:rFonts w:hint="eastAsia"/>
@@ -266,7 +265,6 @@
               </w:rPr>
               <w:t>팀명</w:t>
             </w:r>
-            <w:proofErr w:type="spellEnd"/>
           </w:p>
         </w:tc>
         <w:tc>
@@ -633,23 +631,7 @@
                 <w:rFonts w:hint="eastAsia"/>
                 <w:b/>
               </w:rPr>
-              <w:t xml:space="preserve">애니메이션 </w:t>
-            </w:r>
-            <w:proofErr w:type="spellStart"/>
-            <w:r>
-              <w:rPr>
-                <w:rFonts w:hint="eastAsia"/>
-                <w:b/>
-              </w:rPr>
-              <w:t>블렌딩을</w:t>
-            </w:r>
-            <w:proofErr w:type="spellEnd"/>
-            <w:r>
-              <w:rPr>
-                <w:rFonts w:hint="eastAsia"/>
-                <w:b/>
-              </w:rPr>
-              <w:t xml:space="preserve"> 통한 부드러운 상태 전환 구현</w:t>
+              <w:t>애니메이션 블렌딩을 통한 부드러운 상태 전환 구현</w:t>
             </w:r>
             <w:r>
               <w:rPr>
@@ -685,6 +667,9 @@
           <w:p>
             <w:pPr>
               <w:jc w:val="left"/>
+              <w:rPr>
+                <w:rFonts w:hint="eastAsia"/>
+              </w:rPr>
             </w:pPr>
             <w:r>
               <w:rPr>
@@ -702,7 +687,7 @@
                 <w:bCs/>
                 <w:szCs w:val="20"/>
               </w:rPr>
-              <w:t>작성</w:t>
+              <w:t>Project-W에 Cascade Shadow Map 적용</w:t>
             </w:r>
           </w:p>
         </w:tc>
@@ -779,9 +764,6 @@
           <w:numId w:val="35"/>
         </w:numPr>
         <w:ind w:leftChars="0"/>
-        <w:rPr>
-          <w:rFonts w:hint="eastAsia"/>
-        </w:rPr>
       </w:pPr>
       <w:r>
         <w:rPr>
@@ -814,21 +796,7 @@
         <w:rPr>
           <w:rFonts w:hint="eastAsia"/>
         </w:rPr>
-        <w:t xml:space="preserve">그런데 그 </w:t>
-      </w:r>
-      <w:proofErr w:type="spellStart"/>
-      <w:r>
-        <w:rPr>
-          <w:rFonts w:hint="eastAsia"/>
-        </w:rPr>
-        <w:t>기준값을</w:t>
-      </w:r>
-      <w:proofErr w:type="spellEnd"/>
-      <w:r>
-        <w:rPr>
-          <w:rFonts w:hint="eastAsia"/>
-        </w:rPr>
-        <w:t xml:space="preserve"> 모든 애니메이션 클립에 대해서 동일하게 설정하면,</w:t>
+        <w:t>그런데 그 기준값을 모든 애니메이션 클립에 대해서 동일하게 설정하면,</w:t>
       </w:r>
       <w:r>
         <w:br/>
@@ -846,21 +814,7 @@
         <w:rPr>
           <w:rFonts w:hint="eastAsia"/>
         </w:rPr>
-        <w:t xml:space="preserve">따라서 애니메이션 클립마다 </w:t>
-      </w:r>
-      <w:proofErr w:type="spellStart"/>
-      <w:r>
-        <w:rPr>
-          <w:rFonts w:hint="eastAsia"/>
-        </w:rPr>
-        <w:t>기준값을</w:t>
-      </w:r>
-      <w:proofErr w:type="spellEnd"/>
-      <w:r>
-        <w:rPr>
-          <w:rFonts w:hint="eastAsia"/>
-        </w:rPr>
-        <w:t xml:space="preserve"> 다르게 설정할 수 있도록 하였다.</w:t>
+        <w:t>따라서 애니메이션 클립마다 기준값을 다르게 설정할 수 있도록 하였다.</w:t>
       </w:r>
     </w:p>
     <w:p>
@@ -922,9 +876,6 @@
       <w:pPr>
         <w:pStyle w:val="a9"/>
         <w:jc w:val="center"/>
-        <w:rPr>
-          <w:rFonts w:hint="eastAsia"/>
-        </w:rPr>
       </w:pPr>
       <w:r>
         <w:rPr>
@@ -980,49 +931,7 @@
         <w:rPr>
           <w:rFonts w:hint="eastAsia"/>
         </w:rPr>
-        <w:t xml:space="preserve">본들의 </w:t>
-      </w:r>
-      <w:proofErr w:type="spellStart"/>
-      <w:r>
-        <w:rPr>
-          <w:rFonts w:hint="eastAsia"/>
-        </w:rPr>
-        <w:t>toLocal</w:t>
-      </w:r>
-      <w:proofErr w:type="spellEnd"/>
-      <w:r>
-        <w:rPr>
-          <w:rFonts w:hint="eastAsia"/>
-        </w:rPr>
-        <w:t xml:space="preserve"> 행렬과 </w:t>
-      </w:r>
-      <w:proofErr w:type="spellStart"/>
-      <w:r>
-        <w:rPr>
-          <w:rFonts w:hint="eastAsia"/>
-        </w:rPr>
-        <w:t>toWorld</w:t>
-      </w:r>
-      <w:proofErr w:type="spellEnd"/>
-      <w:r>
-        <w:rPr>
-          <w:rFonts w:hint="eastAsia"/>
-        </w:rPr>
-        <w:t xml:space="preserve"> 행렬을 곱하는데 사용할 </w:t>
-      </w:r>
-      <w:proofErr w:type="spellStart"/>
-      <w:r>
-        <w:rPr>
-          <w:rFonts w:hint="eastAsia"/>
-        </w:rPr>
-        <w:t>MatMul</w:t>
-      </w:r>
-      <w:proofErr w:type="spellEnd"/>
-      <w:r>
-        <w:rPr>
-          <w:rFonts w:hint="eastAsia"/>
-        </w:rPr>
-        <w:t xml:space="preserve"> compute pass를 다시 추가했다.</w:t>
+        <w:t>본들의 toLocal 행렬과 toWorld 행렬을 곱하는데 사용할 MatMul compute pass를 다시 추가했다.</w:t>
       </w:r>
     </w:p>
     <w:p>
@@ -1038,21 +947,7 @@
         <w:rPr>
           <w:rFonts w:hint="eastAsia"/>
         </w:rPr>
-        <w:t xml:space="preserve">Vertex Shader에 해당 </w:t>
-      </w:r>
-      <w:proofErr w:type="spellStart"/>
-      <w:r>
-        <w:rPr>
-          <w:rFonts w:hint="eastAsia"/>
-        </w:rPr>
-        <w:t>행렬곱을</w:t>
-      </w:r>
-      <w:proofErr w:type="spellEnd"/>
-      <w:r>
-        <w:rPr>
-          <w:rFonts w:hint="eastAsia"/>
-        </w:rPr>
-        <w:t xml:space="preserve"> 내포한 뒤로</w:t>
+        <w:t>Vertex Shader에 해당 행렬곱을 내포한 뒤로</w:t>
       </w:r>
       <w:r>
         <w:br/>
@@ -1061,35 +956,7 @@
         <w:rPr>
           <w:rFonts w:hint="eastAsia"/>
         </w:rPr>
-        <w:t xml:space="preserve">본당 한 번의 </w:t>
-      </w:r>
-      <w:proofErr w:type="spellStart"/>
-      <w:r>
-        <w:rPr>
-          <w:rFonts w:hint="eastAsia"/>
-        </w:rPr>
-        <w:t>행렬곱이</w:t>
-      </w:r>
-      <w:proofErr w:type="spellEnd"/>
-      <w:r>
-        <w:rPr>
-          <w:rFonts w:hint="eastAsia"/>
-        </w:rPr>
-        <w:t>, (</w:t>
-      </w:r>
-      <w:proofErr w:type="spellStart"/>
-      <w:r>
-        <w:rPr>
-          <w:rFonts w:hint="eastAsia"/>
-        </w:rPr>
-        <w:t>버텍스</w:t>
-      </w:r>
-      <w:proofErr w:type="spellEnd"/>
-      <w:r>
-        <w:rPr>
-          <w:rFonts w:hint="eastAsia"/>
-        </w:rPr>
-        <w:t xml:space="preserve"> * 4)당 한 번 수행되고 있었다.</w:t>
+        <w:t>본당 한 번의 행렬곱이, (버텍스 * 4)당 한 번 수행되고 있었다.</w:t>
       </w:r>
     </w:p>
     <w:p>
@@ -1105,21 +972,7 @@
         <w:rPr>
           <w:rFonts w:hint="eastAsia"/>
         </w:rPr>
-        <w:t xml:space="preserve">우리 게임은 적어도 200개 이상의 많은 </w:t>
-      </w:r>
-      <w:proofErr w:type="spellStart"/>
-      <w:r>
-        <w:rPr>
-          <w:rFonts w:hint="eastAsia"/>
-        </w:rPr>
-        <w:t>애니메이션되는</w:t>
-      </w:r>
-      <w:proofErr w:type="spellEnd"/>
-      <w:r>
-        <w:rPr>
-          <w:rFonts w:hint="eastAsia"/>
-        </w:rPr>
-        <w:t xml:space="preserve"> 객체를 렌더링하고,</w:t>
+        <w:t>우리 게임은 적어도 200개 이상의 많은 애니메이션되는 객체를 렌더링하고,</w:t>
       </w:r>
       <w:r>
         <w:br/>
@@ -1128,38 +981,16 @@
         <w:rPr>
           <w:rFonts w:hint="eastAsia"/>
         </w:rPr>
-        <w:t xml:space="preserve">bone의 </w:t>
-      </w:r>
-      <w:proofErr w:type="spellStart"/>
-      <w:r>
-        <w:rPr>
-          <w:rFonts w:hint="eastAsia"/>
-        </w:rPr>
-        <w:t>개수보다야</w:t>
-      </w:r>
-      <w:proofErr w:type="spellEnd"/>
-      <w:r>
-        <w:rPr>
-          <w:rFonts w:hint="eastAsia"/>
-        </w:rPr>
-        <w:t xml:space="preserve"> vertex의 개수가 20배는 더 많으므로,</w:t>
+        <w:t>bone의 개수보다야 vertex의 개수가 20배는 더 많으므로,</w:t>
       </w:r>
       <w:r>
         <w:br/>
       </w:r>
-      <w:proofErr w:type="spellStart"/>
-      <w:r>
-        <w:rPr>
-          <w:rFonts w:hint="eastAsia"/>
-        </w:rPr>
-        <w:t>cpu-gpu</w:t>
-      </w:r>
-      <w:proofErr w:type="spellEnd"/>
-      <w:r>
-        <w:rPr>
-          <w:rFonts w:hint="eastAsia"/>
-        </w:rPr>
-        <w:t xml:space="preserve"> 사이의 데이터 upload, readback으로 인한 오버헤드를 상쇄하고 성능 이득을 볼 수 있다.</w:t>
+      <w:r>
+        <w:rPr>
+          <w:rFonts w:hint="eastAsia"/>
+        </w:rPr>
+        <w:t>cpu-gpu 사이의 데이터 upload, readback으로 인한 오버헤드를 상쇄하고 성능 이득을 볼 수 있다.</w:t>
       </w:r>
     </w:p>
     <w:p>
@@ -1175,21 +1006,7 @@
         <w:rPr>
           <w:rFonts w:hint="eastAsia"/>
         </w:rPr>
-        <w:t xml:space="preserve">애니메이션 </w:t>
-      </w:r>
-      <w:proofErr w:type="spellStart"/>
-      <w:r>
-        <w:rPr>
-          <w:rFonts w:hint="eastAsia"/>
-        </w:rPr>
-        <w:t>블렌딩을</w:t>
-      </w:r>
-      <w:proofErr w:type="spellEnd"/>
-      <w:r>
-        <w:rPr>
-          <w:rFonts w:hint="eastAsia"/>
-        </w:rPr>
-        <w:t xml:space="preserve"> 통한 부드러운 상태 전환 구현</w:t>
+        <w:t>애니메이션 블렌딩을 통한 부드러운 상태 전환 구현</w:t>
       </w:r>
     </w:p>
     <w:p>
@@ -1257,21 +1074,7 @@
         <w:rPr>
           <w:rFonts w:hint="eastAsia"/>
         </w:rPr>
-        <w:t xml:space="preserve">애니메이션 시퀀스들은 </w:t>
-      </w:r>
-      <w:proofErr w:type="spellStart"/>
-      <w:r>
-        <w:rPr>
-          <w:rFonts w:hint="eastAsia"/>
-        </w:rPr>
-        <w:t>코루틴으로</w:t>
-      </w:r>
-      <w:proofErr w:type="spellEnd"/>
-      <w:r>
-        <w:rPr>
-          <w:rFonts w:hint="eastAsia"/>
-        </w:rPr>
-        <w:t xml:space="preserve"> 구현되었다.</w:t>
+        <w:t>애니메이션 시퀀스들은 코루틴으로 구현되었다.</w:t>
       </w:r>
     </w:p>
     <w:p>
@@ -1287,21 +1090,7 @@
         <w:rPr>
           <w:rFonts w:hint="eastAsia"/>
         </w:rPr>
-        <w:t xml:space="preserve">간단한 예를 들자면, Idle -&gt; Walk 상태 전환 시 Idle 애니메이션을 </w:t>
-      </w:r>
-      <w:proofErr w:type="spellStart"/>
-      <w:r>
-        <w:rPr>
-          <w:rFonts w:hint="eastAsia"/>
-        </w:rPr>
-        <w:t>FadeOut</w:t>
-      </w:r>
-      <w:proofErr w:type="spellEnd"/>
-      <w:r>
-        <w:rPr>
-          <w:rFonts w:hint="eastAsia"/>
-        </w:rPr>
-        <w:t xml:space="preserve"> 시키고,</w:t>
+        <w:t>간단한 예를 들자면, Idle -&gt; Walk 상태 전환 시 Idle 애니메이션을 FadeOut 시키고,</w:t>
       </w:r>
       <w:r>
         <w:br/>
@@ -1310,21 +1099,7 @@
         <w:rPr>
           <w:rFonts w:hint="eastAsia"/>
         </w:rPr>
-        <w:t xml:space="preserve">Walk 애니메이션을 </w:t>
-      </w:r>
-      <w:proofErr w:type="spellStart"/>
-      <w:r>
-        <w:rPr>
-          <w:rFonts w:hint="eastAsia"/>
-        </w:rPr>
-        <w:t>FadeIn</w:t>
-      </w:r>
-      <w:proofErr w:type="spellEnd"/>
-      <w:r>
-        <w:rPr>
-          <w:rFonts w:hint="eastAsia"/>
-        </w:rPr>
-        <w:t xml:space="preserve"> 시키는 것이다.</w:t>
+        <w:t>Walk 애니메이션을 FadeIn 시키는 것이다.</w:t>
       </w:r>
     </w:p>
     <w:p>
@@ -1340,19 +1115,11 @@
         <w:rPr>
           <w:rFonts w:hint="eastAsia"/>
         </w:rPr>
-        <w:t xml:space="preserve">순환 애니메이션 중 현재 재생되고 있는 애니메이션을 찾아 </w:t>
-      </w:r>
-      <w:proofErr w:type="spellStart"/>
-      <w:r>
-        <w:rPr>
-          <w:rFonts w:hint="eastAsia"/>
-        </w:rPr>
-        <w:t>FadeO</w:t>
+        <w:t>순환 애니메이션 중 현재 재생되고 있는 애니메이션을 찾아 FadeO</w:t>
       </w:r>
       <w:r>
         <w:t>ut</w:t>
       </w:r>
-      <w:proofErr w:type="spellEnd"/>
       <w:r>
         <w:rPr>
           <w:rFonts w:hint="eastAsia"/>
@@ -1369,50 +1136,20 @@
         </w:numPr>
         <w:ind w:leftChars="0"/>
       </w:pPr>
-      <w:proofErr w:type="spellStart"/>
-      <w:r>
-        <w:rPr>
-          <w:rFonts w:hint="eastAsia"/>
-        </w:rPr>
-        <w:t>FadeOut</w:t>
-      </w:r>
-      <w:proofErr w:type="spellEnd"/>
-      <w:r>
-        <w:rPr>
-          <w:rFonts w:hint="eastAsia"/>
-        </w:rPr>
-        <w:t xml:space="preserve"> 하려는 애니메이션이 몇 % </w:t>
-      </w:r>
-      <w:proofErr w:type="spellStart"/>
-      <w:r>
-        <w:rPr>
-          <w:rFonts w:hint="eastAsia"/>
-        </w:rPr>
-        <w:t>재생되었느냐에</w:t>
-      </w:r>
-      <w:proofErr w:type="spellEnd"/>
-      <w:r>
-        <w:rPr>
-          <w:rFonts w:hint="eastAsia"/>
-        </w:rPr>
-        <w:t xml:space="preserve"> 따라</w:t>
+      <w:r>
+        <w:rPr>
+          <w:rFonts w:hint="eastAsia"/>
+        </w:rPr>
+        <w:t>FadeOut 하려는 애니메이션이 몇 % 재생되었느냐에 따라</w:t>
       </w:r>
       <w:r>
         <w:br/>
       </w:r>
-      <w:proofErr w:type="spellStart"/>
-      <w:r>
-        <w:rPr>
-          <w:rFonts w:hint="eastAsia"/>
-        </w:rPr>
-        <w:t>FadeIn</w:t>
-      </w:r>
-      <w:proofErr w:type="spellEnd"/>
-      <w:r>
-        <w:rPr>
-          <w:rFonts w:hint="eastAsia"/>
-        </w:rPr>
-        <w:t xml:space="preserve"> 하려는 애니메이션의 시작 지점을 설정한다.</w:t>
+      <w:r>
+        <w:rPr>
+          <w:rFonts w:hint="eastAsia"/>
+        </w:rPr>
+        <w:t>FadeIn 하려는 애니메이션의 시작 지점을 설정한다.</w:t>
       </w:r>
     </w:p>
     <w:p>
@@ -1462,21 +1199,7 @@
         <w:rPr>
           <w:rFonts w:hint="eastAsia"/>
         </w:rPr>
-        <w:t xml:space="preserve">이때, </w:t>
-      </w:r>
-      <w:proofErr w:type="spellStart"/>
-      <w:r>
-        <w:rPr>
-          <w:rFonts w:hint="eastAsia"/>
-        </w:rPr>
-        <w:t>맞물려있는</w:t>
-      </w:r>
-      <w:proofErr w:type="spellEnd"/>
-      <w:r>
-        <w:rPr>
-          <w:rFonts w:hint="eastAsia"/>
-        </w:rPr>
-        <w:t xml:space="preserve"> 애니메이션 시퀀스들도 같이 제거하기 위해</w:t>
+        <w:t>이때, 맞물려있는 애니메이션 시퀀스들도 같이 제거하기 위해</w:t>
       </w:r>
       <w:r>
         <w:br/>
@@ -1485,21 +1208,7 @@
         <w:rPr>
           <w:rFonts w:hint="eastAsia"/>
         </w:rPr>
-        <w:t xml:space="preserve">해당 애니메이션 시퀀스를 담는 RAII 객체를 </w:t>
-      </w:r>
-      <w:proofErr w:type="spellStart"/>
-      <w:r>
-        <w:rPr>
-          <w:rFonts w:hint="eastAsia"/>
-        </w:rPr>
-        <w:t>코루틴</w:t>
-      </w:r>
-      <w:proofErr w:type="spellEnd"/>
-      <w:r>
-        <w:rPr>
-          <w:rFonts w:hint="eastAsia"/>
-        </w:rPr>
-        <w:t xml:space="preserve"> 본문의 시작점에 둔다.</w:t>
+        <w:t>해당 애니메이션 시퀀스를 담는 RAII 객체를 코루틴 본문의 시작점에 둔다.</w:t>
       </w:r>
       <w:r>
         <w:br/>
@@ -1517,21 +1226,7 @@
         <w:rPr>
           <w:rFonts w:hint="eastAsia"/>
         </w:rPr>
-        <w:t xml:space="preserve">애니메이션 시퀀스의 </w:t>
-      </w:r>
-      <w:proofErr w:type="spellStart"/>
-      <w:r>
-        <w:rPr>
-          <w:rFonts w:hint="eastAsia"/>
-        </w:rPr>
-        <w:t>코루틴</w:t>
-      </w:r>
-      <w:proofErr w:type="spellEnd"/>
-      <w:r>
-        <w:rPr>
-          <w:rFonts w:hint="eastAsia"/>
-        </w:rPr>
-        <w:t xml:space="preserve"> 핸들이 나오는데,</w:t>
+        <w:t>애니메이션 시퀀스의 코루틴 핸들이 나오는데,</w:t>
       </w:r>
       <w:r>
         <w:br/>
@@ -1540,49 +1235,7 @@
         <w:rPr>
           <w:rFonts w:hint="eastAsia"/>
         </w:rPr>
-        <w:t xml:space="preserve">이는 </w:t>
-      </w:r>
-      <w:proofErr w:type="spellStart"/>
-      <w:r>
-        <w:rPr>
-          <w:rFonts w:hint="eastAsia"/>
-        </w:rPr>
-        <w:t>awaitable</w:t>
-      </w:r>
-      <w:proofErr w:type="spellEnd"/>
-      <w:r>
-        <w:rPr>
-          <w:rFonts w:hint="eastAsia"/>
-        </w:rPr>
-        <w:t xml:space="preserve"> 객체를 </w:t>
-      </w:r>
-      <w:proofErr w:type="spellStart"/>
-      <w:r>
-        <w:rPr>
-          <w:rFonts w:hint="eastAsia"/>
-        </w:rPr>
-        <w:t>co_await</w:t>
-      </w:r>
-      <w:proofErr w:type="spellEnd"/>
-      <w:r>
-        <w:rPr>
-          <w:rFonts w:hint="eastAsia"/>
-        </w:rPr>
-        <w:t xml:space="preserve"> 하면서 발생하므로 </w:t>
-      </w:r>
-      <w:proofErr w:type="spellStart"/>
-      <w:r>
-        <w:rPr>
-          <w:rFonts w:hint="eastAsia"/>
-        </w:rPr>
-        <w:t>awaitable</w:t>
-      </w:r>
-      <w:proofErr w:type="spellEnd"/>
-      <w:r>
-        <w:rPr>
-          <w:rFonts w:hint="eastAsia"/>
-        </w:rPr>
-        <w:t xml:space="preserve"> 객체가 자체적으로</w:t>
+        <w:t>이는 awaitable 객체를 co_await 하면서 발생하므로 awaitable 객체가 자체적으로</w:t>
       </w:r>
       <w:r>
         <w:br/>
@@ -1591,21 +1244,7 @@
         <w:rPr>
           <w:rFonts w:hint="eastAsia"/>
         </w:rPr>
-        <w:t xml:space="preserve">해당 </w:t>
-      </w:r>
-      <w:proofErr w:type="spellStart"/>
-      <w:r>
-        <w:rPr>
-          <w:rFonts w:hint="eastAsia"/>
-        </w:rPr>
-        <w:t>코루틴</w:t>
-      </w:r>
-      <w:proofErr w:type="spellEnd"/>
-      <w:r>
-        <w:rPr>
-          <w:rFonts w:hint="eastAsia"/>
-        </w:rPr>
-        <w:t xml:space="preserve"> 핸들을 관리해야 한다. </w:t>
+        <w:t xml:space="preserve">해당 코루틴 핸들을 관리해야 한다. </w:t>
       </w:r>
     </w:p>
     <w:p>
@@ -1621,35 +1260,7 @@
         <w:rPr>
           <w:rFonts w:hint="eastAsia"/>
         </w:rPr>
-        <w:t>한편, std::</w:t>
-      </w:r>
-      <w:proofErr w:type="spellStart"/>
-      <w:r>
-        <w:rPr>
-          <w:rFonts w:hint="eastAsia"/>
-        </w:rPr>
-        <w:t>coroutine_handle</w:t>
-      </w:r>
-      <w:proofErr w:type="spellEnd"/>
-      <w:r>
-        <w:rPr>
-          <w:rFonts w:hint="eastAsia"/>
-        </w:rPr>
-        <w:t xml:space="preserve">&lt;Promise&gt;::destroy()는 </w:t>
-      </w:r>
-      <w:proofErr w:type="spellStart"/>
-      <w:r>
-        <w:rPr>
-          <w:rFonts w:hint="eastAsia"/>
-        </w:rPr>
-        <w:t>코루틴</w:t>
-      </w:r>
-      <w:proofErr w:type="spellEnd"/>
-      <w:r>
-        <w:rPr>
-          <w:rFonts w:hint="eastAsia"/>
-        </w:rPr>
-        <w:t xml:space="preserve"> 본문의 지역변수들에 대해서는</w:t>
+        <w:t>한편, std::coroutine_handle&lt;Promise&gt;::destroy()는 코루틴 본문의 지역변수들에 대해서는</w:t>
       </w:r>
       <w:r>
         <w:br/>
@@ -1658,52 +1269,16 @@
         <w:rPr>
           <w:rFonts w:hint="eastAsia"/>
         </w:rPr>
-        <w:t xml:space="preserve">소멸자를 호출해주는데 반해, 해당 </w:t>
-      </w:r>
-      <w:proofErr w:type="spellStart"/>
-      <w:r>
-        <w:rPr>
-          <w:rFonts w:hint="eastAsia"/>
-        </w:rPr>
-        <w:t>코루틴이</w:t>
-      </w:r>
-      <w:proofErr w:type="spellEnd"/>
-      <w:r>
-        <w:rPr>
-          <w:rFonts w:hint="eastAsia"/>
-        </w:rPr>
-        <w:t xml:space="preserve"> </w:t>
-      </w:r>
-      <w:proofErr w:type="spellStart"/>
-      <w:r>
-        <w:rPr>
-          <w:rFonts w:hint="eastAsia"/>
-        </w:rPr>
-        <w:t>co_await</w:t>
-      </w:r>
-      <w:proofErr w:type="spellEnd"/>
-      <w:r>
-        <w:rPr>
-          <w:rFonts w:hint="eastAsia"/>
-        </w:rPr>
-        <w:t xml:space="preserve"> 연산자를 통해 대기하고 있는</w:t>
+        <w:t>소멸자를 호출해주는데 반해, 해당 코루틴이 co_await 연산자를 통해 대기하고 있는</w:t>
       </w:r>
       <w:r>
         <w:br/>
       </w:r>
-      <w:proofErr w:type="spellStart"/>
-      <w:r>
-        <w:rPr>
-          <w:rFonts w:hint="eastAsia"/>
-        </w:rPr>
-        <w:t>awaitable</w:t>
-      </w:r>
-      <w:proofErr w:type="spellEnd"/>
-      <w:r>
-        <w:rPr>
-          <w:rFonts w:hint="eastAsia"/>
-        </w:rPr>
-        <w:t xml:space="preserve"> 객체의 소멸자</w:t>
+      <w:r>
+        <w:rPr>
+          <w:rFonts w:hint="eastAsia"/>
+        </w:rPr>
+        <w:t>awaitable 객체의 소멸자</w:t>
       </w:r>
       <w:r>
         <w:rPr>
@@ -1736,21 +1311,7 @@
         <w:rPr>
           <w:rFonts w:hint="eastAsia"/>
         </w:rPr>
-        <w:t xml:space="preserve">때문에, </w:t>
-      </w:r>
-      <w:proofErr w:type="spellStart"/>
-      <w:r>
-        <w:rPr>
-          <w:rFonts w:hint="eastAsia"/>
-        </w:rPr>
-        <w:t>awaitable</w:t>
-      </w:r>
-      <w:proofErr w:type="spellEnd"/>
-      <w:r>
-        <w:rPr>
-          <w:rFonts w:hint="eastAsia"/>
-        </w:rPr>
-        <w:t xml:space="preserve"> 객체에는 따로 소멸자가 불려야 하는 객체를 담을 수가 없다.</w:t>
+        <w:t>때문에, awaitable 객체에는 따로 소멸자가 불려야 하는 객체를 담을 수가 없다.</w:t>
       </w:r>
       <w:r>
         <w:br/>
@@ -1759,83 +1320,25 @@
         <w:rPr>
           <w:rFonts w:hint="eastAsia"/>
         </w:rPr>
-        <w:t xml:space="preserve">소멸자에서 파괴해야 할 </w:t>
-      </w:r>
-      <w:proofErr w:type="spellStart"/>
-      <w:r>
-        <w:rPr>
-          <w:rFonts w:hint="eastAsia"/>
-        </w:rPr>
-        <w:t>코루틴</w:t>
-      </w:r>
-      <w:proofErr w:type="spellEnd"/>
-      <w:r>
-        <w:rPr>
-          <w:rFonts w:hint="eastAsia"/>
-        </w:rPr>
-        <w:t xml:space="preserve"> 핸들을</w:t>
+        <w:t>소멸자에서 파괴해야 할 코루틴 핸들을</w:t>
       </w:r>
       <w:r>
         <w:br/>
       </w:r>
-      <w:proofErr w:type="spellStart"/>
-      <w:r>
-        <w:rPr>
-          <w:rFonts w:hint="eastAsia"/>
-        </w:rPr>
-        <w:t>awaitable</w:t>
-      </w:r>
-      <w:proofErr w:type="spellEnd"/>
-      <w:r>
-        <w:rPr>
-          <w:rFonts w:hint="eastAsia"/>
-        </w:rPr>
-        <w:t xml:space="preserve"> 객체의 </w:t>
-      </w:r>
-      <w:proofErr w:type="spellStart"/>
-      <w:r>
-        <w:rPr>
-          <w:rFonts w:hint="eastAsia"/>
-        </w:rPr>
-        <w:t>await_suspend</w:t>
-      </w:r>
-      <w:proofErr w:type="spellEnd"/>
-      <w:r>
-        <w:rPr>
-          <w:rFonts w:hint="eastAsia"/>
-        </w:rPr>
-        <w:t xml:space="preserve"> 함수에서 </w:t>
-      </w:r>
-      <w:proofErr w:type="spellStart"/>
-      <w:r>
-        <w:rPr>
-          <w:rFonts w:hint="eastAsia"/>
-        </w:rPr>
-        <w:t>AnimationController</w:t>
-      </w:r>
-      <w:proofErr w:type="spellEnd"/>
-      <w:r>
-        <w:rPr>
-          <w:rFonts w:hint="eastAsia"/>
-        </w:rPr>
-        <w:t>에 등록해놓고,</w:t>
+      <w:r>
+        <w:rPr>
+          <w:rFonts w:hint="eastAsia"/>
+        </w:rPr>
+        <w:t>awaitable 객체의 await_suspend 함수에서 AnimationController에 등록해놓고,</w:t>
       </w:r>
       <w:r>
         <w:br/>
       </w:r>
-      <w:proofErr w:type="spellStart"/>
-      <w:r>
-        <w:rPr>
-          <w:rFonts w:hint="eastAsia"/>
-        </w:rPr>
-        <w:t>AnimationController</w:t>
-      </w:r>
-      <w:proofErr w:type="spellEnd"/>
-      <w:r>
-        <w:rPr>
-          <w:rFonts w:hint="eastAsia"/>
-        </w:rPr>
-        <w:t>가 각 애니메이션 시퀀스들의 업데이트가 끝난 후</w:t>
+      <w:r>
+        <w:rPr>
+          <w:rFonts w:hint="eastAsia"/>
+        </w:rPr>
+        <w:t>AnimationController가 각 애니메이션 시퀀스들의 업데이트가 끝난 후</w:t>
       </w:r>
       <w:r>
         <w:br/>
@@ -1861,35 +1364,7 @@
           <w:rFonts w:hint="eastAsia"/>
         </w:rPr>
         <w:lastRenderedPageBreak/>
-        <w:t xml:space="preserve">이 짓들을 하지 않았을 때, 생성된 </w:t>
-      </w:r>
-      <w:proofErr w:type="spellStart"/>
-      <w:r>
-        <w:rPr>
-          <w:rFonts w:hint="eastAsia"/>
-        </w:rPr>
-        <w:t>코루틴</w:t>
-      </w:r>
-      <w:proofErr w:type="spellEnd"/>
-      <w:r>
-        <w:rPr>
-          <w:rFonts w:hint="eastAsia"/>
-        </w:rPr>
-        <w:t xml:space="preserve"> 수와 제거된 </w:t>
-      </w:r>
-      <w:proofErr w:type="spellStart"/>
-      <w:r>
-        <w:rPr>
-          <w:rFonts w:hint="eastAsia"/>
-        </w:rPr>
-        <w:t>코루틴</w:t>
-      </w:r>
-      <w:proofErr w:type="spellEnd"/>
-      <w:r>
-        <w:rPr>
-          <w:rFonts w:hint="eastAsia"/>
-        </w:rPr>
-        <w:t xml:space="preserve"> 수를 체크해보면</w:t>
+        <w:t>이 짓들을 하지 않았을 때, 생성된 코루틴 수와 제거된 코루틴 수를 체크해보면</w:t>
       </w:r>
       <w:r>
         <w:br/>
@@ -1898,21 +1373,7 @@
         <w:rPr>
           <w:rFonts w:hint="eastAsia"/>
         </w:rPr>
-        <w:t xml:space="preserve">초당 2개 정도 생성된 </w:t>
-      </w:r>
-      <w:proofErr w:type="spellStart"/>
-      <w:r>
-        <w:rPr>
-          <w:rFonts w:hint="eastAsia"/>
-        </w:rPr>
-        <w:t>코루틴</w:t>
-      </w:r>
-      <w:proofErr w:type="spellEnd"/>
-      <w:r>
-        <w:rPr>
-          <w:rFonts w:hint="eastAsia"/>
-        </w:rPr>
-        <w:t xml:space="preserve"> 수가 더 많게 된다.</w:t>
+        <w:t>초당 2개 정도 생성된 코루틴 수가 더 많게 된다.</w:t>
       </w:r>
       <w:r>
         <w:br/>
@@ -1940,21 +1401,7 @@
         <w:rPr>
           <w:rFonts w:hint="eastAsia"/>
         </w:rPr>
-        <w:t xml:space="preserve">플레이어의 속력에 따라, 그리고 플레이어의 속도와 forward 방향 벡터의 </w:t>
-      </w:r>
-      <w:proofErr w:type="spellStart"/>
-      <w:r>
-        <w:rPr>
-          <w:rFonts w:hint="eastAsia"/>
-        </w:rPr>
-        <w:t>내적값에</w:t>
-      </w:r>
-      <w:proofErr w:type="spellEnd"/>
-      <w:r>
-        <w:rPr>
-          <w:rFonts w:hint="eastAsia"/>
-        </w:rPr>
-        <w:t xml:space="preserve"> 따라</w:t>
+        <w:t>플레이어의 속력에 따라, 그리고 플레이어의 속도와 forward 방향 벡터의 내적값에 따라</w:t>
       </w:r>
       <w:r>
         <w:br/>
@@ -2081,9 +1528,6 @@
       <w:pPr>
         <w:pStyle w:val="a9"/>
         <w:jc w:val="center"/>
-        <w:rPr>
-          <w:rFonts w:hint="eastAsia"/>
-        </w:rPr>
       </w:pPr>
       <w:r>
         <w:rPr>
@@ -2131,21 +1575,7 @@
         <w:rPr>
           <w:rFonts w:hint="eastAsia"/>
         </w:rPr>
-        <w:t xml:space="preserve">추출할 때 미리 지정된 FPS값으로 </w:t>
-      </w:r>
-      <w:proofErr w:type="spellStart"/>
-      <w:r>
-        <w:rPr>
-          <w:rFonts w:hint="eastAsia"/>
-        </w:rPr>
-        <w:t>스켈레톤에</w:t>
-      </w:r>
-      <w:proofErr w:type="spellEnd"/>
-      <w:r>
-        <w:rPr>
-          <w:rFonts w:hint="eastAsia"/>
-        </w:rPr>
-        <w:t xml:space="preserve"> 대해 애니메이션을 샘플링한 뒤</w:t>
+        <w:t>추출할 때 미리 지정된 FPS값으로 스켈레톤에 대해 애니메이션을 샘플링한 뒤</w:t>
       </w:r>
       <w:r>
         <w:br/>
@@ -2154,21 +1584,7 @@
         <w:rPr>
           <w:rFonts w:hint="eastAsia"/>
         </w:rPr>
-        <w:t xml:space="preserve">프레임마다의 본들의 변환을 </w:t>
-      </w:r>
-      <w:proofErr w:type="spellStart"/>
-      <w:r>
-        <w:rPr>
-          <w:rFonts w:hint="eastAsia"/>
-        </w:rPr>
-        <w:t>블렌딩하여</w:t>
-      </w:r>
-      <w:proofErr w:type="spellEnd"/>
-      <w:r>
-        <w:rPr>
-          <w:rFonts w:hint="eastAsia"/>
-        </w:rPr>
-        <w:t xml:space="preserve"> 각 프레임에서의 bounding volume의 변환을 추출한다.</w:t>
+        <w:t>프레임마다의 본들의 변환을 블렌딩하여 각 프레임에서의 bounding volume의 변환을 추출한다.</w:t>
       </w:r>
     </w:p>
     <w:p>
@@ -2193,21 +1609,7 @@
         <w:rPr>
           <w:rFonts w:hint="eastAsia"/>
         </w:rPr>
-        <w:t xml:space="preserve">캐릭터에 대해서 vertex shader에서 수행하고 있는 정점 </w:t>
-      </w:r>
-      <w:proofErr w:type="spellStart"/>
-      <w:r>
-        <w:rPr>
-          <w:rFonts w:hint="eastAsia"/>
-        </w:rPr>
-        <w:t>블렌딩과</w:t>
-      </w:r>
-      <w:proofErr w:type="spellEnd"/>
-      <w:r>
-        <w:rPr>
-          <w:rFonts w:hint="eastAsia"/>
-        </w:rPr>
-        <w:t xml:space="preserve"> 같은 동작을 수행하기만 하면</w:t>
+        <w:t>캐릭터에 대해서 vertex shader에서 수행하고 있는 정점 블렌딩과 같은 동작을 수행하기만 하면</w:t>
       </w:r>
       <w:r>
         <w:br/>
@@ -2232,21 +1634,7 @@
         <w:rPr>
           <w:rFonts w:hint="eastAsia"/>
         </w:rPr>
-        <w:t xml:space="preserve">이를 위한 추출 및 가져오기 코드, 올바르게 </w:t>
-      </w:r>
-      <w:proofErr w:type="spellStart"/>
-      <w:r>
-        <w:rPr>
-          <w:rFonts w:hint="eastAsia"/>
-        </w:rPr>
-        <w:t>애니메이션되고</w:t>
-      </w:r>
-      <w:proofErr w:type="spellEnd"/>
-      <w:r>
-        <w:rPr>
-          <w:rFonts w:hint="eastAsia"/>
-        </w:rPr>
-        <w:t xml:space="preserve"> 있는지 관찰하기 위한</w:t>
+        <w:t>이를 위한 추출 및 가져오기 코드, 올바르게 애니메이션되고 있는지 관찰하기 위한</w:t>
       </w:r>
       <w:r>
         <w:br/>
@@ -2255,32 +1643,15 @@
         <w:rPr>
           <w:rFonts w:hint="eastAsia"/>
         </w:rPr>
-        <w:t xml:space="preserve">bounding volume rendering 코드가 </w:t>
-      </w:r>
-      <w:proofErr w:type="spellStart"/>
-      <w:r>
-        <w:rPr>
-          <w:rFonts w:hint="eastAsia"/>
-        </w:rPr>
-        <w:t>작성중에</w:t>
-      </w:r>
-      <w:proofErr w:type="spellEnd"/>
-      <w:r>
-        <w:rPr>
-          <w:rFonts w:hint="eastAsia"/>
-        </w:rPr>
-        <w:t xml:space="preserve"> 있다.</w:t>
-      </w:r>
-    </w:p>
-    <w:p>
-      <w:pPr>
-        <w:widowControl/>
-        <w:wordWrap/>
-        <w:autoSpaceDE/>
-        <w:autoSpaceDN/>
-        <w:rPr>
-          <w:rFonts w:hint="eastAsia"/>
-        </w:rPr>
+        <w:t>bounding volume rendering 코드가 작성중에 있다.</w:t>
+      </w:r>
+    </w:p>
+    <w:p>
+      <w:pPr>
+        <w:widowControl/>
+        <w:wordWrap/>
+        <w:autoSpaceDE/>
+        <w:autoSpaceDN/>
       </w:pPr>
       <w:r>
         <w:br w:type="page"/>
@@ -2340,15 +1711,7 @@
         <w:jc w:val="left"/>
       </w:pPr>
       <w:r>
-        <w:t xml:space="preserve">class </w:t>
-      </w:r>
-      <w:proofErr w:type="spellStart"/>
-      <w:r>
-        <w:t>ThreadPool</w:t>
-      </w:r>
-      <w:proofErr w:type="spellEnd"/>
-      <w:r>
-        <w:t xml:space="preserve"> {</w:t>
+        <w:t>class ThreadPool {</w:t>
       </w:r>
     </w:p>
     <w:p>
@@ -2377,97 +1740,51 @@
       </w:pPr>
       <w:r>
         <w:tab/>
-      </w:r>
-      <w:proofErr w:type="spellStart"/>
-      <w:r>
-        <w:t>ThreadPool</w:t>
-      </w:r>
-      <w:proofErr w:type="spellEnd"/>
-      <w:r>
-        <w:t>( ) = delete;</w:t>
-      </w:r>
-    </w:p>
-    <w:p>
-      <w:pPr>
-        <w:widowControl/>
-        <w:shd w:val="clear" w:color="auto" w:fill="1F1F1F"/>
-        <w:wordWrap/>
-        <w:autoSpaceDE/>
-        <w:autoSpaceDN/>
-        <w:spacing w:after="0" w:line="285" w:lineRule="atLeast"/>
-        <w:jc w:val="left"/>
-      </w:pPr>
-    </w:p>
-    <w:p>
-      <w:pPr>
-        <w:widowControl/>
-        <w:shd w:val="clear" w:color="auto" w:fill="1F1F1F"/>
-        <w:wordWrap/>
-        <w:autoSpaceDE/>
-        <w:autoSpaceDN/>
-        <w:spacing w:after="0" w:line="285" w:lineRule="atLeast"/>
-        <w:jc w:val="left"/>
-      </w:pPr>
-      <w:r>
-        <w:tab/>
-      </w:r>
-      <w:proofErr w:type="spellStart"/>
-      <w:r>
-        <w:t>ThreadPool</w:t>
-      </w:r>
-      <w:proofErr w:type="spellEnd"/>
-      <w:r>
-        <w:t xml:space="preserve">( uint8 </w:t>
-      </w:r>
-      <w:proofErr w:type="spellStart"/>
-      <w:r>
-        <w:t>numThread</w:t>
-      </w:r>
-      <w:proofErr w:type="spellEnd"/>
-      <w:r>
-        <w:t xml:space="preserve"> )</w:t>
-      </w:r>
-    </w:p>
-    <w:p>
-      <w:pPr>
-        <w:widowControl/>
-        <w:shd w:val="clear" w:color="auto" w:fill="1F1F1F"/>
-        <w:wordWrap/>
-        <w:autoSpaceDE/>
-        <w:autoSpaceDN/>
-        <w:spacing w:after="0" w:line="285" w:lineRule="atLeast"/>
-        <w:jc w:val="left"/>
-      </w:pPr>
-      <w:r>
-        <w:tab/>
-      </w:r>
-      <w:r>
-        <w:tab/>
-        <w:t xml:space="preserve">: </w:t>
-      </w:r>
-      <w:proofErr w:type="spellStart"/>
-      <w:r>
-        <w:t>numThread</w:t>
-      </w:r>
-      <w:proofErr w:type="spellEnd"/>
-      <w:r>
-        <w:t xml:space="preserve">_( </w:t>
-      </w:r>
-      <w:proofErr w:type="spellStart"/>
-      <w:r>
-        <w:t>numThread</w:t>
-      </w:r>
-      <w:proofErr w:type="spellEnd"/>
-      <w:r>
-        <w:t xml:space="preserve"> ), </w:t>
-      </w:r>
-      <w:proofErr w:type="spellStart"/>
-      <w:r>
-        <w:t>workerThreads</w:t>
-      </w:r>
-      <w:proofErr w:type="spellEnd"/>
-      <w:r>
-        <w:t>_( ),</w:t>
+        <w:t>ThreadPool( ) = delete;</w:t>
+      </w:r>
+    </w:p>
+    <w:p>
+      <w:pPr>
+        <w:widowControl/>
+        <w:shd w:val="clear" w:color="auto" w:fill="1F1F1F"/>
+        <w:wordWrap/>
+        <w:autoSpaceDE/>
+        <w:autoSpaceDN/>
+        <w:spacing w:after="0" w:line="285" w:lineRule="atLeast"/>
+        <w:jc w:val="left"/>
+      </w:pPr>
+    </w:p>
+    <w:p>
+      <w:pPr>
+        <w:widowControl/>
+        <w:shd w:val="clear" w:color="auto" w:fill="1F1F1F"/>
+        <w:wordWrap/>
+        <w:autoSpaceDE/>
+        <w:autoSpaceDN/>
+        <w:spacing w:after="0" w:line="285" w:lineRule="atLeast"/>
+        <w:jc w:val="left"/>
+      </w:pPr>
+      <w:r>
+        <w:tab/>
+        <w:t>ThreadPool( uint8 numThread )</w:t>
+      </w:r>
+    </w:p>
+    <w:p>
+      <w:pPr>
+        <w:widowControl/>
+        <w:shd w:val="clear" w:color="auto" w:fill="1F1F1F"/>
+        <w:wordWrap/>
+        <w:autoSpaceDE/>
+        <w:autoSpaceDN/>
+        <w:spacing w:after="0" w:line="285" w:lineRule="atLeast"/>
+        <w:jc w:val="left"/>
+      </w:pPr>
+      <w:r>
+        <w:tab/>
+      </w:r>
+      <w:r>
+        <w:tab/>
+        <w:t>: numThread_( numThread ), workerThreads_( ),</w:t>
       </w:r>
     </w:p>
     <w:p>
@@ -2503,60 +1820,28 @@
       </w:r>
       <w:r>
         <w:tab/>
-        <w:t xml:space="preserve">if ( </w:t>
-      </w:r>
-      <w:proofErr w:type="spellStart"/>
-      <w:r>
-        <w:t>numThread</w:t>
-      </w:r>
-      <w:proofErr w:type="spellEnd"/>
-      <w:r>
-        <w:t xml:space="preserve"> == 0 ) {</w:t>
-      </w:r>
-    </w:p>
-    <w:p>
-      <w:pPr>
-        <w:widowControl/>
-        <w:shd w:val="clear" w:color="auto" w:fill="1F1F1F"/>
-        <w:wordWrap/>
-        <w:autoSpaceDE/>
-        <w:autoSpaceDN/>
-        <w:spacing w:after="0" w:line="285" w:lineRule="atLeast"/>
-        <w:jc w:val="left"/>
-      </w:pPr>
-      <w:r>
-        <w:tab/>
-      </w:r>
-      <w:r>
-        <w:tab/>
-      </w:r>
-      <w:r>
-        <w:tab/>
-        <w:t>throw std::</w:t>
-      </w:r>
-      <w:proofErr w:type="spellStart"/>
-      <w:r>
-        <w:t>runtime_error</w:t>
-      </w:r>
-      <w:proofErr w:type="spellEnd"/>
-      <w:r>
-        <w:t>( "</w:t>
-      </w:r>
-      <w:proofErr w:type="spellStart"/>
-      <w:r>
-        <w:t>ThreadPool</w:t>
-      </w:r>
-      <w:proofErr w:type="spellEnd"/>
-      <w:r>
-        <w:t xml:space="preserve">: </w:t>
-      </w:r>
-      <w:proofErr w:type="spellStart"/>
-      <w:r>
-        <w:t>numThread</w:t>
-      </w:r>
-      <w:proofErr w:type="spellEnd"/>
-      <w:r>
-        <w:t xml:space="preserve"> is 0" );</w:t>
+        <w:t>if ( numThread == 0 ) {</w:t>
+      </w:r>
+    </w:p>
+    <w:p>
+      <w:pPr>
+        <w:widowControl/>
+        <w:shd w:val="clear" w:color="auto" w:fill="1F1F1F"/>
+        <w:wordWrap/>
+        <w:autoSpaceDE/>
+        <w:autoSpaceDN/>
+        <w:spacing w:after="0" w:line="285" w:lineRule="atLeast"/>
+        <w:jc w:val="left"/>
+      </w:pPr>
+      <w:r>
+        <w:tab/>
+      </w:r>
+      <w:r>
+        <w:tab/>
+      </w:r>
+      <w:r>
+        <w:tab/>
+        <w:t>throw std::runtime_error( "ThreadPool: numThread is 0" );</w:t>
       </w:r>
     </w:p>
     <w:p>
@@ -2603,70 +1888,917 @@
       </w:r>
       <w:r>
         <w:tab/>
-      </w:r>
-      <w:proofErr w:type="spellStart"/>
-      <w:r>
-        <w:t>workerThreads</w:t>
-      </w:r>
-      <w:proofErr w:type="spellEnd"/>
-      <w:r>
-        <w:t xml:space="preserve">_.reserve( </w:t>
-      </w:r>
-      <w:proofErr w:type="spellStart"/>
-      <w:r>
-        <w:t>numThread</w:t>
-      </w:r>
-      <w:proofErr w:type="spellEnd"/>
-      <w:r>
-        <w:t xml:space="preserve"> );</w:t>
-      </w:r>
-    </w:p>
-    <w:p>
-      <w:pPr>
-        <w:widowControl/>
-        <w:shd w:val="clear" w:color="auto" w:fill="1F1F1F"/>
-        <w:wordWrap/>
-        <w:autoSpaceDE/>
-        <w:autoSpaceDN/>
-        <w:spacing w:after="0" w:line="285" w:lineRule="atLeast"/>
-        <w:jc w:val="left"/>
-      </w:pPr>
-      <w:r>
-        <w:tab/>
-      </w:r>
-      <w:r>
-        <w:tab/>
-        <w:t xml:space="preserve">for ( auto </w:t>
-      </w:r>
-      <w:proofErr w:type="spellStart"/>
-      <w:r>
-        <w:t>i</w:t>
-      </w:r>
-      <w:proofErr w:type="spellEnd"/>
-      <w:r>
-        <w:t xml:space="preserve"> = 0; </w:t>
-      </w:r>
-      <w:proofErr w:type="spellStart"/>
-      <w:r>
-        <w:t>i</w:t>
-      </w:r>
-      <w:proofErr w:type="spellEnd"/>
-      <w:r>
-        <w:t xml:space="preserve"> &lt; </w:t>
-      </w:r>
-      <w:proofErr w:type="spellStart"/>
-      <w:r>
-        <w:t>numThread</w:t>
-      </w:r>
-      <w:proofErr w:type="spellEnd"/>
-      <w:r>
-        <w:t>; ++</w:t>
-      </w:r>
-      <w:proofErr w:type="spellStart"/>
-      <w:r>
-        <w:t>i</w:t>
-      </w:r>
-      <w:proofErr w:type="spellEnd"/>
+        <w:t>workerThreads_.reserve( numThread );</w:t>
+      </w:r>
+    </w:p>
+    <w:p>
+      <w:pPr>
+        <w:widowControl/>
+        <w:shd w:val="clear" w:color="auto" w:fill="1F1F1F"/>
+        <w:wordWrap/>
+        <w:autoSpaceDE/>
+        <w:autoSpaceDN/>
+        <w:spacing w:after="0" w:line="285" w:lineRule="atLeast"/>
+        <w:jc w:val="left"/>
+      </w:pPr>
+      <w:r>
+        <w:tab/>
+      </w:r>
+      <w:r>
+        <w:tab/>
+        <w:t>for ( auto i = 0; i &lt; numThread; ++i ) {</w:t>
+      </w:r>
+    </w:p>
+    <w:p>
+      <w:pPr>
+        <w:widowControl/>
+        <w:shd w:val="clear" w:color="auto" w:fill="1F1F1F"/>
+        <w:wordWrap/>
+        <w:autoSpaceDE/>
+        <w:autoSpaceDN/>
+        <w:spacing w:after="0" w:line="285" w:lineRule="atLeast"/>
+        <w:jc w:val="left"/>
+      </w:pPr>
+      <w:r>
+        <w:tab/>
+      </w:r>
+      <w:r>
+        <w:tab/>
+      </w:r>
+      <w:r>
+        <w:tab/>
+        <w:t>workerThreads_.emplace_back( [this]( ) {</w:t>
+      </w:r>
+    </w:p>
+    <w:p>
+      <w:pPr>
+        <w:widowControl/>
+        <w:shd w:val="clear" w:color="auto" w:fill="1F1F1F"/>
+        <w:wordWrap/>
+        <w:autoSpaceDE/>
+        <w:autoSpaceDN/>
+        <w:spacing w:after="0" w:line="285" w:lineRule="atLeast"/>
+        <w:jc w:val="left"/>
+      </w:pPr>
+      <w:r>
+        <w:tab/>
+      </w:r>
+      <w:r>
+        <w:tab/>
+      </w:r>
+      <w:r>
+        <w:tab/>
+      </w:r>
+      <w:r>
+        <w:tab/>
+        <w:t>this-&gt;workerThread( );</w:t>
+      </w:r>
+    </w:p>
+    <w:p>
+      <w:pPr>
+        <w:widowControl/>
+        <w:shd w:val="clear" w:color="auto" w:fill="1F1F1F"/>
+        <w:wordWrap/>
+        <w:autoSpaceDE/>
+        <w:autoSpaceDN/>
+        <w:spacing w:after="0" w:line="285" w:lineRule="atLeast"/>
+        <w:jc w:val="left"/>
+      </w:pPr>
+      <w:r>
+        <w:tab/>
+      </w:r>
+      <w:r>
+        <w:tab/>
+      </w:r>
+      <w:r>
+        <w:tab/>
+        <w:t>} );</w:t>
+      </w:r>
+    </w:p>
+    <w:p>
+      <w:pPr>
+        <w:widowControl/>
+        <w:shd w:val="clear" w:color="auto" w:fill="1F1F1F"/>
+        <w:wordWrap/>
+        <w:autoSpaceDE/>
+        <w:autoSpaceDN/>
+        <w:spacing w:after="0" w:line="285" w:lineRule="atLeast"/>
+        <w:jc w:val="left"/>
+      </w:pPr>
+      <w:r>
+        <w:tab/>
+      </w:r>
+      <w:r>
+        <w:tab/>
+        <w:t>}</w:t>
+      </w:r>
+    </w:p>
+    <w:p>
+      <w:pPr>
+        <w:widowControl/>
+        <w:shd w:val="clear" w:color="auto" w:fill="1F1F1F"/>
+        <w:wordWrap/>
+        <w:autoSpaceDE/>
+        <w:autoSpaceDN/>
+        <w:spacing w:after="0" w:line="285" w:lineRule="atLeast"/>
+        <w:jc w:val="left"/>
+      </w:pPr>
+      <w:r>
+        <w:tab/>
+        <w:t>}</w:t>
+      </w:r>
+    </w:p>
+    <w:p>
+      <w:pPr>
+        <w:widowControl/>
+        <w:shd w:val="clear" w:color="auto" w:fill="1F1F1F"/>
+        <w:wordWrap/>
+        <w:autoSpaceDE/>
+        <w:autoSpaceDN/>
+        <w:spacing w:after="0" w:line="285" w:lineRule="atLeast"/>
+        <w:jc w:val="left"/>
+      </w:pPr>
+    </w:p>
+    <w:p>
+      <w:pPr>
+        <w:widowControl/>
+        <w:shd w:val="clear" w:color="auto" w:fill="1F1F1F"/>
+        <w:wordWrap/>
+        <w:autoSpaceDE/>
+        <w:autoSpaceDN/>
+        <w:spacing w:after="0" w:line="285" w:lineRule="atLeast"/>
+        <w:jc w:val="left"/>
+      </w:pPr>
+      <w:r>
+        <w:tab/>
+        <w:t>ThreadPool( const ThreadPool&amp; ) = delete;</w:t>
+      </w:r>
+    </w:p>
+    <w:p>
+      <w:pPr>
+        <w:widowControl/>
+        <w:shd w:val="clear" w:color="auto" w:fill="1F1F1F"/>
+        <w:wordWrap/>
+        <w:autoSpaceDE/>
+        <w:autoSpaceDN/>
+        <w:spacing w:after="0" w:line="285" w:lineRule="atLeast"/>
+        <w:jc w:val="left"/>
+      </w:pPr>
+      <w:r>
+        <w:tab/>
+        <w:t>ThreadPool( ThreadPool&amp;&amp; ) noexcept = delete;</w:t>
+      </w:r>
+    </w:p>
+    <w:p>
+      <w:pPr>
+        <w:widowControl/>
+        <w:shd w:val="clear" w:color="auto" w:fill="1F1F1F"/>
+        <w:wordWrap/>
+        <w:autoSpaceDE/>
+        <w:autoSpaceDN/>
+        <w:spacing w:after="0" w:line="285" w:lineRule="atLeast"/>
+        <w:jc w:val="left"/>
+      </w:pPr>
+      <w:r>
+        <w:tab/>
+        <w:t>ThreadPool&amp; operator=( const ThreadPool&amp; ) = delete;</w:t>
+      </w:r>
+    </w:p>
+    <w:p>
+      <w:pPr>
+        <w:widowControl/>
+        <w:shd w:val="clear" w:color="auto" w:fill="1F1F1F"/>
+        <w:wordWrap/>
+        <w:autoSpaceDE/>
+        <w:autoSpaceDN/>
+        <w:spacing w:after="0" w:line="285" w:lineRule="atLeast"/>
+        <w:jc w:val="left"/>
+      </w:pPr>
+      <w:r>
+        <w:tab/>
+        <w:t>ThreadPool&amp; operator=( ThreadPool&amp;&amp; ) noexcept = delete;</w:t>
+      </w:r>
+    </w:p>
+    <w:p>
+      <w:pPr>
+        <w:widowControl/>
+        <w:shd w:val="clear" w:color="auto" w:fill="1F1F1F"/>
+        <w:wordWrap/>
+        <w:autoSpaceDE/>
+        <w:autoSpaceDN/>
+        <w:spacing w:after="0" w:line="285" w:lineRule="atLeast"/>
+        <w:jc w:val="left"/>
+      </w:pPr>
+    </w:p>
+    <w:p>
+      <w:pPr>
+        <w:widowControl/>
+        <w:shd w:val="clear" w:color="auto" w:fill="1F1F1F"/>
+        <w:wordWrap/>
+        <w:autoSpaceDE/>
+        <w:autoSpaceDN/>
+        <w:spacing w:after="0" w:line="285" w:lineRule="atLeast"/>
+        <w:jc w:val="left"/>
+      </w:pPr>
+      <w:r>
+        <w:tab/>
+        <w:t>~ThreadPool( ) {</w:t>
+      </w:r>
+    </w:p>
+    <w:p>
+      <w:pPr>
+        <w:widowControl/>
+        <w:shd w:val="clear" w:color="auto" w:fill="1F1F1F"/>
+        <w:wordWrap/>
+        <w:autoSpaceDE/>
+        <w:autoSpaceDN/>
+        <w:spacing w:after="0" w:line="285" w:lineRule="atLeast"/>
+        <w:jc w:val="left"/>
+      </w:pPr>
+      <w:r>
+        <w:tab/>
+      </w:r>
+      <w:r>
+        <w:tab/>
+        <w:t>stop_.store( true );</w:t>
+      </w:r>
+    </w:p>
+    <w:p>
+      <w:pPr>
+        <w:widowControl/>
+        <w:shd w:val="clear" w:color="auto" w:fill="1F1F1F"/>
+        <w:wordWrap/>
+        <w:autoSpaceDE/>
+        <w:autoSpaceDN/>
+        <w:spacing w:after="0" w:line="285" w:lineRule="atLeast"/>
+        <w:jc w:val="left"/>
+      </w:pPr>
+    </w:p>
+    <w:p>
+      <w:pPr>
+        <w:widowControl/>
+        <w:shd w:val="clear" w:color="auto" w:fill="1F1F1F"/>
+        <w:wordWrap/>
+        <w:autoSpaceDE/>
+        <w:autoSpaceDN/>
+        <w:spacing w:after="0" w:line="285" w:lineRule="atLeast"/>
+        <w:jc w:val="left"/>
+      </w:pPr>
+      <w:r>
+        <w:tab/>
+      </w:r>
+      <w:r>
+        <w:tab/>
+        <w:t>for ( auto&amp; thread : workerThreads_ ) {</w:t>
+      </w:r>
+    </w:p>
+    <w:p>
+      <w:pPr>
+        <w:widowControl/>
+        <w:shd w:val="clear" w:color="auto" w:fill="1F1F1F"/>
+        <w:wordWrap/>
+        <w:autoSpaceDE/>
+        <w:autoSpaceDN/>
+        <w:spacing w:after="0" w:line="285" w:lineRule="atLeast"/>
+        <w:jc w:val="left"/>
+      </w:pPr>
+      <w:r>
+        <w:tab/>
+      </w:r>
+      <w:r>
+        <w:tab/>
+      </w:r>
+      <w:r>
+        <w:tab/>
+        <w:t>thread.join( );</w:t>
+      </w:r>
+    </w:p>
+    <w:p>
+      <w:pPr>
+        <w:widowControl/>
+        <w:shd w:val="clear" w:color="auto" w:fill="1F1F1F"/>
+        <w:wordWrap/>
+        <w:autoSpaceDE/>
+        <w:autoSpaceDN/>
+        <w:spacing w:after="0" w:line="285" w:lineRule="atLeast"/>
+        <w:jc w:val="left"/>
+      </w:pPr>
+      <w:r>
+        <w:tab/>
+      </w:r>
+      <w:r>
+        <w:tab/>
+        <w:t>}</w:t>
+      </w:r>
+    </w:p>
+    <w:p>
+      <w:pPr>
+        <w:widowControl/>
+        <w:shd w:val="clear" w:color="auto" w:fill="1F1F1F"/>
+        <w:wordWrap/>
+        <w:autoSpaceDE/>
+        <w:autoSpaceDN/>
+        <w:spacing w:after="0" w:line="285" w:lineRule="atLeast"/>
+        <w:jc w:val="left"/>
+      </w:pPr>
+      <w:r>
+        <w:tab/>
+        <w:t>}</w:t>
+      </w:r>
+    </w:p>
+    <w:p>
+      <w:pPr>
+        <w:widowControl/>
+        <w:wordWrap/>
+        <w:autoSpaceDE/>
+        <w:autoSpaceDN/>
+      </w:pPr>
+      <w:r>
+        <w:br w:type="page"/>
+      </w:r>
+    </w:p>
+    <w:p>
+      <w:pPr>
+        <w:widowControl/>
+        <w:shd w:val="clear" w:color="auto" w:fill="1F1F1F"/>
+        <w:wordWrap/>
+        <w:autoSpaceDE/>
+        <w:autoSpaceDN/>
+        <w:spacing w:after="0" w:line="285" w:lineRule="atLeast"/>
+        <w:jc w:val="left"/>
+      </w:pPr>
+      <w:r>
+        <w:lastRenderedPageBreak/>
+        <w:tab/>
+        <w:t>template&lt;class F, class... Args&gt;</w:t>
+      </w:r>
+    </w:p>
+    <w:p>
+      <w:pPr>
+        <w:widowControl/>
+        <w:shd w:val="clear" w:color="auto" w:fill="1F1F1F"/>
+        <w:wordWrap/>
+        <w:autoSpaceDE/>
+        <w:autoSpaceDN/>
+        <w:spacing w:after="0" w:line="285" w:lineRule="atLeast"/>
+        <w:jc w:val="left"/>
+      </w:pPr>
+      <w:r>
+        <w:tab/>
+        <w:t>std::future&lt; std::invoke_result_t&lt;F, Args...&gt; &gt; enqueueJob( F&amp;&amp; f, Args&amp;&amp;... args ) {</w:t>
+      </w:r>
+    </w:p>
+    <w:p>
+      <w:pPr>
+        <w:widowControl/>
+        <w:shd w:val="clear" w:color="auto" w:fill="1F1F1F"/>
+        <w:wordWrap/>
+        <w:autoSpaceDE/>
+        <w:autoSpaceDN/>
+        <w:spacing w:after="0" w:line="285" w:lineRule="atLeast"/>
+        <w:jc w:val="left"/>
+      </w:pPr>
+      <w:r>
+        <w:tab/>
+      </w:r>
+      <w:r>
+        <w:tab/>
+        <w:t>if ( stop_.load( ) ) {</w:t>
+      </w:r>
+    </w:p>
+    <w:p>
+      <w:pPr>
+        <w:widowControl/>
+        <w:shd w:val="clear" w:color="auto" w:fill="1F1F1F"/>
+        <w:wordWrap/>
+        <w:autoSpaceDE/>
+        <w:autoSpaceDN/>
+        <w:spacing w:after="0" w:line="285" w:lineRule="atLeast"/>
+        <w:jc w:val="left"/>
+      </w:pPr>
+      <w:r>
+        <w:tab/>
+      </w:r>
+      <w:r>
+        <w:tab/>
+      </w:r>
+      <w:r>
+        <w:tab/>
+        <w:t>throw std::runtime_error( "ThreadPool is stopped" );</w:t>
+      </w:r>
+    </w:p>
+    <w:p>
+      <w:pPr>
+        <w:widowControl/>
+        <w:shd w:val="clear" w:color="auto" w:fill="1F1F1F"/>
+        <w:wordWrap/>
+        <w:autoSpaceDE/>
+        <w:autoSpaceDN/>
+        <w:spacing w:after="0" w:line="285" w:lineRule="atLeast"/>
+        <w:jc w:val="left"/>
+      </w:pPr>
+      <w:r>
+        <w:tab/>
+      </w:r>
+      <w:r>
+        <w:tab/>
+        <w:t>}</w:t>
+      </w:r>
+    </w:p>
+    <w:p>
+      <w:pPr>
+        <w:widowControl/>
+        <w:shd w:val="clear" w:color="auto" w:fill="1F1F1F"/>
+        <w:wordWrap/>
+        <w:autoSpaceDE/>
+        <w:autoSpaceDN/>
+        <w:spacing w:after="0" w:line="285" w:lineRule="atLeast"/>
+        <w:jc w:val="left"/>
+      </w:pPr>
+    </w:p>
+    <w:p>
+      <w:pPr>
+        <w:widowControl/>
+        <w:shd w:val="clear" w:color="auto" w:fill="1F1F1F"/>
+        <w:wordWrap/>
+        <w:autoSpaceDE/>
+        <w:autoSpaceDN/>
+        <w:spacing w:after="0" w:line="285" w:lineRule="atLeast"/>
+        <w:jc w:val="left"/>
+      </w:pPr>
+      <w:r>
+        <w:tab/>
+      </w:r>
+      <w:r>
+        <w:tab/>
+        <w:t>using returnType = std::invoke_result_t&lt;F, Args...&gt;;</w:t>
+      </w:r>
+    </w:p>
+    <w:p>
+      <w:pPr>
+        <w:widowControl/>
+        <w:shd w:val="clear" w:color="auto" w:fill="1F1F1F"/>
+        <w:wordWrap/>
+        <w:autoSpaceDE/>
+        <w:autoSpaceDN/>
+        <w:spacing w:after="0" w:line="285" w:lineRule="atLeast"/>
+        <w:jc w:val="left"/>
+      </w:pPr>
+      <w:r>
+        <w:tab/>
+      </w:r>
+      <w:r>
+        <w:tab/>
+        <w:t xml:space="preserve">auto job = std::make_shared&lt; std::packaged_task&lt;returnType( )&gt; &gt;( </w:t>
+      </w:r>
+    </w:p>
+    <w:p>
+      <w:pPr>
+        <w:widowControl/>
+        <w:shd w:val="clear" w:color="auto" w:fill="1F1F1F"/>
+        <w:wordWrap/>
+        <w:autoSpaceDE/>
+        <w:autoSpaceDN/>
+        <w:spacing w:after="0" w:line="285" w:lineRule="atLeast"/>
+        <w:jc w:val="left"/>
+      </w:pPr>
+      <w:r>
+        <w:tab/>
+      </w:r>
+      <w:r>
+        <w:tab/>
+      </w:r>
+      <w:r>
+        <w:tab/>
+        <w:t>std::bind( std::forward&lt;F&gt;( f ), std::forward&lt;Args&gt;( args )... ) );</w:t>
+      </w:r>
+    </w:p>
+    <w:p>
+      <w:pPr>
+        <w:widowControl/>
+        <w:shd w:val="clear" w:color="auto" w:fill="1F1F1F"/>
+        <w:wordWrap/>
+        <w:autoSpaceDE/>
+        <w:autoSpaceDN/>
+        <w:spacing w:after="0" w:line="285" w:lineRule="atLeast"/>
+        <w:jc w:val="left"/>
+      </w:pPr>
+    </w:p>
+    <w:p>
+      <w:pPr>
+        <w:widowControl/>
+        <w:shd w:val="clear" w:color="auto" w:fill="1F1F1F"/>
+        <w:wordWrap/>
+        <w:autoSpaceDE/>
+        <w:autoSpaceDN/>
+        <w:spacing w:after="0" w:line="285" w:lineRule="atLeast"/>
+        <w:jc w:val="left"/>
+      </w:pPr>
+      <w:r>
+        <w:tab/>
+      </w:r>
+      <w:r>
+        <w:tab/>
+        <w:t>auto jobResultFuture = job-&gt;get_future( );</w:t>
+      </w:r>
+    </w:p>
+    <w:p>
+      <w:pPr>
+        <w:widowControl/>
+        <w:shd w:val="clear" w:color="auto" w:fill="1F1F1F"/>
+        <w:wordWrap/>
+        <w:autoSpaceDE/>
+        <w:autoSpaceDN/>
+        <w:spacing w:after="0" w:line="285" w:lineRule="atLeast"/>
+        <w:jc w:val="left"/>
+      </w:pPr>
+      <w:r>
+        <w:tab/>
+      </w:r>
+      <w:r>
+        <w:tab/>
+      </w:r>
+    </w:p>
+    <w:p>
+      <w:pPr>
+        <w:widowControl/>
+        <w:shd w:val="clear" w:color="auto" w:fill="1F1F1F"/>
+        <w:wordWrap/>
+        <w:autoSpaceDE/>
+        <w:autoSpaceDN/>
+        <w:spacing w:after="0" w:line="285" w:lineRule="atLeast"/>
+        <w:jc w:val="left"/>
+      </w:pPr>
+      <w:r>
+        <w:tab/>
+      </w:r>
+      <w:r>
+        <w:tab/>
+      </w:r>
+      <w:r>
+        <w:rPr>
+          <w:rFonts w:hint="eastAsia"/>
+        </w:rPr>
+        <w:t>{</w:t>
+      </w:r>
+    </w:p>
+    <w:p>
+      <w:pPr>
+        <w:widowControl/>
+        <w:shd w:val="clear" w:color="auto" w:fill="1F1F1F"/>
+        <w:wordWrap/>
+        <w:autoSpaceDE/>
+        <w:autoSpaceDN/>
+        <w:spacing w:after="0" w:line="285" w:lineRule="atLeast"/>
+        <w:jc w:val="left"/>
+      </w:pPr>
+      <w:r>
+        <w:tab/>
+      </w:r>
+      <w:r>
+        <w:tab/>
+      </w:r>
+      <w:r>
+        <w:tab/>
+      </w:r>
+      <w:r>
+        <w:rPr>
+          <w:rFonts w:hint="eastAsia"/>
+        </w:rPr>
+        <w:t>auto lock = std::lock_guard&lt;std::mutex&gt;(mtxJob</w:t>
+      </w:r>
+      <w:r>
+        <w:rPr>
+          <w:rFonts w:hint="eastAsia"/>
+        </w:rPr>
+        <w:t>_</w:t>
+      </w:r>
+      <w:r>
+        <w:rPr>
+          <w:rFonts w:hint="eastAsia"/>
+        </w:rPr>
+        <w:t>);</w:t>
+      </w:r>
+    </w:p>
+    <w:p>
+      <w:pPr>
+        <w:widowControl/>
+        <w:shd w:val="clear" w:color="auto" w:fill="1F1F1F"/>
+        <w:wordWrap/>
+        <w:autoSpaceDE/>
+        <w:autoSpaceDN/>
+        <w:spacing w:after="0" w:line="285" w:lineRule="atLeast"/>
+        <w:jc w:val="left"/>
+      </w:pPr>
+      <w:r>
+        <w:tab/>
+      </w:r>
+      <w:r>
+        <w:tab/>
+      </w:r>
+      <w:r>
+        <w:tab/>
+      </w:r>
+      <w:r>
+        <w:rPr>
+          <w:rFonts w:hint="eastAsia"/>
+        </w:rPr>
+        <w:t>jobs_.push([job](){ (</w:t>
+      </w:r>
+      <w:r>
+        <w:rPr>
+          <w:rFonts w:hint="eastAsia"/>
+        </w:rPr>
+        <w:t>*</w:t>
+      </w:r>
+      <w:r>
+        <w:rPr>
+          <w:rFonts w:hint="eastAsia"/>
+        </w:rPr>
+        <w:t>job)(); });</w:t>
+      </w:r>
+    </w:p>
+    <w:p>
+      <w:pPr>
+        <w:widowControl/>
+        <w:shd w:val="clear" w:color="auto" w:fill="1F1F1F"/>
+        <w:wordWrap/>
+        <w:autoSpaceDE/>
+        <w:autoSpaceDN/>
+        <w:spacing w:after="0" w:line="285" w:lineRule="atLeast"/>
+        <w:jc w:val="left"/>
+      </w:pPr>
+      <w:r>
+        <w:tab/>
+      </w:r>
+      <w:r>
+        <w:tab/>
+      </w:r>
+      <w:r>
+        <w:rPr>
+          <w:rFonts w:hint="eastAsia"/>
+        </w:rPr>
+        <w:t>}</w:t>
+      </w:r>
+    </w:p>
+    <w:p>
+      <w:pPr>
+        <w:widowControl/>
+        <w:shd w:val="clear" w:color="auto" w:fill="1F1F1F"/>
+        <w:wordWrap/>
+        <w:autoSpaceDE/>
+        <w:autoSpaceDN/>
+        <w:spacing w:after="0" w:line="285" w:lineRule="atLeast"/>
+        <w:jc w:val="left"/>
+      </w:pPr>
+      <w:r>
+        <w:tab/>
+      </w:r>
+      <w:r>
+        <w:tab/>
+      </w:r>
+      <w:r>
+        <w:rPr>
+          <w:rFonts w:hint="eastAsia"/>
+        </w:rPr>
+        <w:t>cvJob_.notify_one();</w:t>
+      </w:r>
+    </w:p>
+    <w:p>
+      <w:pPr>
+        <w:widowControl/>
+        <w:shd w:val="clear" w:color="auto" w:fill="1F1F1F"/>
+        <w:wordWrap/>
+        <w:autoSpaceDE/>
+        <w:autoSpaceDN/>
+        <w:spacing w:after="0" w:line="285" w:lineRule="atLeast"/>
+        <w:jc w:val="left"/>
+      </w:pPr>
+    </w:p>
+    <w:p>
+      <w:pPr>
+        <w:widowControl/>
+        <w:shd w:val="clear" w:color="auto" w:fill="1F1F1F"/>
+        <w:wordWrap/>
+        <w:autoSpaceDE/>
+        <w:autoSpaceDN/>
+        <w:spacing w:after="0" w:line="285" w:lineRule="atLeast"/>
+        <w:jc w:val="left"/>
+      </w:pPr>
+      <w:r>
+        <w:tab/>
+      </w:r>
+      <w:r>
+        <w:tab/>
+        <w:t>return jobResultFuture;</w:t>
+      </w:r>
+    </w:p>
+    <w:p>
+      <w:pPr>
+        <w:widowControl/>
+        <w:shd w:val="clear" w:color="auto" w:fill="1F1F1F"/>
+        <w:wordWrap/>
+        <w:autoSpaceDE/>
+        <w:autoSpaceDN/>
+        <w:spacing w:after="0" w:line="285" w:lineRule="atLeast"/>
+        <w:jc w:val="left"/>
+      </w:pPr>
+      <w:r>
+        <w:tab/>
+        <w:t>}</w:t>
+      </w:r>
+    </w:p>
+    <w:p>
+      <w:pPr>
+        <w:widowControl/>
+        <w:shd w:val="clear" w:color="auto" w:fill="1F1F1F"/>
+        <w:wordWrap/>
+        <w:autoSpaceDE/>
+        <w:autoSpaceDN/>
+        <w:spacing w:after="0" w:line="285" w:lineRule="atLeast"/>
+        <w:jc w:val="left"/>
+      </w:pPr>
+    </w:p>
+    <w:p>
+      <w:pPr>
+        <w:widowControl/>
+        <w:shd w:val="clear" w:color="auto" w:fill="1F1F1F"/>
+        <w:wordWrap/>
+        <w:autoSpaceDE/>
+        <w:autoSpaceDN/>
+        <w:spacing w:after="0" w:line="285" w:lineRule="atLeast"/>
+        <w:jc w:val="left"/>
+      </w:pPr>
+      <w:r>
+        <w:t>private:</w:t>
+      </w:r>
+    </w:p>
+    <w:p>
+      <w:pPr>
+        <w:widowControl/>
+        <w:shd w:val="clear" w:color="auto" w:fill="1F1F1F"/>
+        <w:wordWrap/>
+        <w:autoSpaceDE/>
+        <w:autoSpaceDN/>
+        <w:spacing w:after="0" w:line="285" w:lineRule="atLeast"/>
+        <w:jc w:val="left"/>
+      </w:pPr>
+      <w:r>
+        <w:tab/>
+        <w:t>uint8 numThread_;</w:t>
+      </w:r>
+    </w:p>
+    <w:p>
+      <w:pPr>
+        <w:widowControl/>
+        <w:shd w:val="clear" w:color="auto" w:fill="1F1F1F"/>
+        <w:wordWrap/>
+        <w:autoSpaceDE/>
+        <w:autoSpaceDN/>
+        <w:spacing w:after="0" w:line="285" w:lineRule="atLeast"/>
+        <w:jc w:val="left"/>
+      </w:pPr>
+      <w:r>
+        <w:tab/>
+        <w:t>std::vector&lt;std::thread&gt; workerThreads_;</w:t>
+      </w:r>
+    </w:p>
+    <w:p>
+      <w:pPr>
+        <w:widowControl/>
+        <w:shd w:val="clear" w:color="auto" w:fill="1F1F1F"/>
+        <w:wordWrap/>
+        <w:autoSpaceDE/>
+        <w:autoSpaceDN/>
+        <w:spacing w:after="0" w:line="285" w:lineRule="atLeast"/>
+        <w:ind w:firstLine="800"/>
+        <w:jc w:val="left"/>
+      </w:pPr>
+      <w:r>
+        <w:rPr>
+          <w:rFonts w:hint="eastAsia"/>
+        </w:rPr>
+        <w:t>std::q</w:t>
+      </w:r>
+      <w:r>
+        <w:t>ueue&lt; std::function&lt;void( )&gt; &gt; jobs_;</w:t>
+      </w:r>
+    </w:p>
+    <w:p>
+      <w:pPr>
+        <w:widowControl/>
+        <w:shd w:val="clear" w:color="auto" w:fill="1F1F1F"/>
+        <w:wordWrap/>
+        <w:autoSpaceDE/>
+        <w:autoSpaceDN/>
+        <w:spacing w:after="0" w:line="285" w:lineRule="atLeast"/>
+        <w:jc w:val="left"/>
+      </w:pPr>
+      <w:r>
+        <w:tab/>
+        <w:t>std::atomic_bool stop_;</w:t>
+      </w:r>
+    </w:p>
+    <w:p>
+      <w:pPr>
+        <w:widowControl/>
+        <w:shd w:val="clear" w:color="auto" w:fill="1F1F1F"/>
+        <w:wordWrap/>
+        <w:autoSpaceDE/>
+        <w:autoSpaceDN/>
+        <w:spacing w:after="0" w:line="285" w:lineRule="atLeast"/>
+        <w:jc w:val="left"/>
+      </w:pPr>
+      <w:r>
+        <w:tab/>
+      </w:r>
+      <w:r>
+        <w:rPr>
+          <w:rFonts w:hint="eastAsia"/>
+        </w:rPr>
+        <w:t>std::condition_variable cvJobs_;</w:t>
+      </w:r>
+    </w:p>
+    <w:p>
+      <w:pPr>
+        <w:widowControl/>
+        <w:shd w:val="clear" w:color="auto" w:fill="1F1F1F"/>
+        <w:wordWrap/>
+        <w:autoSpaceDE/>
+        <w:autoSpaceDN/>
+        <w:spacing w:after="0" w:line="285" w:lineRule="atLeast"/>
+        <w:jc w:val="left"/>
+      </w:pPr>
+      <w:r>
+        <w:tab/>
+      </w:r>
+      <w:r>
+        <w:rPr>
+          <w:rFonts w:hint="eastAsia"/>
+        </w:rPr>
+        <w:t>std::mutex mtxJob_;</w:t>
+      </w:r>
+    </w:p>
+    <w:p>
+      <w:pPr>
+        <w:widowControl/>
+        <w:wordWrap/>
+        <w:autoSpaceDE/>
+        <w:autoSpaceDN/>
+      </w:pPr>
+      <w:r>
+        <w:br w:type="page"/>
+      </w:r>
+    </w:p>
+    <w:p>
+      <w:pPr>
+        <w:widowControl/>
+        <w:shd w:val="clear" w:color="auto" w:fill="1F1F1F"/>
+        <w:wordWrap/>
+        <w:autoSpaceDE/>
+        <w:autoSpaceDN/>
+        <w:spacing w:after="0" w:line="285" w:lineRule="atLeast"/>
+        <w:jc w:val="left"/>
+      </w:pPr>
+    </w:p>
+    <w:p>
+      <w:pPr>
+        <w:widowControl/>
+        <w:shd w:val="clear" w:color="auto" w:fill="1F1F1F"/>
+        <w:wordWrap/>
+        <w:autoSpaceDE/>
+        <w:autoSpaceDN/>
+        <w:spacing w:after="0" w:line="285" w:lineRule="atLeast"/>
+        <w:jc w:val="left"/>
+      </w:pPr>
+      <w:r>
+        <w:tab/>
+        <w:t>void workerThread( ) {</w:t>
+      </w:r>
+    </w:p>
+    <w:p>
+      <w:pPr>
+        <w:widowControl/>
+        <w:shd w:val="clear" w:color="auto" w:fill="1F1F1F"/>
+        <w:wordWrap/>
+        <w:autoSpaceDE/>
+        <w:autoSpaceDN/>
+        <w:spacing w:after="0" w:line="285" w:lineRule="atLeast"/>
+        <w:jc w:val="left"/>
+      </w:pPr>
+      <w:r>
+        <w:tab/>
+      </w:r>
+      <w:r>
+        <w:tab/>
+        <w:t xml:space="preserve">while ( </w:t>
+      </w:r>
+      <w:r>
+        <w:rPr>
+          <w:rFonts w:hint="eastAsia"/>
+        </w:rPr>
+        <w:t>true</w:t>
+      </w:r>
       <w:r>
         <w:t xml:space="preserve"> ) {</w:t>
       </w:r>
@@ -2690,91 +2822,153 @@
       <w:r>
         <w:tab/>
       </w:r>
-      <w:proofErr w:type="spellStart"/>
-      <w:r>
-        <w:t>workerThreads</w:t>
-      </w:r>
-      <w:proofErr w:type="spellEnd"/>
-      <w:r>
-        <w:t>_.</w:t>
-      </w:r>
-      <w:proofErr w:type="spellStart"/>
-      <w:r>
-        <w:t>emplace_back</w:t>
-      </w:r>
-      <w:proofErr w:type="spellEnd"/>
-      <w:r>
-        <w:t>( [this]( ) {</w:t>
-      </w:r>
-    </w:p>
-    <w:p>
-      <w:pPr>
-        <w:widowControl/>
-        <w:shd w:val="clear" w:color="auto" w:fill="1F1F1F"/>
-        <w:wordWrap/>
-        <w:autoSpaceDE/>
-        <w:autoSpaceDN/>
-        <w:spacing w:after="0" w:line="285" w:lineRule="atLeast"/>
-        <w:jc w:val="left"/>
-      </w:pPr>
-      <w:r>
-        <w:tab/>
-      </w:r>
-      <w:r>
-        <w:tab/>
-      </w:r>
-      <w:r>
-        <w:tab/>
-      </w:r>
-      <w:r>
-        <w:tab/>
-        <w:t>this-&gt;</w:t>
-      </w:r>
-      <w:proofErr w:type="spellStart"/>
-      <w:r>
-        <w:t>workerThread</w:t>
-      </w:r>
-      <w:proofErr w:type="spellEnd"/>
-      <w:r>
-        <w:t>( );</w:t>
-      </w:r>
-    </w:p>
-    <w:p>
-      <w:pPr>
-        <w:widowControl/>
-        <w:shd w:val="clear" w:color="auto" w:fill="1F1F1F"/>
-        <w:wordWrap/>
-        <w:autoSpaceDE/>
-        <w:autoSpaceDN/>
-        <w:spacing w:after="0" w:line="285" w:lineRule="atLeast"/>
-        <w:jc w:val="left"/>
-      </w:pPr>
-      <w:r>
-        <w:tab/>
-      </w:r>
-      <w:r>
-        <w:tab/>
-      </w:r>
-      <w:r>
-        <w:tab/>
-        <w:t>} );</w:t>
-      </w:r>
-    </w:p>
-    <w:p>
-      <w:pPr>
-        <w:widowControl/>
-        <w:shd w:val="clear" w:color="auto" w:fill="1F1F1F"/>
-        <w:wordWrap/>
-        <w:autoSpaceDE/>
-        <w:autoSpaceDN/>
-        <w:spacing w:after="0" w:line="285" w:lineRule="atLeast"/>
-        <w:jc w:val="left"/>
-      </w:pPr>
-      <w:r>
-        <w:tab/>
-      </w:r>
-      <w:r>
-        <w:tab/>
+      <w:r>
+        <w:rPr>
+          <w:rFonts w:hint="eastAsia"/>
+        </w:rPr>
+        <w:t>auto lock = std::unique_lock&lt;std::mutex&gt;(mtxJob_);</w:t>
+      </w:r>
+    </w:p>
+    <w:p>
+      <w:pPr>
+        <w:widowControl/>
+        <w:shd w:val="clear" w:color="auto" w:fill="1F1F1F"/>
+        <w:wordWrap/>
+        <w:autoSpaceDE/>
+        <w:autoSpaceDN/>
+        <w:spacing w:after="0" w:line="285" w:lineRule="atLeast"/>
+        <w:jc w:val="left"/>
+      </w:pPr>
+      <w:r>
+        <w:tab/>
+      </w:r>
+      <w:r>
+        <w:tab/>
+      </w:r>
+      <w:r>
+        <w:tab/>
+      </w:r>
+      <w:r>
+        <w:rPr>
+          <w:rFonts w:hint="eastAsia"/>
+        </w:rPr>
+        <w:t>cvJob_.wait(lock, [</w:t>
+      </w:r>
+      <w:r>
+        <w:rPr>
+          <w:rFonts w:hint="eastAsia"/>
+        </w:rPr>
+        <w:t>this</w:t>
+      </w:r>
+      <w:r>
+        <w:rPr>
+          <w:rFonts w:hint="eastAsia"/>
+        </w:rPr>
+        <w:t>](){</w:t>
+      </w:r>
+      <w:r>
+        <w:rPr>
+          <w:rFonts w:hint="eastAsia"/>
+        </w:rPr>
+        <w:t xml:space="preserve"> </w:t>
+      </w:r>
+      <w:r>
+        <w:rPr>
+          <w:rFonts w:hint="eastAsia"/>
+        </w:rPr>
+        <w:t>return !jobs_.empty() || stop_;</w:t>
+      </w:r>
+      <w:r>
+        <w:rPr>
+          <w:rFonts w:hint="eastAsia"/>
+        </w:rPr>
+        <w:t xml:space="preserve"> </w:t>
+      </w:r>
+      <w:r>
+        <w:rPr>
+          <w:rFonts w:hint="eastAsia"/>
+        </w:rPr>
+        <w:t>});</w:t>
+      </w:r>
+    </w:p>
+    <w:p>
+      <w:pPr>
+        <w:widowControl/>
+        <w:shd w:val="clear" w:color="auto" w:fill="1F1F1F"/>
+        <w:wordWrap/>
+        <w:autoSpaceDE/>
+        <w:autoSpaceDN/>
+        <w:spacing w:after="0" w:line="285" w:lineRule="atLeast"/>
+        <w:jc w:val="left"/>
+      </w:pPr>
+      <w:r>
+        <w:tab/>
+      </w:r>
+      <w:r>
+        <w:tab/>
+      </w:r>
+      <w:r>
+        <w:tab/>
+      </w:r>
+      <w:r>
+        <w:rPr>
+          <w:rFonts w:hint="eastAsia"/>
+        </w:rPr>
+        <w:t>if( stop_ &amp;&amp; jobs_empty() ){</w:t>
+      </w:r>
+    </w:p>
+    <w:p>
+      <w:pPr>
+        <w:widowControl/>
+        <w:shd w:val="clear" w:color="auto" w:fill="1F1F1F"/>
+        <w:wordWrap/>
+        <w:autoSpaceDE/>
+        <w:autoSpaceDN/>
+        <w:spacing w:after="0" w:line="285" w:lineRule="atLeast"/>
+        <w:jc w:val="left"/>
+      </w:pPr>
+      <w:r>
+        <w:tab/>
+      </w:r>
+      <w:r>
+        <w:tab/>
+      </w:r>
+      <w:r>
+        <w:tab/>
+      </w:r>
+      <w:r>
+        <w:tab/>
+      </w:r>
+      <w:r>
+        <w:rPr>
+          <w:rFonts w:hint="eastAsia"/>
+        </w:rPr>
+        <w:t>return;</w:t>
+      </w:r>
+    </w:p>
+    <w:p>
+      <w:pPr>
+        <w:widowControl/>
+        <w:shd w:val="clear" w:color="auto" w:fill="1F1F1F"/>
+        <w:wordWrap/>
+        <w:autoSpaceDE/>
+        <w:autoSpaceDN/>
+        <w:spacing w:after="0" w:line="285" w:lineRule="atLeast"/>
+        <w:jc w:val="left"/>
+      </w:pPr>
+      <w:r>
+        <w:tab/>
+      </w:r>
+      <w:r>
+        <w:tab/>
+      </w:r>
+      <w:r>
+        <w:tab/>
+      </w:r>
+      <w:r>
+        <w:rPr>
+          <w:rFonts w:hint="eastAsia"/>
+        </w:rPr>
         <w:t>}</w:t>
       </w:r>
     </w:p>
@@ -2790,6 +2984,148 @@
       </w:pPr>
       <w:r>
         <w:tab/>
+      </w:r>
+      <w:r>
+        <w:tab/>
+      </w:r>
+      <w:r>
+        <w:tab/>
+      </w:r>
+    </w:p>
+    <w:p>
+      <w:pPr>
+        <w:widowControl/>
+        <w:shd w:val="clear" w:color="auto" w:fill="1F1F1F"/>
+        <w:wordWrap/>
+        <w:autoSpaceDE/>
+        <w:autoSpaceDN/>
+        <w:spacing w:after="0" w:line="285" w:lineRule="atLeast"/>
+        <w:jc w:val="left"/>
+      </w:pPr>
+      <w:r>
+        <w:tab/>
+      </w:r>
+      <w:r>
+        <w:tab/>
+      </w:r>
+      <w:r>
+        <w:tab/>
+      </w:r>
+      <w:r>
+        <w:rPr>
+          <w:rFonts w:hint="eastAsia"/>
+        </w:rPr>
+        <w:t>auto job = std::move(jobs_.front());</w:t>
+      </w:r>
+    </w:p>
+    <w:p>
+      <w:pPr>
+        <w:widowControl/>
+        <w:shd w:val="clear" w:color="auto" w:fill="1F1F1F"/>
+        <w:wordWrap/>
+        <w:autoSpaceDE/>
+        <w:autoSpaceDN/>
+        <w:spacing w:after="0" w:line="285" w:lineRule="atLeast"/>
+        <w:jc w:val="left"/>
+      </w:pPr>
+      <w:r>
+        <w:tab/>
+      </w:r>
+      <w:r>
+        <w:tab/>
+      </w:r>
+      <w:r>
+        <w:tab/>
+      </w:r>
+      <w:r>
+        <w:rPr>
+          <w:rFonts w:hint="eastAsia"/>
+        </w:rPr>
+        <w:t>jobs_.pop();</w:t>
+      </w:r>
+    </w:p>
+    <w:p>
+      <w:pPr>
+        <w:widowControl/>
+        <w:shd w:val="clear" w:color="auto" w:fill="1F1F1F"/>
+        <w:wordWrap/>
+        <w:autoSpaceDE/>
+        <w:autoSpaceDN/>
+        <w:spacing w:after="0" w:line="285" w:lineRule="atLeast"/>
+        <w:jc w:val="left"/>
+      </w:pPr>
+      <w:r>
+        <w:tab/>
+      </w:r>
+      <w:r>
+        <w:tab/>
+      </w:r>
+      <w:r>
+        <w:tab/>
+      </w:r>
+      <w:r>
+        <w:rPr>
+          <w:rFonts w:hint="eastAsia"/>
+        </w:rPr>
+        <w:t>lock.unlock();</w:t>
+      </w:r>
+    </w:p>
+    <w:p>
+      <w:pPr>
+        <w:widowControl/>
+        <w:shd w:val="clear" w:color="auto" w:fill="1F1F1F"/>
+        <w:wordWrap/>
+        <w:autoSpaceDE/>
+        <w:autoSpaceDN/>
+        <w:spacing w:after="0" w:line="285" w:lineRule="atLeast"/>
+        <w:jc w:val="left"/>
+      </w:pPr>
+      <w:r>
+        <w:tab/>
+      </w:r>
+      <w:r>
+        <w:tab/>
+      </w:r>
+      <w:r>
+        <w:tab/>
+      </w:r>
+    </w:p>
+    <w:p>
+      <w:pPr>
+        <w:widowControl/>
+        <w:shd w:val="clear" w:color="auto" w:fill="1F1F1F"/>
+        <w:wordWrap/>
+        <w:autoSpaceDE/>
+        <w:autoSpaceDN/>
+        <w:spacing w:after="0" w:line="285" w:lineRule="atLeast"/>
+        <w:jc w:val="left"/>
+      </w:pPr>
+      <w:r>
+        <w:tab/>
+      </w:r>
+      <w:r>
+        <w:tab/>
+      </w:r>
+      <w:r>
+        <w:tab/>
+        <w:t>job( );</w:t>
+      </w:r>
+    </w:p>
+    <w:p>
+      <w:pPr>
+        <w:widowControl/>
+        <w:shd w:val="clear" w:color="auto" w:fill="1F1F1F"/>
+        <w:wordWrap/>
+        <w:autoSpaceDE/>
+        <w:autoSpaceDN/>
+        <w:spacing w:after="0" w:line="285" w:lineRule="atLeast"/>
+        <w:jc w:val="left"/>
+      </w:pPr>
+      <w:r>
+        <w:tab/>
+      </w:r>
+      <w:r>
+        <w:tab/>
         <w:t>}</w:t>
       </w:r>
     </w:p>
@@ -2803,280 +3139,6 @@
         <w:spacing w:after="0" w:line="285" w:lineRule="atLeast"/>
         <w:jc w:val="left"/>
       </w:pPr>
-    </w:p>
-    <w:p>
-      <w:pPr>
-        <w:widowControl/>
-        <w:shd w:val="clear" w:color="auto" w:fill="1F1F1F"/>
-        <w:wordWrap/>
-        <w:autoSpaceDE/>
-        <w:autoSpaceDN/>
-        <w:spacing w:after="0" w:line="285" w:lineRule="atLeast"/>
-        <w:jc w:val="left"/>
-      </w:pPr>
-      <w:r>
-        <w:tab/>
-      </w:r>
-      <w:proofErr w:type="spellStart"/>
-      <w:r>
-        <w:t>ThreadPool</w:t>
-      </w:r>
-      <w:proofErr w:type="spellEnd"/>
-      <w:r>
-        <w:t xml:space="preserve">( const </w:t>
-      </w:r>
-      <w:proofErr w:type="spellStart"/>
-      <w:r>
-        <w:t>ThreadPool</w:t>
-      </w:r>
-      <w:proofErr w:type="spellEnd"/>
-      <w:r>
-        <w:t>&amp; ) = delete;</w:t>
-      </w:r>
-    </w:p>
-    <w:p>
-      <w:pPr>
-        <w:widowControl/>
-        <w:shd w:val="clear" w:color="auto" w:fill="1F1F1F"/>
-        <w:wordWrap/>
-        <w:autoSpaceDE/>
-        <w:autoSpaceDN/>
-        <w:spacing w:after="0" w:line="285" w:lineRule="atLeast"/>
-        <w:jc w:val="left"/>
-      </w:pPr>
-      <w:r>
-        <w:tab/>
-      </w:r>
-      <w:proofErr w:type="spellStart"/>
-      <w:r>
-        <w:t>ThreadPool</w:t>
-      </w:r>
-      <w:proofErr w:type="spellEnd"/>
-      <w:r>
-        <w:t xml:space="preserve">( </w:t>
-      </w:r>
-      <w:proofErr w:type="spellStart"/>
-      <w:r>
-        <w:t>ThreadPool</w:t>
-      </w:r>
-      <w:proofErr w:type="spellEnd"/>
-      <w:r>
-        <w:t xml:space="preserve">&amp;&amp; ) </w:t>
-      </w:r>
-      <w:proofErr w:type="spellStart"/>
-      <w:r>
-        <w:t>noexcept</w:t>
-      </w:r>
-      <w:proofErr w:type="spellEnd"/>
-      <w:r>
-        <w:t xml:space="preserve"> = delete;</w:t>
-      </w:r>
-    </w:p>
-    <w:p>
-      <w:pPr>
-        <w:widowControl/>
-        <w:shd w:val="clear" w:color="auto" w:fill="1F1F1F"/>
-        <w:wordWrap/>
-        <w:autoSpaceDE/>
-        <w:autoSpaceDN/>
-        <w:spacing w:after="0" w:line="285" w:lineRule="atLeast"/>
-        <w:jc w:val="left"/>
-      </w:pPr>
-      <w:r>
-        <w:tab/>
-      </w:r>
-      <w:proofErr w:type="spellStart"/>
-      <w:r>
-        <w:t>ThreadPool</w:t>
-      </w:r>
-      <w:proofErr w:type="spellEnd"/>
-      <w:r>
-        <w:t xml:space="preserve">&amp; operator=( const </w:t>
-      </w:r>
-      <w:proofErr w:type="spellStart"/>
-      <w:r>
-        <w:t>ThreadPool</w:t>
-      </w:r>
-      <w:proofErr w:type="spellEnd"/>
-      <w:r>
-        <w:t>&amp; ) = delete;</w:t>
-      </w:r>
-    </w:p>
-    <w:p>
-      <w:pPr>
-        <w:widowControl/>
-        <w:shd w:val="clear" w:color="auto" w:fill="1F1F1F"/>
-        <w:wordWrap/>
-        <w:autoSpaceDE/>
-        <w:autoSpaceDN/>
-        <w:spacing w:after="0" w:line="285" w:lineRule="atLeast"/>
-        <w:jc w:val="left"/>
-      </w:pPr>
-      <w:r>
-        <w:tab/>
-      </w:r>
-      <w:proofErr w:type="spellStart"/>
-      <w:r>
-        <w:t>ThreadPool</w:t>
-      </w:r>
-      <w:proofErr w:type="spellEnd"/>
-      <w:r>
-        <w:t xml:space="preserve">&amp; operator=( </w:t>
-      </w:r>
-      <w:proofErr w:type="spellStart"/>
-      <w:r>
-        <w:t>ThreadPool</w:t>
-      </w:r>
-      <w:proofErr w:type="spellEnd"/>
-      <w:r>
-        <w:t xml:space="preserve">&amp;&amp; ) </w:t>
-      </w:r>
-      <w:proofErr w:type="spellStart"/>
-      <w:r>
-        <w:t>noexcept</w:t>
-      </w:r>
-      <w:proofErr w:type="spellEnd"/>
-      <w:r>
-        <w:t xml:space="preserve"> = delete;</w:t>
-      </w:r>
-    </w:p>
-    <w:p>
-      <w:pPr>
-        <w:widowControl/>
-        <w:shd w:val="clear" w:color="auto" w:fill="1F1F1F"/>
-        <w:wordWrap/>
-        <w:autoSpaceDE/>
-        <w:autoSpaceDN/>
-        <w:spacing w:after="0" w:line="285" w:lineRule="atLeast"/>
-        <w:jc w:val="left"/>
-      </w:pPr>
-    </w:p>
-    <w:p>
-      <w:pPr>
-        <w:widowControl/>
-        <w:shd w:val="clear" w:color="auto" w:fill="1F1F1F"/>
-        <w:wordWrap/>
-        <w:autoSpaceDE/>
-        <w:autoSpaceDN/>
-        <w:spacing w:after="0" w:line="285" w:lineRule="atLeast"/>
-        <w:jc w:val="left"/>
-      </w:pPr>
-      <w:r>
-        <w:tab/>
-        <w:t>~</w:t>
-      </w:r>
-      <w:proofErr w:type="spellStart"/>
-      <w:r>
-        <w:t>ThreadPool</w:t>
-      </w:r>
-      <w:proofErr w:type="spellEnd"/>
-      <w:r>
-        <w:t>( ) {</w:t>
-      </w:r>
-    </w:p>
-    <w:p>
-      <w:pPr>
-        <w:widowControl/>
-        <w:shd w:val="clear" w:color="auto" w:fill="1F1F1F"/>
-        <w:wordWrap/>
-        <w:autoSpaceDE/>
-        <w:autoSpaceDN/>
-        <w:spacing w:after="0" w:line="285" w:lineRule="atLeast"/>
-        <w:jc w:val="left"/>
-      </w:pPr>
-      <w:r>
-        <w:tab/>
-      </w:r>
-      <w:r>
-        <w:tab/>
-      </w:r>
-      <w:proofErr w:type="spellStart"/>
-      <w:r>
-        <w:t>stop_.store</w:t>
-      </w:r>
-      <w:proofErr w:type="spellEnd"/>
-      <w:r>
-        <w:t>( true );</w:t>
-      </w:r>
-    </w:p>
-    <w:p>
-      <w:pPr>
-        <w:widowControl/>
-        <w:shd w:val="clear" w:color="auto" w:fill="1F1F1F"/>
-        <w:wordWrap/>
-        <w:autoSpaceDE/>
-        <w:autoSpaceDN/>
-        <w:spacing w:after="0" w:line="285" w:lineRule="atLeast"/>
-        <w:jc w:val="left"/>
-      </w:pPr>
-    </w:p>
-    <w:p>
-      <w:pPr>
-        <w:widowControl/>
-        <w:shd w:val="clear" w:color="auto" w:fill="1F1F1F"/>
-        <w:wordWrap/>
-        <w:autoSpaceDE/>
-        <w:autoSpaceDN/>
-        <w:spacing w:after="0" w:line="285" w:lineRule="atLeast"/>
-        <w:jc w:val="left"/>
-      </w:pPr>
-      <w:r>
-        <w:tab/>
-      </w:r>
-      <w:r>
-        <w:tab/>
-        <w:t xml:space="preserve">for ( auto&amp; thread : </w:t>
-      </w:r>
-      <w:proofErr w:type="spellStart"/>
-      <w:r>
-        <w:t>workerThreads</w:t>
-      </w:r>
-      <w:proofErr w:type="spellEnd"/>
-      <w:r>
-        <w:t>_ ) {</w:t>
-      </w:r>
-    </w:p>
-    <w:p>
-      <w:pPr>
-        <w:widowControl/>
-        <w:shd w:val="clear" w:color="auto" w:fill="1F1F1F"/>
-        <w:wordWrap/>
-        <w:autoSpaceDE/>
-        <w:autoSpaceDN/>
-        <w:spacing w:after="0" w:line="285" w:lineRule="atLeast"/>
-        <w:jc w:val="left"/>
-      </w:pPr>
-      <w:r>
-        <w:tab/>
-      </w:r>
-      <w:r>
-        <w:tab/>
-      </w:r>
-      <w:r>
-        <w:tab/>
-      </w:r>
-      <w:proofErr w:type="spellStart"/>
-      <w:r>
-        <w:t>thread.join</w:t>
-      </w:r>
-      <w:proofErr w:type="spellEnd"/>
-      <w:r>
-        <w:t>( );</w:t>
-      </w:r>
-    </w:p>
-    <w:p>
-      <w:pPr>
-        <w:widowControl/>
-        <w:shd w:val="clear" w:color="auto" w:fill="1F1F1F"/>
-        <w:wordWrap/>
-        <w:autoSpaceDE/>
-        <w:autoSpaceDN/>
-        <w:spacing w:after="0" w:line="285" w:lineRule="atLeast"/>
-        <w:jc w:val="left"/>
-      </w:pPr>
-      <w:r>
-        <w:tab/>
-      </w:r>
       <w:r>
         <w:tab/>
         <w:t>}</w:t>
@@ -3093,1339 +3155,6 @@
         <w:jc w:val="left"/>
       </w:pPr>
       <w:r>
-        <w:tab/>
-        <w:t>}</w:t>
-      </w:r>
-    </w:p>
-    <w:p>
-      <w:pPr>
-        <w:widowControl/>
-        <w:wordWrap/>
-        <w:autoSpaceDE/>
-        <w:autoSpaceDN/>
-      </w:pPr>
-      <w:r>
-        <w:br w:type="page"/>
-      </w:r>
-    </w:p>
-    <w:p>
-      <w:pPr>
-        <w:widowControl/>
-        <w:shd w:val="clear" w:color="auto" w:fill="1F1F1F"/>
-        <w:wordWrap/>
-        <w:autoSpaceDE/>
-        <w:autoSpaceDN/>
-        <w:spacing w:after="0" w:line="285" w:lineRule="atLeast"/>
-        <w:jc w:val="left"/>
-      </w:pPr>
-      <w:r>
-        <w:lastRenderedPageBreak/>
-        <w:tab/>
-        <w:t xml:space="preserve">template&lt;class F, class... </w:t>
-      </w:r>
-      <w:proofErr w:type="spellStart"/>
-      <w:r>
-        <w:t>Args</w:t>
-      </w:r>
-      <w:proofErr w:type="spellEnd"/>
-      <w:r>
-        <w:t>&gt;</w:t>
-      </w:r>
-    </w:p>
-    <w:p>
-      <w:pPr>
-        <w:widowControl/>
-        <w:shd w:val="clear" w:color="auto" w:fill="1F1F1F"/>
-        <w:wordWrap/>
-        <w:autoSpaceDE/>
-        <w:autoSpaceDN/>
-        <w:spacing w:after="0" w:line="285" w:lineRule="atLeast"/>
-        <w:jc w:val="left"/>
-      </w:pPr>
-      <w:r>
-        <w:tab/>
-        <w:t>std::future&lt; std::</w:t>
-      </w:r>
-      <w:proofErr w:type="spellStart"/>
-      <w:r>
-        <w:t>invoke_result_t</w:t>
-      </w:r>
-      <w:proofErr w:type="spellEnd"/>
-      <w:r>
-        <w:t xml:space="preserve">&lt;F, </w:t>
-      </w:r>
-      <w:proofErr w:type="spellStart"/>
-      <w:r>
-        <w:t>Args</w:t>
-      </w:r>
-      <w:proofErr w:type="spellEnd"/>
-      <w:r>
-        <w:t xml:space="preserve">...&gt; &gt; </w:t>
-      </w:r>
-      <w:proofErr w:type="spellStart"/>
-      <w:r>
-        <w:t>enqueueJob</w:t>
-      </w:r>
-      <w:proofErr w:type="spellEnd"/>
-      <w:r>
-        <w:t xml:space="preserve">( F&amp;&amp; f, </w:t>
-      </w:r>
-      <w:proofErr w:type="spellStart"/>
-      <w:r>
-        <w:t>Args</w:t>
-      </w:r>
-      <w:proofErr w:type="spellEnd"/>
-      <w:r>
-        <w:t xml:space="preserve">&amp;&amp;... </w:t>
-      </w:r>
-      <w:proofErr w:type="spellStart"/>
-      <w:r>
-        <w:t>args</w:t>
-      </w:r>
-      <w:proofErr w:type="spellEnd"/>
-      <w:r>
-        <w:t xml:space="preserve"> ) {</w:t>
-      </w:r>
-    </w:p>
-    <w:p>
-      <w:pPr>
-        <w:widowControl/>
-        <w:shd w:val="clear" w:color="auto" w:fill="1F1F1F"/>
-        <w:wordWrap/>
-        <w:autoSpaceDE/>
-        <w:autoSpaceDN/>
-        <w:spacing w:after="0" w:line="285" w:lineRule="atLeast"/>
-        <w:jc w:val="left"/>
-      </w:pPr>
-      <w:r>
-        <w:tab/>
-      </w:r>
-      <w:r>
-        <w:tab/>
-        <w:t xml:space="preserve">if ( </w:t>
-      </w:r>
-      <w:proofErr w:type="spellStart"/>
-      <w:r>
-        <w:t>stop_.load</w:t>
-      </w:r>
-      <w:proofErr w:type="spellEnd"/>
-      <w:r>
-        <w:t>( ) ) {</w:t>
-      </w:r>
-    </w:p>
-    <w:p>
-      <w:pPr>
-        <w:widowControl/>
-        <w:shd w:val="clear" w:color="auto" w:fill="1F1F1F"/>
-        <w:wordWrap/>
-        <w:autoSpaceDE/>
-        <w:autoSpaceDN/>
-        <w:spacing w:after="0" w:line="285" w:lineRule="atLeast"/>
-        <w:jc w:val="left"/>
-      </w:pPr>
-      <w:r>
-        <w:tab/>
-      </w:r>
-      <w:r>
-        <w:tab/>
-      </w:r>
-      <w:r>
-        <w:tab/>
-        <w:t>throw std::</w:t>
-      </w:r>
-      <w:proofErr w:type="spellStart"/>
-      <w:r>
-        <w:t>runtime_error</w:t>
-      </w:r>
-      <w:proofErr w:type="spellEnd"/>
-      <w:r>
-        <w:t>( "</w:t>
-      </w:r>
-      <w:proofErr w:type="spellStart"/>
-      <w:r>
-        <w:t>ThreadPool</w:t>
-      </w:r>
-      <w:proofErr w:type="spellEnd"/>
-      <w:r>
-        <w:t xml:space="preserve"> is stopped" );</w:t>
-      </w:r>
-    </w:p>
-    <w:p>
-      <w:pPr>
-        <w:widowControl/>
-        <w:shd w:val="clear" w:color="auto" w:fill="1F1F1F"/>
-        <w:wordWrap/>
-        <w:autoSpaceDE/>
-        <w:autoSpaceDN/>
-        <w:spacing w:after="0" w:line="285" w:lineRule="atLeast"/>
-        <w:jc w:val="left"/>
-      </w:pPr>
-      <w:r>
-        <w:tab/>
-      </w:r>
-      <w:r>
-        <w:tab/>
-        <w:t>}</w:t>
-      </w:r>
-    </w:p>
-    <w:p>
-      <w:pPr>
-        <w:widowControl/>
-        <w:shd w:val="clear" w:color="auto" w:fill="1F1F1F"/>
-        <w:wordWrap/>
-        <w:autoSpaceDE/>
-        <w:autoSpaceDN/>
-        <w:spacing w:after="0" w:line="285" w:lineRule="atLeast"/>
-        <w:jc w:val="left"/>
-      </w:pPr>
-    </w:p>
-    <w:p>
-      <w:pPr>
-        <w:widowControl/>
-        <w:shd w:val="clear" w:color="auto" w:fill="1F1F1F"/>
-        <w:wordWrap/>
-        <w:autoSpaceDE/>
-        <w:autoSpaceDN/>
-        <w:spacing w:after="0" w:line="285" w:lineRule="atLeast"/>
-        <w:jc w:val="left"/>
-      </w:pPr>
-      <w:r>
-        <w:tab/>
-      </w:r>
-      <w:r>
-        <w:tab/>
-        <w:t xml:space="preserve">using </w:t>
-      </w:r>
-      <w:proofErr w:type="spellStart"/>
-      <w:r>
-        <w:t>returnType</w:t>
-      </w:r>
-      <w:proofErr w:type="spellEnd"/>
-      <w:r>
-        <w:t xml:space="preserve"> = std::</w:t>
-      </w:r>
-      <w:proofErr w:type="spellStart"/>
-      <w:r>
-        <w:t>invoke_result_t</w:t>
-      </w:r>
-      <w:proofErr w:type="spellEnd"/>
-      <w:r>
-        <w:t xml:space="preserve">&lt;F, </w:t>
-      </w:r>
-      <w:proofErr w:type="spellStart"/>
-      <w:r>
-        <w:t>Args</w:t>
-      </w:r>
-      <w:proofErr w:type="spellEnd"/>
-      <w:r>
-        <w:t>...&gt;;</w:t>
-      </w:r>
-    </w:p>
-    <w:p>
-      <w:pPr>
-        <w:widowControl/>
-        <w:shd w:val="clear" w:color="auto" w:fill="1F1F1F"/>
-        <w:wordWrap/>
-        <w:autoSpaceDE/>
-        <w:autoSpaceDN/>
-        <w:spacing w:after="0" w:line="285" w:lineRule="atLeast"/>
-        <w:jc w:val="left"/>
-      </w:pPr>
-      <w:r>
-        <w:tab/>
-      </w:r>
-      <w:r>
-        <w:tab/>
-        <w:t>auto job = std::</w:t>
-      </w:r>
-      <w:proofErr w:type="spellStart"/>
-      <w:r>
-        <w:t>make_shared</w:t>
-      </w:r>
-      <w:proofErr w:type="spellEnd"/>
-      <w:r>
-        <w:t>&lt; std::</w:t>
-      </w:r>
-      <w:proofErr w:type="spellStart"/>
-      <w:r>
-        <w:t>packaged_task</w:t>
-      </w:r>
-      <w:proofErr w:type="spellEnd"/>
-      <w:r>
-        <w:t>&lt;</w:t>
-      </w:r>
-      <w:proofErr w:type="spellStart"/>
-      <w:r>
-        <w:t>returnType</w:t>
-      </w:r>
-      <w:proofErr w:type="spellEnd"/>
-      <w:r>
-        <w:t xml:space="preserve">( )&gt; &gt;( </w:t>
-      </w:r>
-    </w:p>
-    <w:p>
-      <w:pPr>
-        <w:widowControl/>
-        <w:shd w:val="clear" w:color="auto" w:fill="1F1F1F"/>
-        <w:wordWrap/>
-        <w:autoSpaceDE/>
-        <w:autoSpaceDN/>
-        <w:spacing w:after="0" w:line="285" w:lineRule="atLeast"/>
-        <w:jc w:val="left"/>
-      </w:pPr>
-      <w:r>
-        <w:tab/>
-      </w:r>
-      <w:r>
-        <w:tab/>
-      </w:r>
-      <w:r>
-        <w:tab/>
-        <w:t>std::bind( std::forward&lt;F&gt;( f ), std::forward&lt;</w:t>
-      </w:r>
-      <w:proofErr w:type="spellStart"/>
-      <w:r>
-        <w:t>Args</w:t>
-      </w:r>
-      <w:proofErr w:type="spellEnd"/>
-      <w:r>
-        <w:t xml:space="preserve">&gt;( </w:t>
-      </w:r>
-      <w:proofErr w:type="spellStart"/>
-      <w:r>
-        <w:t>args</w:t>
-      </w:r>
-      <w:proofErr w:type="spellEnd"/>
-      <w:r>
-        <w:t xml:space="preserve"> )... ) );</w:t>
-      </w:r>
-    </w:p>
-    <w:p>
-      <w:pPr>
-        <w:widowControl/>
-        <w:shd w:val="clear" w:color="auto" w:fill="1F1F1F"/>
-        <w:wordWrap/>
-        <w:autoSpaceDE/>
-        <w:autoSpaceDN/>
-        <w:spacing w:after="0" w:line="285" w:lineRule="atLeast"/>
-        <w:jc w:val="left"/>
-      </w:pPr>
-    </w:p>
-    <w:p>
-      <w:pPr>
-        <w:widowControl/>
-        <w:shd w:val="clear" w:color="auto" w:fill="1F1F1F"/>
-        <w:wordWrap/>
-        <w:autoSpaceDE/>
-        <w:autoSpaceDN/>
-        <w:spacing w:after="0" w:line="285" w:lineRule="atLeast"/>
-        <w:jc w:val="left"/>
-      </w:pPr>
-      <w:r>
-        <w:tab/>
-      </w:r>
-      <w:r>
-        <w:tab/>
-        <w:t xml:space="preserve">auto </w:t>
-      </w:r>
-      <w:proofErr w:type="spellStart"/>
-      <w:r>
-        <w:t>jobResultFuture</w:t>
-      </w:r>
-      <w:proofErr w:type="spellEnd"/>
-      <w:r>
-        <w:t xml:space="preserve"> = job-&gt;</w:t>
-      </w:r>
-      <w:proofErr w:type="spellStart"/>
-      <w:r>
-        <w:t>get_future</w:t>
-      </w:r>
-      <w:proofErr w:type="spellEnd"/>
-      <w:r>
-        <w:t>( );</w:t>
-      </w:r>
-    </w:p>
-    <w:p>
-      <w:pPr>
-        <w:widowControl/>
-        <w:shd w:val="clear" w:color="auto" w:fill="1F1F1F"/>
-        <w:wordWrap/>
-        <w:autoSpaceDE/>
-        <w:autoSpaceDN/>
-        <w:spacing w:after="0" w:line="285" w:lineRule="atLeast"/>
-        <w:jc w:val="left"/>
-      </w:pPr>
-      <w:r>
-        <w:tab/>
-      </w:r>
-      <w:r>
-        <w:tab/>
-      </w:r>
-    </w:p>
-    <w:p>
-      <w:pPr>
-        <w:widowControl/>
-        <w:shd w:val="clear" w:color="auto" w:fill="1F1F1F"/>
-        <w:wordWrap/>
-        <w:autoSpaceDE/>
-        <w:autoSpaceDN/>
-        <w:spacing w:after="0" w:line="285" w:lineRule="atLeast"/>
-        <w:jc w:val="left"/>
-      </w:pPr>
-      <w:r>
-        <w:tab/>
-      </w:r>
-      <w:r>
-        <w:tab/>
-      </w:r>
-      <w:r>
-        <w:rPr>
-          <w:rFonts w:hint="eastAsia"/>
-        </w:rPr>
-        <w:t>{</w:t>
-      </w:r>
-    </w:p>
-    <w:p>
-      <w:pPr>
-        <w:widowControl/>
-        <w:shd w:val="clear" w:color="auto" w:fill="1F1F1F"/>
-        <w:wordWrap/>
-        <w:autoSpaceDE/>
-        <w:autoSpaceDN/>
-        <w:spacing w:after="0" w:line="285" w:lineRule="atLeast"/>
-        <w:jc w:val="left"/>
-      </w:pPr>
-      <w:r>
-        <w:tab/>
-      </w:r>
-      <w:r>
-        <w:tab/>
-      </w:r>
-      <w:r>
-        <w:tab/>
-      </w:r>
-      <w:r>
-        <w:rPr>
-          <w:rFonts w:hint="eastAsia"/>
-        </w:rPr>
-        <w:t>auto lock = std::</w:t>
-      </w:r>
-      <w:proofErr w:type="spellStart"/>
-      <w:r>
-        <w:rPr>
-          <w:rFonts w:hint="eastAsia"/>
-        </w:rPr>
-        <w:t>lock_guard</w:t>
-      </w:r>
-      <w:proofErr w:type="spellEnd"/>
-      <w:r>
-        <w:rPr>
-          <w:rFonts w:hint="eastAsia"/>
-        </w:rPr>
-        <w:t>&lt;std::mutex&gt;(</w:t>
-      </w:r>
-      <w:proofErr w:type="spellStart"/>
-      <w:r>
-        <w:rPr>
-          <w:rFonts w:hint="eastAsia"/>
-        </w:rPr>
-        <w:t>mtxJob</w:t>
-      </w:r>
-      <w:proofErr w:type="spellEnd"/>
-      <w:r>
-        <w:rPr>
-          <w:rFonts w:hint="eastAsia"/>
-        </w:rPr>
-        <w:t>_</w:t>
-      </w:r>
-      <w:r>
-        <w:rPr>
-          <w:rFonts w:hint="eastAsia"/>
-        </w:rPr>
-        <w:t>);</w:t>
-      </w:r>
-    </w:p>
-    <w:p>
-      <w:pPr>
-        <w:widowControl/>
-        <w:shd w:val="clear" w:color="auto" w:fill="1F1F1F"/>
-        <w:wordWrap/>
-        <w:autoSpaceDE/>
-        <w:autoSpaceDN/>
-        <w:spacing w:after="0" w:line="285" w:lineRule="atLeast"/>
-        <w:jc w:val="left"/>
-      </w:pPr>
-      <w:r>
-        <w:tab/>
-      </w:r>
-      <w:r>
-        <w:tab/>
-      </w:r>
-      <w:r>
-        <w:tab/>
-      </w:r>
-      <w:proofErr w:type="spellStart"/>
-      <w:r>
-        <w:rPr>
-          <w:rFonts w:hint="eastAsia"/>
-        </w:rPr>
-        <w:t>jobs_.push</w:t>
-      </w:r>
-      <w:proofErr w:type="spellEnd"/>
-      <w:r>
-        <w:rPr>
-          <w:rFonts w:hint="eastAsia"/>
-        </w:rPr>
-        <w:t>([job](){ (</w:t>
-      </w:r>
-      <w:r>
-        <w:rPr>
-          <w:rFonts w:hint="eastAsia"/>
-        </w:rPr>
-        <w:t>*</w:t>
-      </w:r>
-      <w:r>
-        <w:rPr>
-          <w:rFonts w:hint="eastAsia"/>
-        </w:rPr>
-        <w:t>job)(); });</w:t>
-      </w:r>
-    </w:p>
-    <w:p>
-      <w:pPr>
-        <w:widowControl/>
-        <w:shd w:val="clear" w:color="auto" w:fill="1F1F1F"/>
-        <w:wordWrap/>
-        <w:autoSpaceDE/>
-        <w:autoSpaceDN/>
-        <w:spacing w:after="0" w:line="285" w:lineRule="atLeast"/>
-        <w:jc w:val="left"/>
-      </w:pPr>
-      <w:r>
-        <w:tab/>
-      </w:r>
-      <w:r>
-        <w:tab/>
-      </w:r>
-      <w:r>
-        <w:rPr>
-          <w:rFonts w:hint="eastAsia"/>
-        </w:rPr>
-        <w:t>}</w:t>
-      </w:r>
-    </w:p>
-    <w:p>
-      <w:pPr>
-        <w:widowControl/>
-        <w:shd w:val="clear" w:color="auto" w:fill="1F1F1F"/>
-        <w:wordWrap/>
-        <w:autoSpaceDE/>
-        <w:autoSpaceDN/>
-        <w:spacing w:after="0" w:line="285" w:lineRule="atLeast"/>
-        <w:jc w:val="left"/>
-      </w:pPr>
-      <w:r>
-        <w:tab/>
-      </w:r>
-      <w:r>
-        <w:tab/>
-      </w:r>
-      <w:proofErr w:type="spellStart"/>
-      <w:r>
-        <w:rPr>
-          <w:rFonts w:hint="eastAsia"/>
-        </w:rPr>
-        <w:t>cvJob</w:t>
-      </w:r>
-      <w:proofErr w:type="spellEnd"/>
-      <w:r>
-        <w:rPr>
-          <w:rFonts w:hint="eastAsia"/>
-        </w:rPr>
-        <w:t>_.</w:t>
-      </w:r>
-      <w:proofErr w:type="spellStart"/>
-      <w:r>
-        <w:rPr>
-          <w:rFonts w:hint="eastAsia"/>
-        </w:rPr>
-        <w:t>notify_one</w:t>
-      </w:r>
-      <w:proofErr w:type="spellEnd"/>
-      <w:r>
-        <w:rPr>
-          <w:rFonts w:hint="eastAsia"/>
-        </w:rPr>
-        <w:t>();</w:t>
-      </w:r>
-    </w:p>
-    <w:p>
-      <w:pPr>
-        <w:widowControl/>
-        <w:shd w:val="clear" w:color="auto" w:fill="1F1F1F"/>
-        <w:wordWrap/>
-        <w:autoSpaceDE/>
-        <w:autoSpaceDN/>
-        <w:spacing w:after="0" w:line="285" w:lineRule="atLeast"/>
-        <w:jc w:val="left"/>
-      </w:pPr>
-    </w:p>
-    <w:p>
-      <w:pPr>
-        <w:widowControl/>
-        <w:shd w:val="clear" w:color="auto" w:fill="1F1F1F"/>
-        <w:wordWrap/>
-        <w:autoSpaceDE/>
-        <w:autoSpaceDN/>
-        <w:spacing w:after="0" w:line="285" w:lineRule="atLeast"/>
-        <w:jc w:val="left"/>
-      </w:pPr>
-      <w:r>
-        <w:tab/>
-      </w:r>
-      <w:r>
-        <w:tab/>
-        <w:t xml:space="preserve">return </w:t>
-      </w:r>
-      <w:proofErr w:type="spellStart"/>
-      <w:r>
-        <w:t>jobResultFuture</w:t>
-      </w:r>
-      <w:proofErr w:type="spellEnd"/>
-      <w:r>
-        <w:t>;</w:t>
-      </w:r>
-    </w:p>
-    <w:p>
-      <w:pPr>
-        <w:widowControl/>
-        <w:shd w:val="clear" w:color="auto" w:fill="1F1F1F"/>
-        <w:wordWrap/>
-        <w:autoSpaceDE/>
-        <w:autoSpaceDN/>
-        <w:spacing w:after="0" w:line="285" w:lineRule="atLeast"/>
-        <w:jc w:val="left"/>
-      </w:pPr>
-      <w:r>
-        <w:tab/>
-        <w:t>}</w:t>
-      </w:r>
-    </w:p>
-    <w:p>
-      <w:pPr>
-        <w:widowControl/>
-        <w:shd w:val="clear" w:color="auto" w:fill="1F1F1F"/>
-        <w:wordWrap/>
-        <w:autoSpaceDE/>
-        <w:autoSpaceDN/>
-        <w:spacing w:after="0" w:line="285" w:lineRule="atLeast"/>
-        <w:jc w:val="left"/>
-      </w:pPr>
-    </w:p>
-    <w:p>
-      <w:pPr>
-        <w:widowControl/>
-        <w:shd w:val="clear" w:color="auto" w:fill="1F1F1F"/>
-        <w:wordWrap/>
-        <w:autoSpaceDE/>
-        <w:autoSpaceDN/>
-        <w:spacing w:after="0" w:line="285" w:lineRule="atLeast"/>
-        <w:jc w:val="left"/>
-      </w:pPr>
-      <w:r>
-        <w:t>private:</w:t>
-      </w:r>
-    </w:p>
-    <w:p>
-      <w:pPr>
-        <w:widowControl/>
-        <w:shd w:val="clear" w:color="auto" w:fill="1F1F1F"/>
-        <w:wordWrap/>
-        <w:autoSpaceDE/>
-        <w:autoSpaceDN/>
-        <w:spacing w:after="0" w:line="285" w:lineRule="atLeast"/>
-        <w:jc w:val="left"/>
-      </w:pPr>
-      <w:r>
-        <w:tab/>
-        <w:t xml:space="preserve">uint8 </w:t>
-      </w:r>
-      <w:proofErr w:type="spellStart"/>
-      <w:r>
-        <w:t>numThread</w:t>
-      </w:r>
-      <w:proofErr w:type="spellEnd"/>
-      <w:r>
-        <w:t>_;</w:t>
-      </w:r>
-    </w:p>
-    <w:p>
-      <w:pPr>
-        <w:widowControl/>
-        <w:shd w:val="clear" w:color="auto" w:fill="1F1F1F"/>
-        <w:wordWrap/>
-        <w:autoSpaceDE/>
-        <w:autoSpaceDN/>
-        <w:spacing w:after="0" w:line="285" w:lineRule="atLeast"/>
-        <w:jc w:val="left"/>
-      </w:pPr>
-      <w:r>
-        <w:tab/>
-        <w:t xml:space="preserve">std::vector&lt;std::thread&gt; </w:t>
-      </w:r>
-      <w:proofErr w:type="spellStart"/>
-      <w:r>
-        <w:t>workerThreads</w:t>
-      </w:r>
-      <w:proofErr w:type="spellEnd"/>
-      <w:r>
-        <w:t>_;</w:t>
-      </w:r>
-    </w:p>
-    <w:p>
-      <w:pPr>
-        <w:widowControl/>
-        <w:shd w:val="clear" w:color="auto" w:fill="1F1F1F"/>
-        <w:wordWrap/>
-        <w:autoSpaceDE/>
-        <w:autoSpaceDN/>
-        <w:spacing w:after="0" w:line="285" w:lineRule="atLeast"/>
-        <w:ind w:firstLine="800"/>
-        <w:jc w:val="left"/>
-      </w:pPr>
-      <w:r>
-        <w:rPr>
-          <w:rFonts w:hint="eastAsia"/>
-        </w:rPr>
-        <w:t>std::q</w:t>
-      </w:r>
-      <w:r>
-        <w:t>ueue&lt; std::function&lt;void( )&gt; &gt; jobs_;</w:t>
-      </w:r>
-    </w:p>
-    <w:p>
-      <w:pPr>
-        <w:widowControl/>
-        <w:shd w:val="clear" w:color="auto" w:fill="1F1F1F"/>
-        <w:wordWrap/>
-        <w:autoSpaceDE/>
-        <w:autoSpaceDN/>
-        <w:spacing w:after="0" w:line="285" w:lineRule="atLeast"/>
-        <w:jc w:val="left"/>
-      </w:pPr>
-      <w:r>
-        <w:tab/>
-        <w:t>std::</w:t>
-      </w:r>
-      <w:proofErr w:type="spellStart"/>
-      <w:r>
-        <w:t>atomic_bool</w:t>
-      </w:r>
-      <w:proofErr w:type="spellEnd"/>
-      <w:r>
-        <w:t xml:space="preserve"> stop_;</w:t>
-      </w:r>
-    </w:p>
-    <w:p>
-      <w:pPr>
-        <w:widowControl/>
-        <w:shd w:val="clear" w:color="auto" w:fill="1F1F1F"/>
-        <w:wordWrap/>
-        <w:autoSpaceDE/>
-        <w:autoSpaceDN/>
-        <w:spacing w:after="0" w:line="285" w:lineRule="atLeast"/>
-        <w:jc w:val="left"/>
-      </w:pPr>
-      <w:r>
-        <w:tab/>
-      </w:r>
-      <w:r>
-        <w:rPr>
-          <w:rFonts w:hint="eastAsia"/>
-        </w:rPr>
-        <w:t>std::</w:t>
-      </w:r>
-      <w:proofErr w:type="spellStart"/>
-      <w:r>
-        <w:rPr>
-          <w:rFonts w:hint="eastAsia"/>
-        </w:rPr>
-        <w:t>condition_variable</w:t>
-      </w:r>
-      <w:proofErr w:type="spellEnd"/>
-      <w:r>
-        <w:rPr>
-          <w:rFonts w:hint="eastAsia"/>
-        </w:rPr>
-        <w:t xml:space="preserve"> </w:t>
-      </w:r>
-      <w:proofErr w:type="spellStart"/>
-      <w:r>
-        <w:rPr>
-          <w:rFonts w:hint="eastAsia"/>
-        </w:rPr>
-        <w:t>cvJobs</w:t>
-      </w:r>
-      <w:proofErr w:type="spellEnd"/>
-      <w:r>
-        <w:rPr>
-          <w:rFonts w:hint="eastAsia"/>
-        </w:rPr>
-        <w:t>_;</w:t>
-      </w:r>
-    </w:p>
-    <w:p>
-      <w:pPr>
-        <w:widowControl/>
-        <w:shd w:val="clear" w:color="auto" w:fill="1F1F1F"/>
-        <w:wordWrap/>
-        <w:autoSpaceDE/>
-        <w:autoSpaceDN/>
-        <w:spacing w:after="0" w:line="285" w:lineRule="atLeast"/>
-        <w:jc w:val="left"/>
-      </w:pPr>
-      <w:r>
-        <w:tab/>
-      </w:r>
-      <w:r>
-        <w:rPr>
-          <w:rFonts w:hint="eastAsia"/>
-        </w:rPr>
-        <w:t xml:space="preserve">std::mutex </w:t>
-      </w:r>
-      <w:proofErr w:type="spellStart"/>
-      <w:r>
-        <w:rPr>
-          <w:rFonts w:hint="eastAsia"/>
-        </w:rPr>
-        <w:t>mtxJob</w:t>
-      </w:r>
-      <w:proofErr w:type="spellEnd"/>
-      <w:r>
-        <w:rPr>
-          <w:rFonts w:hint="eastAsia"/>
-        </w:rPr>
-        <w:t>_;</w:t>
-      </w:r>
-    </w:p>
-    <w:p>
-      <w:pPr>
-        <w:widowControl/>
-        <w:wordWrap/>
-        <w:autoSpaceDE/>
-        <w:autoSpaceDN/>
-      </w:pPr>
-      <w:r>
-        <w:br w:type="page"/>
-      </w:r>
-    </w:p>
-    <w:p>
-      <w:pPr>
-        <w:widowControl/>
-        <w:shd w:val="clear" w:color="auto" w:fill="1F1F1F"/>
-        <w:wordWrap/>
-        <w:autoSpaceDE/>
-        <w:autoSpaceDN/>
-        <w:spacing w:after="0" w:line="285" w:lineRule="atLeast"/>
-        <w:jc w:val="left"/>
-      </w:pPr>
-    </w:p>
-    <w:p>
-      <w:pPr>
-        <w:widowControl/>
-        <w:shd w:val="clear" w:color="auto" w:fill="1F1F1F"/>
-        <w:wordWrap/>
-        <w:autoSpaceDE/>
-        <w:autoSpaceDN/>
-        <w:spacing w:after="0" w:line="285" w:lineRule="atLeast"/>
-        <w:jc w:val="left"/>
-      </w:pPr>
-      <w:r>
-        <w:tab/>
-        <w:t xml:space="preserve">void </w:t>
-      </w:r>
-      <w:proofErr w:type="spellStart"/>
-      <w:r>
-        <w:t>workerThread</w:t>
-      </w:r>
-      <w:proofErr w:type="spellEnd"/>
-      <w:r>
-        <w:t>( ) {</w:t>
-      </w:r>
-    </w:p>
-    <w:p>
-      <w:pPr>
-        <w:widowControl/>
-        <w:shd w:val="clear" w:color="auto" w:fill="1F1F1F"/>
-        <w:wordWrap/>
-        <w:autoSpaceDE/>
-        <w:autoSpaceDN/>
-        <w:spacing w:after="0" w:line="285" w:lineRule="atLeast"/>
-        <w:jc w:val="left"/>
-      </w:pPr>
-      <w:r>
-        <w:tab/>
-      </w:r>
-      <w:r>
-        <w:tab/>
-        <w:t xml:space="preserve">while ( </w:t>
-      </w:r>
-      <w:r>
-        <w:rPr>
-          <w:rFonts w:hint="eastAsia"/>
-        </w:rPr>
-        <w:t>true</w:t>
-      </w:r>
-      <w:r>
-        <w:t xml:space="preserve"> ) {</w:t>
-      </w:r>
-    </w:p>
-    <w:p>
-      <w:pPr>
-        <w:widowControl/>
-        <w:shd w:val="clear" w:color="auto" w:fill="1F1F1F"/>
-        <w:wordWrap/>
-        <w:autoSpaceDE/>
-        <w:autoSpaceDN/>
-        <w:spacing w:after="0" w:line="285" w:lineRule="atLeast"/>
-        <w:jc w:val="left"/>
-      </w:pPr>
-      <w:r>
-        <w:tab/>
-      </w:r>
-      <w:r>
-        <w:tab/>
-      </w:r>
-      <w:r>
-        <w:tab/>
-      </w:r>
-      <w:r>
-        <w:rPr>
-          <w:rFonts w:hint="eastAsia"/>
-        </w:rPr>
-        <w:t>auto lock = std::</w:t>
-      </w:r>
-      <w:proofErr w:type="spellStart"/>
-      <w:r>
-        <w:rPr>
-          <w:rFonts w:hint="eastAsia"/>
-        </w:rPr>
-        <w:t>unique_lock</w:t>
-      </w:r>
-      <w:proofErr w:type="spellEnd"/>
-      <w:r>
-        <w:rPr>
-          <w:rFonts w:hint="eastAsia"/>
-        </w:rPr>
-        <w:t>&lt;std::mutex&gt;(</w:t>
-      </w:r>
-      <w:proofErr w:type="spellStart"/>
-      <w:r>
-        <w:rPr>
-          <w:rFonts w:hint="eastAsia"/>
-        </w:rPr>
-        <w:t>mtxJob</w:t>
-      </w:r>
-      <w:proofErr w:type="spellEnd"/>
-      <w:r>
-        <w:rPr>
-          <w:rFonts w:hint="eastAsia"/>
-        </w:rPr>
-        <w:t>_);</w:t>
-      </w:r>
-    </w:p>
-    <w:p>
-      <w:pPr>
-        <w:widowControl/>
-        <w:shd w:val="clear" w:color="auto" w:fill="1F1F1F"/>
-        <w:wordWrap/>
-        <w:autoSpaceDE/>
-        <w:autoSpaceDN/>
-        <w:spacing w:after="0" w:line="285" w:lineRule="atLeast"/>
-        <w:jc w:val="left"/>
-      </w:pPr>
-      <w:r>
-        <w:tab/>
-      </w:r>
-      <w:r>
-        <w:tab/>
-      </w:r>
-      <w:r>
-        <w:tab/>
-      </w:r>
-      <w:proofErr w:type="spellStart"/>
-      <w:r>
-        <w:rPr>
-          <w:rFonts w:hint="eastAsia"/>
-        </w:rPr>
-        <w:t>cvJob</w:t>
-      </w:r>
-      <w:proofErr w:type="spellEnd"/>
-      <w:r>
-        <w:rPr>
-          <w:rFonts w:hint="eastAsia"/>
-        </w:rPr>
-        <w:t>_.wait(lock, [</w:t>
-      </w:r>
-      <w:r>
-        <w:rPr>
-          <w:rFonts w:hint="eastAsia"/>
-        </w:rPr>
-        <w:t>this</w:t>
-      </w:r>
-      <w:r>
-        <w:rPr>
-          <w:rFonts w:hint="eastAsia"/>
-        </w:rPr>
-        <w:t>](){</w:t>
-      </w:r>
-      <w:r>
-        <w:rPr>
-          <w:rFonts w:hint="eastAsia"/>
-        </w:rPr>
-        <w:t xml:space="preserve"> </w:t>
-      </w:r>
-      <w:r>
-        <w:rPr>
-          <w:rFonts w:hint="eastAsia"/>
-        </w:rPr>
-        <w:t>return !</w:t>
-      </w:r>
-      <w:proofErr w:type="spellStart"/>
-      <w:r>
-        <w:rPr>
-          <w:rFonts w:hint="eastAsia"/>
-        </w:rPr>
-        <w:t>jobs_.empty</w:t>
-      </w:r>
-      <w:proofErr w:type="spellEnd"/>
-      <w:r>
-        <w:rPr>
-          <w:rFonts w:hint="eastAsia"/>
-        </w:rPr>
-        <w:t>() || stop_;</w:t>
-      </w:r>
-      <w:r>
-        <w:rPr>
-          <w:rFonts w:hint="eastAsia"/>
-        </w:rPr>
-        <w:t xml:space="preserve"> </w:t>
-      </w:r>
-      <w:r>
-        <w:rPr>
-          <w:rFonts w:hint="eastAsia"/>
-        </w:rPr>
-        <w:t>});</w:t>
-      </w:r>
-    </w:p>
-    <w:p>
-      <w:pPr>
-        <w:widowControl/>
-        <w:shd w:val="clear" w:color="auto" w:fill="1F1F1F"/>
-        <w:wordWrap/>
-        <w:autoSpaceDE/>
-        <w:autoSpaceDN/>
-        <w:spacing w:after="0" w:line="285" w:lineRule="atLeast"/>
-        <w:jc w:val="left"/>
-      </w:pPr>
-      <w:r>
-        <w:tab/>
-      </w:r>
-      <w:r>
-        <w:tab/>
-      </w:r>
-      <w:r>
-        <w:tab/>
-      </w:r>
-      <w:r>
-        <w:rPr>
-          <w:rFonts w:hint="eastAsia"/>
-        </w:rPr>
-        <w:t xml:space="preserve">if( stop_ &amp;&amp; </w:t>
-      </w:r>
-      <w:proofErr w:type="spellStart"/>
-      <w:r>
-        <w:rPr>
-          <w:rFonts w:hint="eastAsia"/>
-        </w:rPr>
-        <w:t>jobs_empty</w:t>
-      </w:r>
-      <w:proofErr w:type="spellEnd"/>
-      <w:r>
-        <w:rPr>
-          <w:rFonts w:hint="eastAsia"/>
-        </w:rPr>
-        <w:t>() ){</w:t>
-      </w:r>
-    </w:p>
-    <w:p>
-      <w:pPr>
-        <w:widowControl/>
-        <w:shd w:val="clear" w:color="auto" w:fill="1F1F1F"/>
-        <w:wordWrap/>
-        <w:autoSpaceDE/>
-        <w:autoSpaceDN/>
-        <w:spacing w:after="0" w:line="285" w:lineRule="atLeast"/>
-        <w:jc w:val="left"/>
-      </w:pPr>
-      <w:r>
-        <w:tab/>
-      </w:r>
-      <w:r>
-        <w:tab/>
-      </w:r>
-      <w:r>
-        <w:tab/>
-      </w:r>
-      <w:r>
-        <w:tab/>
-      </w:r>
-      <w:r>
-        <w:rPr>
-          <w:rFonts w:hint="eastAsia"/>
-        </w:rPr>
-        <w:t>return;</w:t>
-      </w:r>
-    </w:p>
-    <w:p>
-      <w:pPr>
-        <w:widowControl/>
-        <w:shd w:val="clear" w:color="auto" w:fill="1F1F1F"/>
-        <w:wordWrap/>
-        <w:autoSpaceDE/>
-        <w:autoSpaceDN/>
-        <w:spacing w:after="0" w:line="285" w:lineRule="atLeast"/>
-        <w:jc w:val="left"/>
-      </w:pPr>
-      <w:r>
-        <w:tab/>
-      </w:r>
-      <w:r>
-        <w:tab/>
-      </w:r>
-      <w:r>
-        <w:tab/>
-      </w:r>
-      <w:r>
-        <w:rPr>
-          <w:rFonts w:hint="eastAsia"/>
-        </w:rPr>
-        <w:t>}</w:t>
-      </w:r>
-    </w:p>
-    <w:p>
-      <w:pPr>
-        <w:widowControl/>
-        <w:shd w:val="clear" w:color="auto" w:fill="1F1F1F"/>
-        <w:wordWrap/>
-        <w:autoSpaceDE/>
-        <w:autoSpaceDN/>
-        <w:spacing w:after="0" w:line="285" w:lineRule="atLeast"/>
-        <w:jc w:val="left"/>
-      </w:pPr>
-      <w:r>
-        <w:tab/>
-      </w:r>
-      <w:r>
-        <w:tab/>
-      </w:r>
-      <w:r>
-        <w:tab/>
-      </w:r>
-    </w:p>
-    <w:p>
-      <w:pPr>
-        <w:widowControl/>
-        <w:shd w:val="clear" w:color="auto" w:fill="1F1F1F"/>
-        <w:wordWrap/>
-        <w:autoSpaceDE/>
-        <w:autoSpaceDN/>
-        <w:spacing w:after="0" w:line="285" w:lineRule="atLeast"/>
-        <w:jc w:val="left"/>
-      </w:pPr>
-      <w:r>
-        <w:tab/>
-      </w:r>
-      <w:r>
-        <w:tab/>
-      </w:r>
-      <w:r>
-        <w:tab/>
-      </w:r>
-      <w:r>
-        <w:rPr>
-          <w:rFonts w:hint="eastAsia"/>
-        </w:rPr>
-        <w:t>auto job = std::move(</w:t>
-      </w:r>
-      <w:proofErr w:type="spellStart"/>
-      <w:r>
-        <w:rPr>
-          <w:rFonts w:hint="eastAsia"/>
-        </w:rPr>
-        <w:t>jobs_.front</w:t>
-      </w:r>
-      <w:proofErr w:type="spellEnd"/>
-      <w:r>
-        <w:rPr>
-          <w:rFonts w:hint="eastAsia"/>
-        </w:rPr>
-        <w:t>());</w:t>
-      </w:r>
-    </w:p>
-    <w:p>
-      <w:pPr>
-        <w:widowControl/>
-        <w:shd w:val="clear" w:color="auto" w:fill="1F1F1F"/>
-        <w:wordWrap/>
-        <w:autoSpaceDE/>
-        <w:autoSpaceDN/>
-        <w:spacing w:after="0" w:line="285" w:lineRule="atLeast"/>
-        <w:jc w:val="left"/>
-      </w:pPr>
-      <w:r>
-        <w:tab/>
-      </w:r>
-      <w:r>
-        <w:tab/>
-      </w:r>
-      <w:r>
-        <w:tab/>
-      </w:r>
-      <w:proofErr w:type="spellStart"/>
-      <w:r>
-        <w:rPr>
-          <w:rFonts w:hint="eastAsia"/>
-        </w:rPr>
-        <w:t>jobs_.pop</w:t>
-      </w:r>
-      <w:proofErr w:type="spellEnd"/>
-      <w:r>
-        <w:rPr>
-          <w:rFonts w:hint="eastAsia"/>
-        </w:rPr>
-        <w:t>();</w:t>
-      </w:r>
-    </w:p>
-    <w:p>
-      <w:pPr>
-        <w:widowControl/>
-        <w:shd w:val="clear" w:color="auto" w:fill="1F1F1F"/>
-        <w:wordWrap/>
-        <w:autoSpaceDE/>
-        <w:autoSpaceDN/>
-        <w:spacing w:after="0" w:line="285" w:lineRule="atLeast"/>
-        <w:jc w:val="left"/>
-      </w:pPr>
-      <w:r>
-        <w:tab/>
-      </w:r>
-      <w:r>
-        <w:tab/>
-      </w:r>
-      <w:r>
-        <w:tab/>
-      </w:r>
-      <w:proofErr w:type="spellStart"/>
-      <w:r>
-        <w:rPr>
-          <w:rFonts w:hint="eastAsia"/>
-        </w:rPr>
-        <w:t>lock.unlock</w:t>
-      </w:r>
-      <w:proofErr w:type="spellEnd"/>
-      <w:r>
-        <w:rPr>
-          <w:rFonts w:hint="eastAsia"/>
-        </w:rPr>
-        <w:t>();</w:t>
-      </w:r>
-    </w:p>
-    <w:p>
-      <w:pPr>
-        <w:widowControl/>
-        <w:shd w:val="clear" w:color="auto" w:fill="1F1F1F"/>
-        <w:wordWrap/>
-        <w:autoSpaceDE/>
-        <w:autoSpaceDN/>
-        <w:spacing w:after="0" w:line="285" w:lineRule="atLeast"/>
-        <w:jc w:val="left"/>
-      </w:pPr>
-      <w:r>
-        <w:tab/>
-      </w:r>
-      <w:r>
-        <w:tab/>
-      </w:r>
-      <w:r>
-        <w:tab/>
-      </w:r>
-    </w:p>
-    <w:p>
-      <w:pPr>
-        <w:widowControl/>
-        <w:shd w:val="clear" w:color="auto" w:fill="1F1F1F"/>
-        <w:wordWrap/>
-        <w:autoSpaceDE/>
-        <w:autoSpaceDN/>
-        <w:spacing w:after="0" w:line="285" w:lineRule="atLeast"/>
-        <w:jc w:val="left"/>
-      </w:pPr>
-      <w:r>
-        <w:tab/>
-      </w:r>
-      <w:r>
-        <w:tab/>
-      </w:r>
-      <w:r>
-        <w:tab/>
-        <w:t>job( );</w:t>
-      </w:r>
-    </w:p>
-    <w:p>
-      <w:pPr>
-        <w:widowControl/>
-        <w:shd w:val="clear" w:color="auto" w:fill="1F1F1F"/>
-        <w:wordWrap/>
-        <w:autoSpaceDE/>
-        <w:autoSpaceDN/>
-        <w:spacing w:after="0" w:line="285" w:lineRule="atLeast"/>
-        <w:jc w:val="left"/>
-      </w:pPr>
-      <w:r>
-        <w:tab/>
-      </w:r>
-      <w:r>
-        <w:tab/>
-        <w:t>}</w:t>
-      </w:r>
-    </w:p>
-    <w:p>
-      <w:pPr>
-        <w:widowControl/>
-        <w:shd w:val="clear" w:color="auto" w:fill="1F1F1F"/>
-        <w:wordWrap/>
-        <w:autoSpaceDE/>
-        <w:autoSpaceDN/>
-        <w:spacing w:after="0" w:line="285" w:lineRule="atLeast"/>
-        <w:jc w:val="left"/>
-      </w:pPr>
-      <w:r>
-        <w:tab/>
-        <w:t>}</w:t>
-      </w:r>
-    </w:p>
-    <w:p>
-      <w:pPr>
-        <w:widowControl/>
-        <w:shd w:val="clear" w:color="auto" w:fill="1F1F1F"/>
-        <w:wordWrap/>
-        <w:autoSpaceDE/>
-        <w:autoSpaceDN/>
-        <w:spacing w:after="0" w:line="285" w:lineRule="atLeast"/>
-        <w:jc w:val="left"/>
-      </w:pPr>
-      <w:r>
         <w:t>};</w:t>
       </w:r>
     </w:p>
@@ -4443,21 +3172,7 @@
         <w:rPr>
           <w:rFonts w:hint="eastAsia"/>
         </w:rPr>
-        <w:t xml:space="preserve">중요하게 볼 부분은 </w:t>
-      </w:r>
-      <w:proofErr w:type="spellStart"/>
-      <w:r>
-        <w:rPr>
-          <w:rFonts w:hint="eastAsia"/>
-        </w:rPr>
-        <w:t>enqueueJob</w:t>
-      </w:r>
-      <w:proofErr w:type="spellEnd"/>
-      <w:r>
-        <w:rPr>
-          <w:rFonts w:hint="eastAsia"/>
-        </w:rPr>
-        <w:t xml:space="preserve"> 함수이다.</w:t>
+        <w:t>중요하게 볼 부분은 enqueueJob 함수이다.</w:t>
       </w:r>
       <w:r>
         <w:br/>
@@ -4526,21 +3241,7 @@
         <w:rPr>
           <w:rFonts w:hint="eastAsia"/>
         </w:rPr>
-        <w:t>std::</w:t>
-      </w:r>
-      <w:proofErr w:type="spellStart"/>
-      <w:r>
-        <w:rPr>
-          <w:rFonts w:hint="eastAsia"/>
-        </w:rPr>
-        <w:t>invoke_result_t</w:t>
-      </w:r>
-      <w:proofErr w:type="spellEnd"/>
-      <w:r>
-        <w:rPr>
-          <w:rFonts w:hint="eastAsia"/>
-        </w:rPr>
-        <w:t>로 함수의 반환 타입을 알아</w:t>
+        <w:t>std::invoke_result_t로 함수의 반환 타입을 알아</w:t>
       </w:r>
       <w:r>
         <w:rPr>
@@ -4573,21 +3274,7 @@
         <w:rPr>
           <w:rFonts w:hint="eastAsia"/>
         </w:rPr>
-        <w:t>std::</w:t>
-      </w:r>
-      <w:proofErr w:type="spellStart"/>
-      <w:r>
-        <w:rPr>
-          <w:rFonts w:hint="eastAsia"/>
-        </w:rPr>
-        <w:t>shared_ptr</w:t>
-      </w:r>
-      <w:proofErr w:type="spellEnd"/>
-      <w:r>
-        <w:rPr>
-          <w:rFonts w:hint="eastAsia"/>
-        </w:rPr>
-        <w:t>을 사용</w:t>
+        <w:t>std::shared_ptr을 사용</w:t>
       </w:r>
       <w:r>
         <w:rPr>
@@ -4603,13 +3290,8 @@
       <w:pPr>
         <w:spacing w:after="0"/>
       </w:pPr>
-      <w:proofErr w:type="spellStart"/>
-      <w:r>
-        <w:t>jobs_.push</w:t>
-      </w:r>
-      <w:proofErr w:type="spellEnd"/>
-      <w:r>
-        <w:t>([job](){ (*job)(); })</w:t>
+      <w:r>
+        <w:t>jobs_.push([job](){ (*job)(); })</w:t>
       </w:r>
       <w:r>
         <w:rPr>
@@ -4689,21 +3371,7 @@
         <w:rPr>
           <w:rFonts w:hint="eastAsia"/>
         </w:rPr>
-        <w:t xml:space="preserve"> std::</w:t>
-      </w:r>
-      <w:proofErr w:type="spellStart"/>
-      <w:r>
-        <w:rPr>
-          <w:rFonts w:hint="eastAsia"/>
-        </w:rPr>
-        <w:t>condition_variable</w:t>
-      </w:r>
-      <w:proofErr w:type="spellEnd"/>
-      <w:r>
-        <w:rPr>
-          <w:rFonts w:hint="eastAsia"/>
-        </w:rPr>
-        <w:t>과 std::mutex를 사용하여 lock과 unlock으로 공유 자원에 대한</w:t>
+        <w:t xml:space="preserve"> std::condition_variable과 std::mutex를 사용하여 lock과 unlock으로 공유 자원에 대한</w:t>
       </w:r>
       <w:r>
         <w:br/>
@@ -4774,126 +3442,54 @@
       </w:pPr>
       <w:r>
         <w:lastRenderedPageBreak/>
-        <w:t xml:space="preserve">template&lt;class F, class... </w:t>
-      </w:r>
-      <w:proofErr w:type="spellStart"/>
-      <w:r>
-        <w:t>Args</w:t>
-      </w:r>
-      <w:proofErr w:type="spellEnd"/>
-      <w:r>
-        <w:t>&gt;</w:t>
-      </w:r>
-    </w:p>
-    <w:p>
-      <w:pPr>
-        <w:widowControl/>
-        <w:shd w:val="clear" w:color="auto" w:fill="1F1F1F"/>
-        <w:wordWrap/>
-        <w:autoSpaceDE/>
-        <w:autoSpaceDN/>
-        <w:spacing w:after="0" w:line="285" w:lineRule="atLeast"/>
-        <w:jc w:val="left"/>
-      </w:pPr>
-      <w:r>
-        <w:t>std::future&lt; std::</w:t>
-      </w:r>
-      <w:proofErr w:type="spellStart"/>
-      <w:r>
-        <w:t>invoke_result_t</w:t>
-      </w:r>
-      <w:proofErr w:type="spellEnd"/>
-      <w:r>
-        <w:t xml:space="preserve">&lt;F, </w:t>
-      </w:r>
-      <w:proofErr w:type="spellStart"/>
-      <w:r>
-        <w:t>Args</w:t>
-      </w:r>
-      <w:proofErr w:type="spellEnd"/>
-      <w:r>
-        <w:t xml:space="preserve">...&gt; &gt; </w:t>
-      </w:r>
-      <w:proofErr w:type="spellStart"/>
-      <w:r>
-        <w:t>enqueueJob</w:t>
-      </w:r>
-      <w:proofErr w:type="spellEnd"/>
-      <w:r>
-        <w:t xml:space="preserve">( F&amp;&amp; f, </w:t>
-      </w:r>
-      <w:proofErr w:type="spellStart"/>
-      <w:r>
-        <w:t>Args</w:t>
-      </w:r>
-      <w:proofErr w:type="spellEnd"/>
-      <w:r>
-        <w:t xml:space="preserve">&amp;&amp;... </w:t>
-      </w:r>
-      <w:proofErr w:type="spellStart"/>
-      <w:r>
-        <w:t>args</w:t>
-      </w:r>
-      <w:proofErr w:type="spellEnd"/>
-      <w:r>
-        <w:t xml:space="preserve"> ) {</w:t>
-      </w:r>
-    </w:p>
-    <w:p>
-      <w:pPr>
-        <w:widowControl/>
-        <w:shd w:val="clear" w:color="auto" w:fill="1F1F1F"/>
-        <w:wordWrap/>
-        <w:autoSpaceDE/>
-        <w:autoSpaceDN/>
-        <w:spacing w:after="0" w:line="285" w:lineRule="atLeast"/>
-        <w:jc w:val="left"/>
-      </w:pPr>
-      <w:r>
-        <w:tab/>
-        <w:t xml:space="preserve">if ( </w:t>
-      </w:r>
-      <w:proofErr w:type="spellStart"/>
-      <w:r>
-        <w:t>stop_.load</w:t>
-      </w:r>
-      <w:proofErr w:type="spellEnd"/>
-      <w:r>
-        <w:t>( ) ) {</w:t>
-      </w:r>
-    </w:p>
-    <w:p>
-      <w:pPr>
-        <w:widowControl/>
-        <w:shd w:val="clear" w:color="auto" w:fill="1F1F1F"/>
-        <w:wordWrap/>
-        <w:autoSpaceDE/>
-        <w:autoSpaceDN/>
-        <w:spacing w:after="0" w:line="285" w:lineRule="atLeast"/>
-        <w:jc w:val="left"/>
-      </w:pPr>
-      <w:r>
-        <w:tab/>
-      </w:r>
-      <w:r>
-        <w:tab/>
-        <w:t>throw std::</w:t>
-      </w:r>
-      <w:proofErr w:type="spellStart"/>
-      <w:r>
-        <w:t>runtime_error</w:t>
-      </w:r>
-      <w:proofErr w:type="spellEnd"/>
-      <w:r>
-        <w:t>( "</w:t>
-      </w:r>
-      <w:proofErr w:type="spellStart"/>
-      <w:r>
-        <w:t>ThreadPool</w:t>
-      </w:r>
-      <w:proofErr w:type="spellEnd"/>
-      <w:r>
-        <w:t xml:space="preserve"> is stopped" );</w:t>
+        <w:t>template&lt;class F, class... Args&gt;</w:t>
+      </w:r>
+    </w:p>
+    <w:p>
+      <w:pPr>
+        <w:widowControl/>
+        <w:shd w:val="clear" w:color="auto" w:fill="1F1F1F"/>
+        <w:wordWrap/>
+        <w:autoSpaceDE/>
+        <w:autoSpaceDN/>
+        <w:spacing w:after="0" w:line="285" w:lineRule="atLeast"/>
+        <w:jc w:val="left"/>
+      </w:pPr>
+      <w:r>
+        <w:t>std::future&lt; std::invoke_result_t&lt;F, Args...&gt; &gt; enqueueJob( F&amp;&amp; f, Args&amp;&amp;... args ) {</w:t>
+      </w:r>
+    </w:p>
+    <w:p>
+      <w:pPr>
+        <w:widowControl/>
+        <w:shd w:val="clear" w:color="auto" w:fill="1F1F1F"/>
+        <w:wordWrap/>
+        <w:autoSpaceDE/>
+        <w:autoSpaceDN/>
+        <w:spacing w:after="0" w:line="285" w:lineRule="atLeast"/>
+        <w:jc w:val="left"/>
+      </w:pPr>
+      <w:r>
+        <w:tab/>
+        <w:t>if ( stop_.load( ) ) {</w:t>
+      </w:r>
+    </w:p>
+    <w:p>
+      <w:pPr>
+        <w:widowControl/>
+        <w:shd w:val="clear" w:color="auto" w:fill="1F1F1F"/>
+        <w:wordWrap/>
+        <w:autoSpaceDE/>
+        <w:autoSpaceDN/>
+        <w:spacing w:after="0" w:line="285" w:lineRule="atLeast"/>
+        <w:jc w:val="left"/>
+      </w:pPr>
+      <w:r>
+        <w:tab/>
+      </w:r>
+      <w:r>
+        <w:tab/>
+        <w:t>throw std::runtime_error( "ThreadPool is stopped" );</w:t>
       </w:r>
     </w:p>
     <w:p>
@@ -4934,219 +3530,124 @@
       </w:pPr>
       <w:r>
         <w:tab/>
-        <w:t xml:space="preserve">using </w:t>
-      </w:r>
-      <w:proofErr w:type="spellStart"/>
-      <w:r>
-        <w:t>returnType</w:t>
-      </w:r>
-      <w:proofErr w:type="spellEnd"/>
-      <w:r>
-        <w:t xml:space="preserve"> = std::</w:t>
-      </w:r>
-      <w:proofErr w:type="spellStart"/>
-      <w:r>
-        <w:t>invoke_result_t</w:t>
-      </w:r>
-      <w:proofErr w:type="spellEnd"/>
-      <w:r>
-        <w:t xml:space="preserve">&lt;F, </w:t>
-      </w:r>
-      <w:proofErr w:type="spellStart"/>
-      <w:r>
-        <w:t>Args</w:t>
-      </w:r>
-      <w:proofErr w:type="spellEnd"/>
-      <w:r>
-        <w:t>...&gt;;</w:t>
-      </w:r>
-    </w:p>
-    <w:p>
-      <w:pPr>
-        <w:widowControl/>
-        <w:shd w:val="clear" w:color="auto" w:fill="1F1F1F"/>
-        <w:wordWrap/>
-        <w:autoSpaceDE/>
-        <w:autoSpaceDN/>
-        <w:spacing w:after="0" w:line="285" w:lineRule="atLeast"/>
-        <w:jc w:val="left"/>
-      </w:pPr>
-      <w:r>
-        <w:tab/>
-        <w:t>auto job = std::</w:t>
-      </w:r>
-      <w:proofErr w:type="spellStart"/>
-      <w:r>
-        <w:t>make_shared</w:t>
-      </w:r>
-      <w:proofErr w:type="spellEnd"/>
-      <w:r>
-        <w:t>&lt; std::</w:t>
-      </w:r>
-      <w:proofErr w:type="spellStart"/>
-      <w:r>
-        <w:t>packaged_task</w:t>
-      </w:r>
-      <w:proofErr w:type="spellEnd"/>
-      <w:r>
-        <w:t>&lt;</w:t>
-      </w:r>
-      <w:proofErr w:type="spellStart"/>
-      <w:r>
-        <w:t>returnType</w:t>
-      </w:r>
-      <w:proofErr w:type="spellEnd"/>
-      <w:r>
-        <w:t xml:space="preserve">( )&gt; &gt;( </w:t>
-      </w:r>
-    </w:p>
-    <w:p>
-      <w:pPr>
-        <w:widowControl/>
-        <w:shd w:val="clear" w:color="auto" w:fill="1F1F1F"/>
-        <w:wordWrap/>
-        <w:autoSpaceDE/>
-        <w:autoSpaceDN/>
-        <w:spacing w:after="0" w:line="285" w:lineRule="atLeast"/>
-        <w:jc w:val="left"/>
-      </w:pPr>
-      <w:r>
-        <w:tab/>
-      </w:r>
-      <w:r>
-        <w:tab/>
-        <w:t>std::bind( std::forward&lt;F&gt;( f ), std::forward&lt;</w:t>
-      </w:r>
-      <w:proofErr w:type="spellStart"/>
-      <w:r>
-        <w:t>Args</w:t>
-      </w:r>
-      <w:proofErr w:type="spellEnd"/>
-      <w:r>
-        <w:t xml:space="preserve">&gt;( </w:t>
-      </w:r>
-      <w:proofErr w:type="spellStart"/>
-      <w:r>
-        <w:t>args</w:t>
-      </w:r>
-      <w:proofErr w:type="spellEnd"/>
-      <w:r>
-        <w:t xml:space="preserve"> )... ) );</w:t>
-      </w:r>
-    </w:p>
-    <w:p>
-      <w:pPr>
-        <w:widowControl/>
-        <w:shd w:val="clear" w:color="auto" w:fill="1F1F1F"/>
-        <w:wordWrap/>
-        <w:autoSpaceDE/>
-        <w:autoSpaceDN/>
-        <w:spacing w:after="0" w:line="285" w:lineRule="atLeast"/>
-        <w:jc w:val="left"/>
-      </w:pPr>
-    </w:p>
-    <w:p>
-      <w:pPr>
-        <w:widowControl/>
-        <w:shd w:val="clear" w:color="auto" w:fill="1F1F1F"/>
-        <w:wordWrap/>
-        <w:autoSpaceDE/>
-        <w:autoSpaceDN/>
-        <w:spacing w:after="0" w:line="285" w:lineRule="atLeast"/>
-        <w:jc w:val="left"/>
-      </w:pPr>
-      <w:r>
-        <w:tab/>
-        <w:t xml:space="preserve">auto </w:t>
-      </w:r>
-      <w:proofErr w:type="spellStart"/>
-      <w:r>
-        <w:t>jobResultFuture</w:t>
-      </w:r>
-      <w:proofErr w:type="spellEnd"/>
-      <w:r>
-        <w:t xml:space="preserve"> = job-&gt;</w:t>
-      </w:r>
-      <w:proofErr w:type="spellStart"/>
-      <w:r>
-        <w:t>get_future</w:t>
-      </w:r>
-      <w:proofErr w:type="spellEnd"/>
-      <w:r>
-        <w:t>( );</w:t>
-      </w:r>
-    </w:p>
-    <w:p>
-      <w:pPr>
-        <w:widowControl/>
-        <w:shd w:val="clear" w:color="auto" w:fill="1F1F1F"/>
-        <w:wordWrap/>
-        <w:autoSpaceDE/>
-        <w:autoSpaceDN/>
-        <w:spacing w:after="0" w:line="285" w:lineRule="atLeast"/>
-        <w:jc w:val="left"/>
-      </w:pPr>
-      <w:r>
-        <w:tab/>
-      </w:r>
-      <w:r>
-        <w:tab/>
-      </w:r>
-    </w:p>
-    <w:p>
-      <w:pPr>
-        <w:widowControl/>
-        <w:shd w:val="clear" w:color="auto" w:fill="1F1F1F"/>
-        <w:wordWrap/>
-        <w:autoSpaceDE/>
-        <w:autoSpaceDN/>
-        <w:spacing w:after="0" w:line="285" w:lineRule="atLeast"/>
-        <w:jc w:val="left"/>
-      </w:pPr>
-      <w:r>
-        <w:tab/>
-      </w:r>
-      <w:proofErr w:type="spellStart"/>
-      <w:r>
-        <w:t>jobs_.enqueue</w:t>
-      </w:r>
-      <w:proofErr w:type="spellEnd"/>
-      <w:r>
-        <w:t>( [job]( ) { ( *job )( ); } );</w:t>
-      </w:r>
-    </w:p>
-    <w:p>
-      <w:pPr>
-        <w:widowControl/>
-        <w:shd w:val="clear" w:color="auto" w:fill="1F1F1F"/>
-        <w:wordWrap/>
-        <w:autoSpaceDE/>
-        <w:autoSpaceDN/>
-        <w:spacing w:after="0" w:line="285" w:lineRule="atLeast"/>
-        <w:jc w:val="left"/>
-      </w:pPr>
-    </w:p>
-    <w:p>
-      <w:pPr>
-        <w:widowControl/>
-        <w:shd w:val="clear" w:color="auto" w:fill="1F1F1F"/>
-        <w:wordWrap/>
-        <w:autoSpaceDE/>
-        <w:autoSpaceDN/>
-        <w:spacing w:after="0" w:line="285" w:lineRule="atLeast"/>
-        <w:jc w:val="left"/>
-      </w:pPr>
-      <w:r>
-        <w:tab/>
-        <w:t xml:space="preserve">return </w:t>
-      </w:r>
-      <w:proofErr w:type="spellStart"/>
-      <w:r>
-        <w:t>jobResultFuture</w:t>
-      </w:r>
-      <w:proofErr w:type="spellEnd"/>
-      <w:r>
-        <w:t>;</w:t>
+        <w:t>using returnType = std::invoke_result_t&lt;F, Args...&gt;;</w:t>
+      </w:r>
+    </w:p>
+    <w:p>
+      <w:pPr>
+        <w:widowControl/>
+        <w:shd w:val="clear" w:color="auto" w:fill="1F1F1F"/>
+        <w:wordWrap/>
+        <w:autoSpaceDE/>
+        <w:autoSpaceDN/>
+        <w:spacing w:after="0" w:line="285" w:lineRule="atLeast"/>
+        <w:jc w:val="left"/>
+      </w:pPr>
+      <w:r>
+        <w:tab/>
+        <w:t xml:space="preserve">auto job = std::make_shared&lt; std::packaged_task&lt;returnType( )&gt; &gt;( </w:t>
+      </w:r>
+    </w:p>
+    <w:p>
+      <w:pPr>
+        <w:widowControl/>
+        <w:shd w:val="clear" w:color="auto" w:fill="1F1F1F"/>
+        <w:wordWrap/>
+        <w:autoSpaceDE/>
+        <w:autoSpaceDN/>
+        <w:spacing w:after="0" w:line="285" w:lineRule="atLeast"/>
+        <w:jc w:val="left"/>
+      </w:pPr>
+      <w:r>
+        <w:tab/>
+      </w:r>
+      <w:r>
+        <w:tab/>
+        <w:t>std::bind( std::forward&lt;F&gt;( f ), std::forward&lt;Args&gt;( args )... ) );</w:t>
+      </w:r>
+    </w:p>
+    <w:p>
+      <w:pPr>
+        <w:widowControl/>
+        <w:shd w:val="clear" w:color="auto" w:fill="1F1F1F"/>
+        <w:wordWrap/>
+        <w:autoSpaceDE/>
+        <w:autoSpaceDN/>
+        <w:spacing w:after="0" w:line="285" w:lineRule="atLeast"/>
+        <w:jc w:val="left"/>
+      </w:pPr>
+    </w:p>
+    <w:p>
+      <w:pPr>
+        <w:widowControl/>
+        <w:shd w:val="clear" w:color="auto" w:fill="1F1F1F"/>
+        <w:wordWrap/>
+        <w:autoSpaceDE/>
+        <w:autoSpaceDN/>
+        <w:spacing w:after="0" w:line="285" w:lineRule="atLeast"/>
+        <w:jc w:val="left"/>
+      </w:pPr>
+      <w:r>
+        <w:tab/>
+        <w:t>auto jobResultFuture = job-&gt;get_future( );</w:t>
+      </w:r>
+    </w:p>
+    <w:p>
+      <w:pPr>
+        <w:widowControl/>
+        <w:shd w:val="clear" w:color="auto" w:fill="1F1F1F"/>
+        <w:wordWrap/>
+        <w:autoSpaceDE/>
+        <w:autoSpaceDN/>
+        <w:spacing w:after="0" w:line="285" w:lineRule="atLeast"/>
+        <w:jc w:val="left"/>
+      </w:pPr>
+      <w:r>
+        <w:tab/>
+      </w:r>
+      <w:r>
+        <w:tab/>
+      </w:r>
+    </w:p>
+    <w:p>
+      <w:pPr>
+        <w:widowControl/>
+        <w:shd w:val="clear" w:color="auto" w:fill="1F1F1F"/>
+        <w:wordWrap/>
+        <w:autoSpaceDE/>
+        <w:autoSpaceDN/>
+        <w:spacing w:after="0" w:line="285" w:lineRule="atLeast"/>
+        <w:jc w:val="left"/>
+      </w:pPr>
+      <w:r>
+        <w:tab/>
+        <w:t>jobs_.enqueue( [job]( ) { ( *job )( ); } );</w:t>
+      </w:r>
+    </w:p>
+    <w:p>
+      <w:pPr>
+        <w:widowControl/>
+        <w:shd w:val="clear" w:color="auto" w:fill="1F1F1F"/>
+        <w:wordWrap/>
+        <w:autoSpaceDE/>
+        <w:autoSpaceDN/>
+        <w:spacing w:after="0" w:line="285" w:lineRule="atLeast"/>
+        <w:jc w:val="left"/>
+      </w:pPr>
+    </w:p>
+    <w:p>
+      <w:pPr>
+        <w:widowControl/>
+        <w:shd w:val="clear" w:color="auto" w:fill="1F1F1F"/>
+        <w:wordWrap/>
+        <w:autoSpaceDE/>
+        <w:autoSpaceDN/>
+        <w:spacing w:after="0" w:line="285" w:lineRule="atLeast"/>
+        <w:jc w:val="left"/>
+      </w:pPr>
+      <w:r>
+        <w:tab/>
+        <w:t>return jobResultFuture;</w:t>
       </w:r>
     </w:p>
     <w:p>
@@ -5185,38 +3686,22 @@
         <w:jc w:val="left"/>
       </w:pPr>
       <w:r>
-        <w:t xml:space="preserve">void </w:t>
-      </w:r>
-      <w:proofErr w:type="spellStart"/>
-      <w:r>
-        <w:t>workerThread</w:t>
-      </w:r>
-      <w:proofErr w:type="spellEnd"/>
-      <w:r>
-        <w:t>( ) {</w:t>
-      </w:r>
-    </w:p>
-    <w:p>
-      <w:pPr>
-        <w:widowControl/>
-        <w:shd w:val="clear" w:color="auto" w:fill="1F1F1F"/>
-        <w:wordWrap/>
-        <w:autoSpaceDE/>
-        <w:autoSpaceDN/>
-        <w:spacing w:after="0" w:line="285" w:lineRule="atLeast"/>
-        <w:jc w:val="left"/>
-      </w:pPr>
-      <w:r>
-        <w:tab/>
-        <w:t>while ( !</w:t>
-      </w:r>
-      <w:proofErr w:type="spellStart"/>
-      <w:r>
-        <w:t>stop_.load</w:t>
-      </w:r>
-      <w:proofErr w:type="spellEnd"/>
-      <w:r>
-        <w:t>( ) ) {</w:t>
+        <w:t>void workerThread( ) {</w:t>
+      </w:r>
+    </w:p>
+    <w:p>
+      <w:pPr>
+        <w:widowControl/>
+        <w:shd w:val="clear" w:color="auto" w:fill="1F1F1F"/>
+        <w:wordWrap/>
+        <w:autoSpaceDE/>
+        <w:autoSpaceDN/>
+        <w:spacing w:after="0" w:line="285" w:lineRule="atLeast"/>
+        <w:jc w:val="left"/>
+      </w:pPr>
+      <w:r>
+        <w:tab/>
+        <w:t>while ( !stop_.load( ) ) {</w:t>
       </w:r>
     </w:p>
     <w:p>
@@ -5252,15 +3737,7 @@
       </w:r>
       <w:r>
         <w:tab/>
-        <w:t>jobs_.</w:t>
-      </w:r>
-      <w:proofErr w:type="spellStart"/>
-      <w:r>
-        <w:t>try_dequeue</w:t>
-      </w:r>
-      <w:proofErr w:type="spellEnd"/>
-      <w:r>
-        <w:t>( job );</w:t>
+        <w:t>jobs_.try_dequeue( job );</w:t>
       </w:r>
     </w:p>
     <w:p>
@@ -5395,19 +3872,11 @@
         <w:spacing w:after="0"/>
         <w:ind w:leftChars="0" w:left="425"/>
       </w:pPr>
-      <w:proofErr w:type="spellStart"/>
-      <w:r>
-        <w:rPr>
-          <w:rFonts w:hint="eastAsia"/>
-        </w:rPr>
-        <w:t>workerThread</w:t>
-      </w:r>
-      <w:proofErr w:type="spellEnd"/>
-      <w:r>
-        <w:rPr>
-          <w:rFonts w:hint="eastAsia"/>
-        </w:rPr>
-        <w:t>의 종료 조건으로</w:t>
+      <w:r>
+        <w:rPr>
+          <w:rFonts w:hint="eastAsia"/>
+        </w:rPr>
+        <w:t>workerThread의 종료 조건으로</w:t>
       </w:r>
       <w:r>
         <w:rPr>
@@ -5419,35 +3888,7 @@
         <w:rPr>
           <w:rFonts w:hint="eastAsia"/>
         </w:rPr>
-        <w:t xml:space="preserve"> </w:t>
-      </w:r>
-      <w:proofErr w:type="spellStart"/>
-      <w:r>
-        <w:rPr>
-          <w:rFonts w:hint="eastAsia"/>
-        </w:rPr>
-        <w:t>try_dequeue</w:t>
-      </w:r>
-      <w:proofErr w:type="spellEnd"/>
-      <w:r>
-        <w:rPr>
-          <w:rFonts w:hint="eastAsia"/>
-        </w:rPr>
-        <w:t xml:space="preserve">로 얻어온 함수가 없다면 job은 </w:t>
-      </w:r>
-      <w:proofErr w:type="spellStart"/>
-      <w:r>
-        <w:rPr>
-          <w:rFonts w:hint="eastAsia"/>
-        </w:rPr>
-        <w:t>nullptr</w:t>
-      </w:r>
-      <w:proofErr w:type="spellEnd"/>
-      <w:r>
-        <w:rPr>
-          <w:rFonts w:hint="eastAsia"/>
-        </w:rPr>
-        <w:t>이므로</w:t>
+        <w:t xml:space="preserve"> try_dequeue로 얻어온 함수가 없다면 job은 nullptr이므로</w:t>
       </w:r>
       <w:r>
         <w:br/>
@@ -5456,21 +3897,7 @@
         <w:rPr>
           <w:rFonts w:hint="eastAsia"/>
         </w:rPr>
-        <w:t xml:space="preserve">job이 </w:t>
-      </w:r>
-      <w:proofErr w:type="spellStart"/>
-      <w:r>
-        <w:rPr>
-          <w:rFonts w:hint="eastAsia"/>
-        </w:rPr>
-        <w:t>nullptr</w:t>
-      </w:r>
-      <w:proofErr w:type="spellEnd"/>
-      <w:r>
-        <w:rPr>
-          <w:rFonts w:hint="eastAsia"/>
-        </w:rPr>
-        <w:t>라면 반복문을 계속 돌며 stop_의 값을 확인하여 빠져나오도록 구현하였다.</w:t>
+        <w:t>job이 nullptr라면 반복문을 계속 돌며 stop_의 값을 확인하여 빠져나오도록 구현하였다.</w:t>
       </w:r>
     </w:p>
     <w:p>
@@ -5537,6 +3964,7 @@
     <w:p>
       <w:pPr>
         <w:rPr>
+          <w:rFonts w:hint="eastAsia"/>
           <w:sz w:val="28"/>
           <w:szCs w:val="32"/>
         </w:rPr>
@@ -5552,15 +3980,21 @@
       </w:r>
     </w:p>
     <w:p>
-      <w:r>
+      <w:pPr>
+        <w:jc w:val="left"/>
         <w:rPr>
           <w:noProof/>
         </w:rPr>
+      </w:pPr>
+      <w:r>
+        <w:rPr>
+          <w:noProof/>
+        </w:rPr>
         <w:drawing>
-          <wp:inline distT="0" distB="0" distL="0" distR="0" wp14:anchorId="6663E70F" wp14:editId="27D5C477">
-            <wp:extent cx="6645910" cy="3844925"/>
-            <wp:effectExtent l="0" t="0" r="2540" b="3175"/>
-            <wp:docPr id="574919311" name="그림 1" descr="스크린샷, 우주, 다채로움, 별이(가) 표시된 사진&#10;&#10;AI가 생성한 콘텐츠는 부정확할 수 있습니다."/>
+          <wp:inline distT="0" distB="0" distL="0" distR="0" wp14:anchorId="489B9DEF" wp14:editId="5284E596">
+            <wp:extent cx="6645910" cy="3741420"/>
+            <wp:effectExtent l="0" t="0" r="2540" b="0"/>
+            <wp:docPr id="121158859" name="그림 1"/>
             <wp:cNvGraphicFramePr>
               <a:graphicFrameLocks xmlns:a="http://schemas.openxmlformats.org/drawingml/2006/main" noChangeAspect="1"/>
             </wp:cNvGraphicFramePr>
@@ -5568,11 +4002,117 @@
               <a:graphicData uri="http://schemas.openxmlformats.org/drawingml/2006/picture">
                 <pic:pic xmlns:pic="http://schemas.openxmlformats.org/drawingml/2006/picture">
                   <pic:nvPicPr>
-                    <pic:cNvPr id="574919311" name="그림 1" descr="스크린샷, 우주, 다채로움, 별이(가) 표시된 사진&#10;&#10;AI가 생성한 콘텐츠는 부정확할 수 있습니다."/>
+                    <pic:cNvPr id="0" name="Picture 1"/>
+                    <pic:cNvPicPr>
+                      <a:picLocks noChangeAspect="1" noChangeArrowheads="1"/>
+                    </pic:cNvPicPr>
+                  </pic:nvPicPr>
+                  <pic:blipFill>
+                    <a:blip r:embed="rId11">
+                      <a:extLst>
+                        <a:ext uri="{28A0092B-C50C-407E-A947-70E740481C1C}">
+                          <a14:useLocalDpi xmlns:a14="http://schemas.microsoft.com/office/drawing/2010/main" val="0"/>
+                        </a:ext>
+                      </a:extLst>
+                    </a:blip>
+                    <a:srcRect/>
+                    <a:stretch>
+                      <a:fillRect/>
+                    </a:stretch>
+                  </pic:blipFill>
+                  <pic:spPr bwMode="auto">
+                    <a:xfrm>
+                      <a:off x="0" y="0"/>
+                      <a:ext cx="6645910" cy="3741420"/>
+                    </a:xfrm>
+                    <a:prstGeom prst="rect">
+                      <a:avLst/>
+                    </a:prstGeom>
+                    <a:noFill/>
+                    <a:ln>
+                      <a:noFill/>
+                    </a:ln>
+                  </pic:spPr>
+                </pic:pic>
+              </a:graphicData>
+            </a:graphic>
+          </wp:inline>
+        </w:drawing>
+      </w:r>
+      <w:r>
+        <w:rPr>
+          <w:rFonts w:hint="eastAsia"/>
+          <w:noProof/>
+        </w:rPr>
+        <w:t>Cascade Shadow Map을 적용시켰다. 시각적으로 확인하기 위해서 각 cascade마다 다른 색상으로 표현했다.</w:t>
+      </w:r>
+    </w:p>
+    <w:p>
+      <w:pPr>
+        <w:jc w:val="left"/>
+        <w:rPr>
+          <w:noProof/>
+        </w:rPr>
+      </w:pPr>
+    </w:p>
+    <w:p>
+      <w:pPr>
+        <w:jc w:val="left"/>
+        <w:rPr>
+          <w:noProof/>
+        </w:rPr>
+      </w:pPr>
+      <w:r>
+        <w:rPr>
+          <w:rFonts w:hint="eastAsia"/>
+          <w:noProof/>
+        </w:rPr>
+        <w:t>- 문제점</w:t>
+      </w:r>
+    </w:p>
+    <w:p>
+      <w:pPr>
+        <w:jc w:val="left"/>
+        <w:rPr>
+          <w:noProof/>
+        </w:rPr>
+      </w:pPr>
+      <w:r>
+        <w:rPr>
+          <w:rFonts w:hint="eastAsia"/>
+          <w:noProof/>
+        </w:rPr>
+        <w:t>shader에서 cascade level을 판별하는 것은 카메라 기준 depth인데, view, projection 행렬을 만들 때는 카메라 기준이 아니라 임의의 위치로 이동된 light pos기준의 view와 projection이기 때문에 오차가 있다.</w:t>
+      </w:r>
+    </w:p>
+    <w:p>
+      <w:pPr>
+        <w:jc w:val="left"/>
+        <w:rPr>
+          <w:noProof/>
+        </w:rPr>
+      </w:pPr>
+      <w:r>
+        <w:rPr>
+          <w:noProof/>
+        </w:rPr>
+        <w:drawing>
+          <wp:inline distT="0" distB="0" distL="0" distR="0" wp14:anchorId="660366BB" wp14:editId="28449AB3">
+            <wp:extent cx="6645910" cy="3183890"/>
+            <wp:effectExtent l="0" t="0" r="2540" b="0"/>
+            <wp:docPr id="1275505859" name="그림 1"/>
+            <wp:cNvGraphicFramePr>
+              <a:graphicFrameLocks xmlns:a="http://schemas.openxmlformats.org/drawingml/2006/main" noChangeAspect="1"/>
+            </wp:cNvGraphicFramePr>
+            <a:graphic xmlns:a="http://schemas.openxmlformats.org/drawingml/2006/main">
+              <a:graphicData uri="http://schemas.openxmlformats.org/drawingml/2006/picture">
+                <pic:pic xmlns:pic="http://schemas.openxmlformats.org/drawingml/2006/picture">
+                  <pic:nvPicPr>
+                    <pic:cNvPr id="1275505859" name=""/>
                     <pic:cNvPicPr/>
                   </pic:nvPicPr>
                   <pic:blipFill>
-                    <a:blip r:embed="rId11"/>
+                    <a:blip r:embed="rId12"/>
                     <a:stretch>
                       <a:fillRect/>
                     </a:stretch>
@@ -5580,7 +4120,7 @@
                   <pic:spPr>
                     <a:xfrm>
                       <a:off x="0" y="0"/>
-                      <a:ext cx="6645910" cy="3844925"/>
+                      <a:ext cx="6645910" cy="3183890"/>
                     </a:xfrm>
                     <a:prstGeom prst="rect">
                       <a:avLst/>
@@ -5594,1171 +4134,248 @@
       </w:r>
     </w:p>
     <w:p>
-      <w:r>
-        <w:t>S</w:t>
-      </w:r>
-      <w:r>
-        <w:rPr>
-          <w:rFonts w:hint="eastAsia"/>
-        </w:rPr>
-        <w:t>kybox, 정확하게는 sky sphere를 구현했다.</w:t>
-      </w:r>
-    </w:p>
-    <w:p>
-      <w:pPr>
-        <w:jc w:val="left"/>
-      </w:pPr>
-      <w:proofErr w:type="spellStart"/>
-      <w:r>
-        <w:t>S</w:t>
-      </w:r>
-      <w:r>
-        <w:rPr>
-          <w:rFonts w:hint="eastAsia"/>
-        </w:rPr>
-        <w:t>pheremesh</w:t>
-      </w:r>
-      <w:proofErr w:type="spellEnd"/>
-      <w:r>
-        <w:rPr>
-          <w:rFonts w:hint="eastAsia"/>
-        </w:rPr>
-        <w:t xml:space="preserve">를 만들고 </w:t>
-      </w:r>
-      <w:proofErr w:type="spellStart"/>
-      <w:r>
-        <w:rPr>
-          <w:rFonts w:hint="eastAsia"/>
-        </w:rPr>
-        <w:t>셰이더에서</w:t>
-      </w:r>
-      <w:proofErr w:type="spellEnd"/>
-      <w:r>
-        <w:rPr>
-          <w:rFonts w:hint="eastAsia"/>
-        </w:rPr>
-        <w:t xml:space="preserve"> Cull Mode는 None, Depth Function은 D3D12_COMPARISON_FUNC_LESS_EQUAL로 설정한다.</w:t>
-      </w:r>
-    </w:p>
-    <w:p>
-      <w:pPr>
-        <w:jc w:val="left"/>
-      </w:pPr>
-    </w:p>
-    <w:p>
-      <w:pPr>
-        <w:jc w:val="left"/>
-      </w:pPr>
-      <w:r>
-        <w:rPr>
-          <w:rFonts w:hint="eastAsia"/>
-        </w:rPr>
-        <w:t>아래는 HLSL코드이다.</w:t>
-      </w:r>
-    </w:p>
-    <w:p>
-      <w:pPr>
-        <w:jc w:val="left"/>
-      </w:pPr>
-      <w:r>
-        <w:t>S</w:t>
-      </w:r>
-      <w:r>
-        <w:rPr>
-          <w:rFonts w:hint="eastAsia"/>
-        </w:rPr>
-        <w:t>kybox는 항상 카메라 위치에 있으므로 local position은 원점이며 카메라 행렬을 그대로 곱해주면 된다.</w:t>
-      </w:r>
-    </w:p>
-    <w:p>
-      <w:pPr>
-        <w:jc w:val="left"/>
-      </w:pPr>
-      <w:r>
-        <w:rPr>
-          <w:rFonts w:hint="eastAsia"/>
-        </w:rPr>
-        <w:t>다만 이동은 무시하고 회전만 적용시켜준다.</w:t>
-      </w:r>
-    </w:p>
-    <w:p>
-      <w:pPr>
-        <w:jc w:val="left"/>
-      </w:pPr>
-      <w:proofErr w:type="spellStart"/>
-      <w:r>
-        <w:t>O</w:t>
-      </w:r>
-      <w:r>
-        <w:rPr>
-          <w:rFonts w:hint="eastAsia"/>
-        </w:rPr>
-        <w:t>utput.position</w:t>
-      </w:r>
-      <w:proofErr w:type="spellEnd"/>
-      <w:r>
-        <w:rPr>
-          <w:rFonts w:hint="eastAsia"/>
+      <w:pPr>
+        <w:jc w:val="left"/>
+        <w:rPr>
+          <w:noProof/>
+        </w:rPr>
+      </w:pPr>
+      <w:r>
+        <w:rPr>
+          <w:rFonts w:hint="eastAsia"/>
+          <w:noProof/>
+        </w:rPr>
+        <w:t>C는 카메라 L은 Directional Light.</w:t>
+      </w:r>
+    </w:p>
+    <w:p>
+      <w:pPr>
+        <w:jc w:val="left"/>
+        <w:rPr>
+          <w:noProof/>
+        </w:rPr>
+      </w:pPr>
+      <w:r>
+        <w:rPr>
+          <w:rFonts w:hint="eastAsia"/>
+          <w:noProof/>
+        </w:rPr>
+        <w:t xml:space="preserve">파란색 사각형이 </w:t>
+      </w:r>
+      <w:r>
+        <w:rPr>
+          <w:rFonts w:hint="eastAsia"/>
+          <w:noProof/>
+        </w:rPr>
+        <w:t xml:space="preserve">카메라의 </w:t>
+      </w:r>
+      <w:r>
+        <w:rPr>
+          <w:rFonts w:hint="eastAsia"/>
+          <w:noProof/>
+        </w:rPr>
+        <w:t>View Frustum</w:t>
+      </w:r>
+      <w:r>
+        <w:rPr>
+          <w:rFonts w:hint="eastAsia"/>
+          <w:noProof/>
         </w:rPr>
         <w:t xml:space="preserve">에서 </w:t>
       </w:r>
       <w:r>
         <w:rPr>
           <w:rFonts w:hint="eastAsia"/>
-        </w:rPr>
-        <w:t xml:space="preserve">z값을 w로 하면 무조건 1이 되므로 </w:t>
-      </w:r>
-      <w:proofErr w:type="spellStart"/>
-      <w:r>
-        <w:rPr>
-          <w:rFonts w:hint="eastAsia"/>
-        </w:rPr>
-        <w:t>깊이값은</w:t>
-      </w:r>
-      <w:proofErr w:type="spellEnd"/>
-      <w:r>
-        <w:rPr>
-          <w:rFonts w:hint="eastAsia"/>
-        </w:rPr>
-        <w:t xml:space="preserve"> 항상 최대가 된다.</w:t>
-      </w:r>
-    </w:p>
-    <w:p>
-      <w:pPr>
-        <w:widowControl/>
-        <w:shd w:val="clear" w:color="auto" w:fill="1F1F1F"/>
-        <w:wordWrap/>
-        <w:autoSpaceDE/>
-        <w:autoSpaceDN/>
-        <w:spacing w:after="0" w:line="285" w:lineRule="atLeast"/>
-        <w:jc w:val="left"/>
-        <w:rPr>
-          <w:rFonts w:ascii="Consolas" w:eastAsia="굴림" w:hAnsi="Consolas" w:cs="굴림"/>
-          <w:color w:val="CCCCCC"/>
-          <w:kern w:val="0"/>
-          <w:sz w:val="21"/>
-          <w:szCs w:val="21"/>
-        </w:rPr>
-      </w:pPr>
-      <w:r>
-        <w:rPr>
-          <w:rFonts w:ascii="Consolas" w:eastAsia="굴림" w:hAnsi="Consolas" w:cs="굴림"/>
-          <w:color w:val="CCCCCC"/>
-          <w:kern w:val="0"/>
-          <w:sz w:val="21"/>
-          <w:szCs w:val="21"/>
-        </w:rPr>
-        <w:t xml:space="preserve">VS_OUTPUT </w:t>
-      </w:r>
-      <w:proofErr w:type="spellStart"/>
-      <w:r>
-        <w:rPr>
-          <w:rFonts w:ascii="Consolas" w:eastAsia="굴림" w:hAnsi="Consolas" w:cs="굴림"/>
-          <w:color w:val="DCDCAA"/>
-          <w:kern w:val="0"/>
-          <w:sz w:val="21"/>
-          <w:szCs w:val="21"/>
-        </w:rPr>
-        <w:t>VS_Main</w:t>
-      </w:r>
-      <w:proofErr w:type="spellEnd"/>
-      <w:r>
-        <w:rPr>
-          <w:rFonts w:ascii="Consolas" w:eastAsia="굴림" w:hAnsi="Consolas" w:cs="굴림"/>
-          <w:color w:val="CCCCCC"/>
-          <w:kern w:val="0"/>
-          <w:sz w:val="21"/>
-          <w:szCs w:val="21"/>
-        </w:rPr>
-        <w:t>(VS_INPUT input)</w:t>
-      </w:r>
-    </w:p>
-    <w:p>
-      <w:pPr>
-        <w:widowControl/>
-        <w:shd w:val="clear" w:color="auto" w:fill="1F1F1F"/>
-        <w:wordWrap/>
-        <w:autoSpaceDE/>
-        <w:autoSpaceDN/>
-        <w:spacing w:after="0" w:line="285" w:lineRule="atLeast"/>
-        <w:jc w:val="left"/>
-        <w:rPr>
-          <w:rFonts w:ascii="Consolas" w:eastAsia="굴림" w:hAnsi="Consolas" w:cs="굴림"/>
-          <w:color w:val="CCCCCC"/>
-          <w:kern w:val="0"/>
-          <w:sz w:val="21"/>
-          <w:szCs w:val="21"/>
-        </w:rPr>
-      </w:pPr>
-      <w:r>
-        <w:rPr>
-          <w:rFonts w:ascii="Consolas" w:eastAsia="굴림" w:hAnsi="Consolas" w:cs="굴림"/>
-          <w:color w:val="CCCCCC"/>
-          <w:kern w:val="0"/>
-          <w:sz w:val="21"/>
-          <w:szCs w:val="21"/>
-        </w:rPr>
-        <w:t>{</w:t>
-      </w:r>
-    </w:p>
-    <w:p>
-      <w:pPr>
-        <w:widowControl/>
-        <w:shd w:val="clear" w:color="auto" w:fill="1F1F1F"/>
-        <w:wordWrap/>
-        <w:autoSpaceDE/>
-        <w:autoSpaceDN/>
-        <w:spacing w:after="0" w:line="285" w:lineRule="atLeast"/>
-        <w:jc w:val="left"/>
-        <w:rPr>
-          <w:rFonts w:ascii="Consolas" w:eastAsia="굴림" w:hAnsi="Consolas" w:cs="굴림"/>
-          <w:color w:val="CCCCCC"/>
-          <w:kern w:val="0"/>
-          <w:sz w:val="21"/>
-          <w:szCs w:val="21"/>
-        </w:rPr>
-      </w:pPr>
-      <w:r>
-        <w:rPr>
-          <w:rFonts w:ascii="Consolas" w:eastAsia="굴림" w:hAnsi="Consolas" w:cs="굴림"/>
-          <w:color w:val="CCCCCC"/>
-          <w:kern w:val="0"/>
-          <w:sz w:val="21"/>
-          <w:szCs w:val="21"/>
-        </w:rPr>
-        <w:t>    VS_OUTPUT output;</w:t>
-      </w:r>
-    </w:p>
-    <w:p>
-      <w:pPr>
-        <w:widowControl/>
-        <w:shd w:val="clear" w:color="auto" w:fill="1F1F1F"/>
-        <w:wordWrap/>
-        <w:autoSpaceDE/>
-        <w:autoSpaceDN/>
-        <w:spacing w:after="0" w:line="285" w:lineRule="atLeast"/>
-        <w:jc w:val="left"/>
-        <w:rPr>
-          <w:rFonts w:ascii="Consolas" w:eastAsia="굴림" w:hAnsi="Consolas" w:cs="굴림"/>
-          <w:color w:val="CCCCCC"/>
-          <w:kern w:val="0"/>
-          <w:sz w:val="21"/>
-          <w:szCs w:val="21"/>
-        </w:rPr>
-      </w:pPr>
-      <w:r>
-        <w:rPr>
-          <w:rFonts w:ascii="Consolas" w:eastAsia="굴림" w:hAnsi="Consolas" w:cs="굴림"/>
-          <w:color w:val="CCCCCC"/>
-          <w:kern w:val="0"/>
-          <w:sz w:val="21"/>
-          <w:szCs w:val="21"/>
-        </w:rPr>
-        <w:t>   </w:t>
-      </w:r>
-    </w:p>
-    <w:p>
-      <w:pPr>
-        <w:widowControl/>
-        <w:shd w:val="clear" w:color="auto" w:fill="1F1F1F"/>
-        <w:wordWrap/>
-        <w:autoSpaceDE/>
-        <w:autoSpaceDN/>
-        <w:spacing w:after="0" w:line="285" w:lineRule="atLeast"/>
-        <w:jc w:val="left"/>
-        <w:rPr>
-          <w:rFonts w:ascii="Consolas" w:eastAsia="굴림" w:hAnsi="Consolas" w:cs="굴림"/>
-          <w:color w:val="CCCCCC"/>
-          <w:kern w:val="0"/>
-          <w:sz w:val="21"/>
-          <w:szCs w:val="21"/>
-        </w:rPr>
-      </w:pPr>
-      <w:r>
-        <w:rPr>
-          <w:rFonts w:ascii="Consolas" w:eastAsia="굴림" w:hAnsi="Consolas" w:cs="굴림"/>
-          <w:color w:val="CCCCCC"/>
-          <w:kern w:val="0"/>
-          <w:sz w:val="21"/>
-          <w:szCs w:val="21"/>
-        </w:rPr>
-        <w:t xml:space="preserve">    </w:t>
-      </w:r>
-      <w:r>
-        <w:rPr>
-          <w:rFonts w:ascii="Consolas" w:eastAsia="굴림" w:hAnsi="Consolas" w:cs="굴림"/>
-          <w:color w:val="569CD6"/>
-          <w:kern w:val="0"/>
-          <w:sz w:val="21"/>
-          <w:szCs w:val="21"/>
-        </w:rPr>
-        <w:t>float4</w:t>
-      </w:r>
-      <w:r>
-        <w:rPr>
-          <w:rFonts w:ascii="Consolas" w:eastAsia="굴림" w:hAnsi="Consolas" w:cs="굴림"/>
-          <w:color w:val="CCCCCC"/>
-          <w:kern w:val="0"/>
-          <w:sz w:val="21"/>
-          <w:szCs w:val="21"/>
+          <w:noProof/>
+        </w:rPr>
+        <w:t>생성</w:t>
+      </w:r>
+      <w:r>
+        <w:rPr>
+          <w:rFonts w:hint="eastAsia"/>
+          <w:noProof/>
+        </w:rPr>
+        <w:t>된</w:t>
+      </w:r>
+      <w:r>
+        <w:rPr>
+          <w:rFonts w:hint="eastAsia"/>
+          <w:noProof/>
         </w:rPr>
         <w:t xml:space="preserve"> </w:t>
       </w:r>
-      <w:proofErr w:type="spellStart"/>
-      <w:r>
-        <w:rPr>
-          <w:rFonts w:ascii="Consolas" w:eastAsia="굴림" w:hAnsi="Consolas" w:cs="굴림"/>
-          <w:color w:val="CCCCCC"/>
-          <w:kern w:val="0"/>
-          <w:sz w:val="21"/>
-          <w:szCs w:val="21"/>
-        </w:rPr>
-        <w:t>viewPos</w:t>
-      </w:r>
-      <w:proofErr w:type="spellEnd"/>
-      <w:r>
-        <w:rPr>
-          <w:rFonts w:ascii="Consolas" w:eastAsia="굴림" w:hAnsi="Consolas" w:cs="굴림"/>
-          <w:color w:val="CCCCCC"/>
-          <w:kern w:val="0"/>
-          <w:sz w:val="21"/>
-          <w:szCs w:val="21"/>
-        </w:rPr>
-        <w:t xml:space="preserve"> = </w:t>
-      </w:r>
-      <w:proofErr w:type="spellStart"/>
-      <w:r>
-        <w:rPr>
-          <w:rFonts w:ascii="Consolas" w:eastAsia="굴림" w:hAnsi="Consolas" w:cs="굴림"/>
-          <w:color w:val="DCDCAA"/>
-          <w:kern w:val="0"/>
-          <w:sz w:val="21"/>
-          <w:szCs w:val="21"/>
-        </w:rPr>
-        <w:t>mul</w:t>
-      </w:r>
-      <w:proofErr w:type="spellEnd"/>
-      <w:r>
-        <w:rPr>
-          <w:rFonts w:ascii="Consolas" w:eastAsia="굴림" w:hAnsi="Consolas" w:cs="굴림"/>
-          <w:color w:val="CCCCCC"/>
-          <w:kern w:val="0"/>
-          <w:sz w:val="21"/>
-          <w:szCs w:val="21"/>
-        </w:rPr>
-        <w:t>(</w:t>
-      </w:r>
-      <w:r>
-        <w:rPr>
-          <w:rFonts w:ascii="Consolas" w:eastAsia="굴림" w:hAnsi="Consolas" w:cs="굴림"/>
-          <w:color w:val="569CD6"/>
-          <w:kern w:val="0"/>
-          <w:sz w:val="21"/>
-          <w:szCs w:val="21"/>
-        </w:rPr>
-        <w:t>float4</w:t>
-      </w:r>
-      <w:r>
-        <w:rPr>
-          <w:rFonts w:ascii="Consolas" w:eastAsia="굴림" w:hAnsi="Consolas" w:cs="굴림"/>
-          <w:color w:val="CCCCCC"/>
-          <w:kern w:val="0"/>
-          <w:sz w:val="21"/>
-          <w:szCs w:val="21"/>
-        </w:rPr>
-        <w:t>(</w:t>
-      </w:r>
-      <w:proofErr w:type="spellStart"/>
-      <w:r>
-        <w:rPr>
-          <w:rFonts w:ascii="Consolas" w:eastAsia="굴림" w:hAnsi="Consolas" w:cs="굴림"/>
-          <w:color w:val="CCCCCC"/>
-          <w:kern w:val="0"/>
-          <w:sz w:val="21"/>
-          <w:szCs w:val="21"/>
-        </w:rPr>
-        <w:t>input.position</w:t>
-      </w:r>
-      <w:proofErr w:type="spellEnd"/>
-      <w:r>
-        <w:rPr>
-          <w:rFonts w:ascii="Consolas" w:eastAsia="굴림" w:hAnsi="Consolas" w:cs="굴림"/>
-          <w:color w:val="CCCCCC"/>
-          <w:kern w:val="0"/>
-          <w:sz w:val="21"/>
-          <w:szCs w:val="21"/>
-        </w:rPr>
-        <w:t xml:space="preserve">, </w:t>
-      </w:r>
-      <w:r>
-        <w:rPr>
-          <w:rFonts w:ascii="Consolas" w:eastAsia="굴림" w:hAnsi="Consolas" w:cs="굴림"/>
-          <w:color w:val="B5CEA8"/>
-          <w:kern w:val="0"/>
-          <w:sz w:val="21"/>
-          <w:szCs w:val="21"/>
-        </w:rPr>
-        <w:t>0.0f</w:t>
-      </w:r>
-      <w:r>
-        <w:rPr>
-          <w:rFonts w:ascii="Consolas" w:eastAsia="굴림" w:hAnsi="Consolas" w:cs="굴림"/>
-          <w:color w:val="CCCCCC"/>
-          <w:kern w:val="0"/>
-          <w:sz w:val="21"/>
-          <w:szCs w:val="21"/>
-        </w:rPr>
-        <w:t xml:space="preserve">), </w:t>
-      </w:r>
-      <w:proofErr w:type="spellStart"/>
-      <w:r>
-        <w:rPr>
-          <w:rFonts w:ascii="Consolas" w:eastAsia="굴림" w:hAnsi="Consolas" w:cs="굴림"/>
-          <w:color w:val="CCCCCC"/>
-          <w:kern w:val="0"/>
-          <w:sz w:val="21"/>
-          <w:szCs w:val="21"/>
-        </w:rPr>
-        <w:t>matView</w:t>
-      </w:r>
-      <w:proofErr w:type="spellEnd"/>
-      <w:r>
-        <w:rPr>
-          <w:rFonts w:ascii="Consolas" w:eastAsia="굴림" w:hAnsi="Consolas" w:cs="굴림"/>
-          <w:color w:val="CCCCCC"/>
-          <w:kern w:val="0"/>
-          <w:sz w:val="21"/>
-          <w:szCs w:val="21"/>
-        </w:rPr>
-        <w:t>);</w:t>
-      </w:r>
-    </w:p>
-    <w:p>
-      <w:pPr>
-        <w:widowControl/>
-        <w:shd w:val="clear" w:color="auto" w:fill="1F1F1F"/>
-        <w:wordWrap/>
-        <w:autoSpaceDE/>
-        <w:autoSpaceDN/>
-        <w:spacing w:after="0" w:line="285" w:lineRule="atLeast"/>
-        <w:jc w:val="left"/>
-        <w:rPr>
-          <w:rFonts w:ascii="Consolas" w:eastAsia="굴림" w:hAnsi="Consolas" w:cs="굴림"/>
-          <w:color w:val="CCCCCC"/>
-          <w:kern w:val="0"/>
-          <w:sz w:val="21"/>
-          <w:szCs w:val="21"/>
-        </w:rPr>
-      </w:pPr>
-      <w:r>
-        <w:rPr>
-          <w:rFonts w:ascii="Consolas" w:eastAsia="굴림" w:hAnsi="Consolas" w:cs="굴림"/>
-          <w:color w:val="CCCCCC"/>
-          <w:kern w:val="0"/>
-          <w:sz w:val="21"/>
-          <w:szCs w:val="21"/>
-        </w:rPr>
-        <w:t xml:space="preserve">    </w:t>
-      </w:r>
-      <w:r>
-        <w:rPr>
-          <w:rFonts w:ascii="Consolas" w:eastAsia="굴림" w:hAnsi="Consolas" w:cs="굴림"/>
-          <w:color w:val="569CD6"/>
-          <w:kern w:val="0"/>
-          <w:sz w:val="21"/>
-          <w:szCs w:val="21"/>
-        </w:rPr>
-        <w:t>float4</w:t>
-      </w:r>
-      <w:r>
-        <w:rPr>
-          <w:rFonts w:ascii="Consolas" w:eastAsia="굴림" w:hAnsi="Consolas" w:cs="굴림"/>
-          <w:color w:val="CCCCCC"/>
-          <w:kern w:val="0"/>
-          <w:sz w:val="21"/>
-          <w:szCs w:val="21"/>
-        </w:rPr>
-        <w:t xml:space="preserve"> </w:t>
-      </w:r>
-      <w:proofErr w:type="spellStart"/>
-      <w:r>
-        <w:rPr>
-          <w:rFonts w:ascii="Consolas" w:eastAsia="굴림" w:hAnsi="Consolas" w:cs="굴림"/>
-          <w:color w:val="CCCCCC"/>
-          <w:kern w:val="0"/>
-          <w:sz w:val="21"/>
-          <w:szCs w:val="21"/>
-        </w:rPr>
-        <w:t>clipPos</w:t>
-      </w:r>
-      <w:proofErr w:type="spellEnd"/>
-      <w:r>
-        <w:rPr>
-          <w:rFonts w:ascii="Consolas" w:eastAsia="굴림" w:hAnsi="Consolas" w:cs="굴림"/>
-          <w:color w:val="CCCCCC"/>
-          <w:kern w:val="0"/>
-          <w:sz w:val="21"/>
-          <w:szCs w:val="21"/>
-        </w:rPr>
-        <w:t xml:space="preserve"> = </w:t>
-      </w:r>
-      <w:proofErr w:type="spellStart"/>
-      <w:r>
-        <w:rPr>
-          <w:rFonts w:ascii="Consolas" w:eastAsia="굴림" w:hAnsi="Consolas" w:cs="굴림"/>
-          <w:color w:val="DCDCAA"/>
-          <w:kern w:val="0"/>
-          <w:sz w:val="21"/>
-          <w:szCs w:val="21"/>
-        </w:rPr>
-        <w:t>mul</w:t>
-      </w:r>
-      <w:proofErr w:type="spellEnd"/>
-      <w:r>
-        <w:rPr>
-          <w:rFonts w:ascii="Consolas" w:eastAsia="굴림" w:hAnsi="Consolas" w:cs="굴림"/>
-          <w:color w:val="CCCCCC"/>
-          <w:kern w:val="0"/>
-          <w:sz w:val="21"/>
-          <w:szCs w:val="21"/>
-        </w:rPr>
-        <w:t>(</w:t>
-      </w:r>
-      <w:proofErr w:type="spellStart"/>
-      <w:r>
-        <w:rPr>
-          <w:rFonts w:ascii="Consolas" w:eastAsia="굴림" w:hAnsi="Consolas" w:cs="굴림"/>
-          <w:color w:val="CCCCCC"/>
-          <w:kern w:val="0"/>
-          <w:sz w:val="21"/>
-          <w:szCs w:val="21"/>
-        </w:rPr>
-        <w:t>viewPos</w:t>
-      </w:r>
-      <w:proofErr w:type="spellEnd"/>
-      <w:r>
-        <w:rPr>
-          <w:rFonts w:ascii="Consolas" w:eastAsia="굴림" w:hAnsi="Consolas" w:cs="굴림"/>
-          <w:color w:val="CCCCCC"/>
-          <w:kern w:val="0"/>
-          <w:sz w:val="21"/>
-          <w:szCs w:val="21"/>
-        </w:rPr>
-        <w:t xml:space="preserve">, </w:t>
-      </w:r>
-      <w:proofErr w:type="spellStart"/>
-      <w:r>
-        <w:rPr>
-          <w:rFonts w:ascii="Consolas" w:eastAsia="굴림" w:hAnsi="Consolas" w:cs="굴림"/>
-          <w:color w:val="CCCCCC"/>
-          <w:kern w:val="0"/>
-          <w:sz w:val="21"/>
-          <w:szCs w:val="21"/>
-        </w:rPr>
-        <w:t>matProjection</w:t>
-      </w:r>
-      <w:proofErr w:type="spellEnd"/>
-      <w:r>
-        <w:rPr>
-          <w:rFonts w:ascii="Consolas" w:eastAsia="굴림" w:hAnsi="Consolas" w:cs="굴림"/>
-          <w:color w:val="CCCCCC"/>
-          <w:kern w:val="0"/>
-          <w:sz w:val="21"/>
-          <w:szCs w:val="21"/>
-        </w:rPr>
-        <w:t>);</w:t>
-      </w:r>
-    </w:p>
-    <w:p>
-      <w:pPr>
-        <w:widowControl/>
-        <w:shd w:val="clear" w:color="auto" w:fill="1F1F1F"/>
-        <w:wordWrap/>
-        <w:autoSpaceDE/>
-        <w:autoSpaceDN/>
-        <w:spacing w:after="0" w:line="285" w:lineRule="atLeast"/>
-        <w:jc w:val="left"/>
-        <w:rPr>
-          <w:rFonts w:ascii="Consolas" w:eastAsia="굴림" w:hAnsi="Consolas" w:cs="굴림"/>
-          <w:color w:val="CCCCCC"/>
-          <w:kern w:val="0"/>
-          <w:sz w:val="21"/>
-          <w:szCs w:val="21"/>
-        </w:rPr>
-      </w:pPr>
-      <w:r>
-        <w:rPr>
-          <w:rFonts w:ascii="Consolas" w:eastAsia="굴림" w:hAnsi="Consolas" w:cs="굴림"/>
-          <w:color w:val="CCCCCC"/>
-          <w:kern w:val="0"/>
-          <w:sz w:val="21"/>
-          <w:szCs w:val="21"/>
-        </w:rPr>
-        <w:t xml:space="preserve">    </w:t>
-      </w:r>
-    </w:p>
-    <w:p>
-      <w:pPr>
-        <w:widowControl/>
-        <w:shd w:val="clear" w:color="auto" w:fill="1F1F1F"/>
-        <w:wordWrap/>
-        <w:autoSpaceDE/>
-        <w:autoSpaceDN/>
-        <w:spacing w:after="0" w:line="285" w:lineRule="atLeast"/>
-        <w:jc w:val="left"/>
-        <w:rPr>
-          <w:rFonts w:ascii="Consolas" w:eastAsia="굴림" w:hAnsi="Consolas" w:cs="굴림"/>
-          <w:color w:val="CCCCCC"/>
-          <w:kern w:val="0"/>
-          <w:sz w:val="21"/>
-          <w:szCs w:val="21"/>
-        </w:rPr>
-      </w:pPr>
-      <w:r>
-        <w:rPr>
-          <w:rFonts w:ascii="Consolas" w:eastAsia="굴림" w:hAnsi="Consolas" w:cs="굴림"/>
-          <w:color w:val="CCCCCC"/>
-          <w:kern w:val="0"/>
-          <w:sz w:val="21"/>
-          <w:szCs w:val="21"/>
-        </w:rPr>
-        <w:t xml:space="preserve">    </w:t>
-      </w:r>
-      <w:proofErr w:type="spellStart"/>
-      <w:r>
-        <w:rPr>
-          <w:rFonts w:ascii="Consolas" w:eastAsia="굴림" w:hAnsi="Consolas" w:cs="굴림"/>
-          <w:color w:val="CCCCCC"/>
-          <w:kern w:val="0"/>
-          <w:sz w:val="21"/>
-          <w:szCs w:val="21"/>
-        </w:rPr>
-        <w:t>output.position</w:t>
-      </w:r>
-      <w:proofErr w:type="spellEnd"/>
-      <w:r>
-        <w:rPr>
-          <w:rFonts w:ascii="Consolas" w:eastAsia="굴림" w:hAnsi="Consolas" w:cs="굴림"/>
-          <w:color w:val="CCCCCC"/>
-          <w:kern w:val="0"/>
-          <w:sz w:val="21"/>
-          <w:szCs w:val="21"/>
-        </w:rPr>
-        <w:t xml:space="preserve"> = </w:t>
-      </w:r>
-      <w:proofErr w:type="spellStart"/>
-      <w:r>
-        <w:rPr>
-          <w:rFonts w:ascii="Consolas" w:eastAsia="굴림" w:hAnsi="Consolas" w:cs="굴림"/>
-          <w:color w:val="CCCCCC"/>
-          <w:kern w:val="0"/>
-          <w:sz w:val="21"/>
-          <w:szCs w:val="21"/>
-        </w:rPr>
-        <w:t>clipPos.xyww</w:t>
-      </w:r>
-      <w:proofErr w:type="spellEnd"/>
-      <w:r>
-        <w:rPr>
-          <w:rFonts w:ascii="Consolas" w:eastAsia="굴림" w:hAnsi="Consolas" w:cs="굴림"/>
-          <w:color w:val="CCCCCC"/>
-          <w:kern w:val="0"/>
-          <w:sz w:val="21"/>
-          <w:szCs w:val="21"/>
-        </w:rPr>
-        <w:t>;</w:t>
-      </w:r>
-    </w:p>
-    <w:p>
-      <w:pPr>
-        <w:widowControl/>
-        <w:shd w:val="clear" w:color="auto" w:fill="1F1F1F"/>
-        <w:wordWrap/>
-        <w:autoSpaceDE/>
-        <w:autoSpaceDN/>
-        <w:spacing w:after="0" w:line="285" w:lineRule="atLeast"/>
-        <w:jc w:val="left"/>
-        <w:rPr>
-          <w:rFonts w:ascii="Consolas" w:eastAsia="굴림" w:hAnsi="Consolas" w:cs="굴림"/>
-          <w:color w:val="CCCCCC"/>
-          <w:kern w:val="0"/>
-          <w:sz w:val="21"/>
-          <w:szCs w:val="21"/>
-        </w:rPr>
-      </w:pPr>
-      <w:r>
-        <w:rPr>
-          <w:rFonts w:ascii="Consolas" w:eastAsia="굴림" w:hAnsi="Consolas" w:cs="굴림"/>
-          <w:color w:val="CCCCCC"/>
-          <w:kern w:val="0"/>
-          <w:sz w:val="21"/>
-          <w:szCs w:val="21"/>
-        </w:rPr>
-        <w:t xml:space="preserve">    </w:t>
-      </w:r>
-      <w:proofErr w:type="spellStart"/>
-      <w:r>
-        <w:rPr>
-          <w:rFonts w:ascii="Consolas" w:eastAsia="굴림" w:hAnsi="Consolas" w:cs="굴림"/>
-          <w:color w:val="CCCCCC"/>
-          <w:kern w:val="0"/>
-          <w:sz w:val="21"/>
-          <w:szCs w:val="21"/>
-        </w:rPr>
-        <w:t>output.texcoord</w:t>
-      </w:r>
-      <w:proofErr w:type="spellEnd"/>
-      <w:r>
-        <w:rPr>
-          <w:rFonts w:ascii="Consolas" w:eastAsia="굴림" w:hAnsi="Consolas" w:cs="굴림"/>
-          <w:color w:val="CCCCCC"/>
-          <w:kern w:val="0"/>
-          <w:sz w:val="21"/>
-          <w:szCs w:val="21"/>
-        </w:rPr>
-        <w:t xml:space="preserve"> = </w:t>
-      </w:r>
-      <w:proofErr w:type="spellStart"/>
-      <w:r>
-        <w:rPr>
-          <w:rFonts w:ascii="Consolas" w:eastAsia="굴림" w:hAnsi="Consolas" w:cs="굴림"/>
-          <w:color w:val="CCCCCC"/>
-          <w:kern w:val="0"/>
-          <w:sz w:val="21"/>
-          <w:szCs w:val="21"/>
-        </w:rPr>
-        <w:t>input.texcoord</w:t>
-      </w:r>
-      <w:proofErr w:type="spellEnd"/>
-      <w:r>
-        <w:rPr>
-          <w:rFonts w:ascii="Consolas" w:eastAsia="굴림" w:hAnsi="Consolas" w:cs="굴림"/>
-          <w:color w:val="CCCCCC"/>
-          <w:kern w:val="0"/>
-          <w:sz w:val="21"/>
-          <w:szCs w:val="21"/>
-        </w:rPr>
-        <w:t>;</w:t>
-      </w:r>
-    </w:p>
-    <w:p>
-      <w:pPr>
-        <w:widowControl/>
-        <w:shd w:val="clear" w:color="auto" w:fill="1F1F1F"/>
-        <w:wordWrap/>
-        <w:autoSpaceDE/>
-        <w:autoSpaceDN/>
-        <w:spacing w:after="0" w:line="285" w:lineRule="atLeast"/>
-        <w:jc w:val="left"/>
-        <w:rPr>
-          <w:rFonts w:ascii="Consolas" w:eastAsia="굴림" w:hAnsi="Consolas" w:cs="굴림"/>
-          <w:color w:val="CCCCCC"/>
-          <w:kern w:val="0"/>
-          <w:sz w:val="21"/>
-          <w:szCs w:val="21"/>
-        </w:rPr>
-      </w:pPr>
-      <w:r>
-        <w:rPr>
-          <w:rFonts w:ascii="Consolas" w:eastAsia="굴림" w:hAnsi="Consolas" w:cs="굴림"/>
-          <w:color w:val="CCCCCC"/>
-          <w:kern w:val="0"/>
-          <w:sz w:val="21"/>
-          <w:szCs w:val="21"/>
-        </w:rPr>
-        <w:t>   </w:t>
-      </w:r>
-    </w:p>
-    <w:p>
-      <w:pPr>
-        <w:widowControl/>
-        <w:shd w:val="clear" w:color="auto" w:fill="1F1F1F"/>
-        <w:wordWrap/>
-        <w:autoSpaceDE/>
-        <w:autoSpaceDN/>
-        <w:spacing w:after="0" w:line="285" w:lineRule="atLeast"/>
-        <w:jc w:val="left"/>
-        <w:rPr>
-          <w:rFonts w:ascii="Consolas" w:eastAsia="굴림" w:hAnsi="Consolas" w:cs="굴림"/>
-          <w:color w:val="CCCCCC"/>
-          <w:kern w:val="0"/>
-          <w:sz w:val="21"/>
-          <w:szCs w:val="21"/>
-        </w:rPr>
-      </w:pPr>
-      <w:r>
-        <w:rPr>
-          <w:rFonts w:ascii="Consolas" w:eastAsia="굴림" w:hAnsi="Consolas" w:cs="굴림"/>
-          <w:color w:val="CCCCCC"/>
-          <w:kern w:val="0"/>
-          <w:sz w:val="21"/>
-          <w:szCs w:val="21"/>
-        </w:rPr>
-        <w:t xml:space="preserve">    </w:t>
-      </w:r>
-      <w:r>
-        <w:rPr>
-          <w:rFonts w:ascii="Consolas" w:eastAsia="굴림" w:hAnsi="Consolas" w:cs="굴림"/>
-          <w:color w:val="C586C0"/>
-          <w:kern w:val="0"/>
-          <w:sz w:val="21"/>
-          <w:szCs w:val="21"/>
-        </w:rPr>
-        <w:t>return</w:t>
-      </w:r>
-      <w:r>
-        <w:rPr>
-          <w:rFonts w:ascii="Consolas" w:eastAsia="굴림" w:hAnsi="Consolas" w:cs="굴림"/>
-          <w:color w:val="CCCCCC"/>
-          <w:kern w:val="0"/>
-          <w:sz w:val="21"/>
-          <w:szCs w:val="21"/>
-        </w:rPr>
-        <w:t xml:space="preserve"> output;</w:t>
-      </w:r>
-    </w:p>
-    <w:p>
-      <w:pPr>
-        <w:widowControl/>
-        <w:shd w:val="clear" w:color="auto" w:fill="1F1F1F"/>
-        <w:wordWrap/>
-        <w:autoSpaceDE/>
-        <w:autoSpaceDN/>
-        <w:spacing w:after="0" w:line="285" w:lineRule="atLeast"/>
-        <w:jc w:val="left"/>
-        <w:rPr>
-          <w:rFonts w:ascii="Consolas" w:eastAsia="굴림" w:hAnsi="Consolas" w:cs="굴림"/>
-          <w:color w:val="CCCCCC"/>
-          <w:kern w:val="0"/>
-          <w:sz w:val="21"/>
-          <w:szCs w:val="21"/>
-        </w:rPr>
-      </w:pPr>
-      <w:r>
-        <w:rPr>
-          <w:rFonts w:ascii="Consolas" w:eastAsia="굴림" w:hAnsi="Consolas" w:cs="굴림"/>
-          <w:color w:val="CCCCCC"/>
-          <w:kern w:val="0"/>
-          <w:sz w:val="21"/>
-          <w:szCs w:val="21"/>
-        </w:rPr>
-        <w:t>}</w:t>
-      </w:r>
-    </w:p>
-    <w:p>
-      <w:pPr>
-        <w:widowControl/>
-        <w:shd w:val="clear" w:color="auto" w:fill="1F1F1F"/>
-        <w:wordWrap/>
-        <w:autoSpaceDE/>
-        <w:autoSpaceDN/>
-        <w:spacing w:after="0" w:line="285" w:lineRule="atLeast"/>
-        <w:jc w:val="left"/>
-        <w:rPr>
-          <w:rFonts w:ascii="Consolas" w:eastAsia="굴림" w:hAnsi="Consolas" w:cs="굴림"/>
-          <w:color w:val="CCCCCC"/>
-          <w:kern w:val="0"/>
-          <w:sz w:val="21"/>
-          <w:szCs w:val="21"/>
-        </w:rPr>
-      </w:pPr>
-    </w:p>
-    <w:p>
-      <w:pPr>
-        <w:widowControl/>
-        <w:shd w:val="clear" w:color="auto" w:fill="1F1F1F"/>
-        <w:wordWrap/>
-        <w:autoSpaceDE/>
-        <w:autoSpaceDN/>
-        <w:spacing w:after="0" w:line="285" w:lineRule="atLeast"/>
-        <w:jc w:val="left"/>
-        <w:rPr>
-          <w:rFonts w:ascii="Consolas" w:eastAsia="굴림" w:hAnsi="Consolas" w:cs="굴림"/>
-          <w:color w:val="CCCCCC"/>
-          <w:kern w:val="0"/>
-          <w:sz w:val="21"/>
-          <w:szCs w:val="21"/>
-        </w:rPr>
-      </w:pPr>
-      <w:r>
-        <w:rPr>
-          <w:rFonts w:ascii="Consolas" w:eastAsia="굴림" w:hAnsi="Consolas" w:cs="굴림"/>
-          <w:color w:val="569CD6"/>
-          <w:kern w:val="0"/>
-          <w:sz w:val="21"/>
-          <w:szCs w:val="21"/>
-        </w:rPr>
-        <w:t>float4</w:t>
-      </w:r>
-      <w:r>
-        <w:rPr>
-          <w:rFonts w:ascii="Consolas" w:eastAsia="굴림" w:hAnsi="Consolas" w:cs="굴림"/>
-          <w:color w:val="CCCCCC"/>
-          <w:kern w:val="0"/>
-          <w:sz w:val="21"/>
-          <w:szCs w:val="21"/>
-        </w:rPr>
-        <w:t xml:space="preserve"> </w:t>
-      </w:r>
-      <w:proofErr w:type="spellStart"/>
-      <w:r>
-        <w:rPr>
-          <w:rFonts w:ascii="Consolas" w:eastAsia="굴림" w:hAnsi="Consolas" w:cs="굴림"/>
-          <w:color w:val="DCDCAA"/>
-          <w:kern w:val="0"/>
-          <w:sz w:val="21"/>
-          <w:szCs w:val="21"/>
-        </w:rPr>
-        <w:t>PS_Main</w:t>
-      </w:r>
-      <w:proofErr w:type="spellEnd"/>
-      <w:r>
-        <w:rPr>
-          <w:rFonts w:ascii="Consolas" w:eastAsia="굴림" w:hAnsi="Consolas" w:cs="굴림"/>
-          <w:color w:val="CCCCCC"/>
-          <w:kern w:val="0"/>
-          <w:sz w:val="21"/>
-          <w:szCs w:val="21"/>
-        </w:rPr>
-        <w:t xml:space="preserve">(VS_OUTPUT input) : </w:t>
-      </w:r>
-      <w:r>
-        <w:rPr>
-          <w:rFonts w:ascii="Consolas" w:eastAsia="굴림" w:hAnsi="Consolas" w:cs="굴림"/>
-          <w:color w:val="9CDCFE"/>
-          <w:kern w:val="0"/>
-          <w:sz w:val="21"/>
-          <w:szCs w:val="21"/>
-        </w:rPr>
-        <w:t>SV_TARGET</w:t>
-      </w:r>
-    </w:p>
-    <w:p>
-      <w:pPr>
-        <w:widowControl/>
-        <w:shd w:val="clear" w:color="auto" w:fill="1F1F1F"/>
-        <w:wordWrap/>
-        <w:autoSpaceDE/>
-        <w:autoSpaceDN/>
-        <w:spacing w:after="0" w:line="285" w:lineRule="atLeast"/>
-        <w:jc w:val="left"/>
-        <w:rPr>
-          <w:rFonts w:ascii="Consolas" w:eastAsia="굴림" w:hAnsi="Consolas" w:cs="굴림"/>
-          <w:color w:val="CCCCCC"/>
-          <w:kern w:val="0"/>
-          <w:sz w:val="21"/>
-          <w:szCs w:val="21"/>
-        </w:rPr>
-      </w:pPr>
-      <w:r>
-        <w:rPr>
-          <w:rFonts w:ascii="Consolas" w:eastAsia="굴림" w:hAnsi="Consolas" w:cs="굴림"/>
-          <w:color w:val="CCCCCC"/>
-          <w:kern w:val="0"/>
-          <w:sz w:val="21"/>
-          <w:szCs w:val="21"/>
-        </w:rPr>
-        <w:t>{</w:t>
-      </w:r>
-    </w:p>
-    <w:p>
-      <w:pPr>
-        <w:widowControl/>
-        <w:shd w:val="clear" w:color="auto" w:fill="1F1F1F"/>
-        <w:wordWrap/>
-        <w:autoSpaceDE/>
-        <w:autoSpaceDN/>
-        <w:spacing w:after="0" w:line="285" w:lineRule="atLeast"/>
-        <w:jc w:val="left"/>
-        <w:rPr>
-          <w:rFonts w:ascii="Consolas" w:eastAsia="굴림" w:hAnsi="Consolas" w:cs="굴림"/>
-          <w:color w:val="CCCCCC"/>
-          <w:kern w:val="0"/>
-          <w:sz w:val="21"/>
-          <w:szCs w:val="21"/>
-        </w:rPr>
-      </w:pPr>
-      <w:r>
-        <w:rPr>
-          <w:rFonts w:ascii="Consolas" w:eastAsia="굴림" w:hAnsi="Consolas" w:cs="굴림"/>
-          <w:color w:val="CCCCCC"/>
-          <w:kern w:val="0"/>
-          <w:sz w:val="21"/>
-          <w:szCs w:val="21"/>
+      <w:r>
+        <w:rPr>
+          <w:rFonts w:hint="eastAsia"/>
+          <w:noProof/>
+        </w:rPr>
+        <w:t>Sub Frustum이다.</w:t>
+      </w:r>
+    </w:p>
+    <w:p>
+      <w:pPr>
+        <w:jc w:val="left"/>
+        <w:rPr>
+          <w:noProof/>
+        </w:rPr>
+      </w:pPr>
+      <w:r>
+        <w:rPr>
+          <w:rFonts w:hint="eastAsia"/>
+          <w:noProof/>
         </w:rPr>
         <w:lastRenderedPageBreak/>
-        <w:t xml:space="preserve">    </w:t>
-      </w:r>
-      <w:r>
-        <w:rPr>
-          <w:rFonts w:ascii="Consolas" w:eastAsia="굴림" w:hAnsi="Consolas" w:cs="굴림"/>
-          <w:color w:val="569CD6"/>
-          <w:kern w:val="0"/>
-          <w:sz w:val="21"/>
-          <w:szCs w:val="21"/>
-        </w:rPr>
-        <w:t>float4</w:t>
-      </w:r>
-      <w:r>
-        <w:rPr>
-          <w:rFonts w:ascii="Consolas" w:eastAsia="굴림" w:hAnsi="Consolas" w:cs="굴림"/>
-          <w:color w:val="CCCCCC"/>
-          <w:kern w:val="0"/>
-          <w:sz w:val="21"/>
-          <w:szCs w:val="21"/>
-        </w:rPr>
-        <w:t xml:space="preserve"> color = g_tex_3.</w:t>
-      </w:r>
-      <w:r>
-        <w:rPr>
-          <w:rFonts w:ascii="Consolas" w:eastAsia="굴림" w:hAnsi="Consolas" w:cs="굴림"/>
-          <w:color w:val="DCDCAA"/>
-          <w:kern w:val="0"/>
-          <w:sz w:val="21"/>
-          <w:szCs w:val="21"/>
-        </w:rPr>
-        <w:t>Sample</w:t>
-      </w:r>
-      <w:r>
-        <w:rPr>
-          <w:rFonts w:ascii="Consolas" w:eastAsia="굴림" w:hAnsi="Consolas" w:cs="굴림"/>
-          <w:color w:val="CCCCCC"/>
-          <w:kern w:val="0"/>
-          <w:sz w:val="21"/>
-          <w:szCs w:val="21"/>
-        </w:rPr>
-        <w:t xml:space="preserve">(g_sam_0, </w:t>
-      </w:r>
-      <w:proofErr w:type="spellStart"/>
-      <w:r>
-        <w:rPr>
-          <w:rFonts w:ascii="Consolas" w:eastAsia="굴림" w:hAnsi="Consolas" w:cs="굴림"/>
-          <w:color w:val="CCCCCC"/>
-          <w:kern w:val="0"/>
-          <w:sz w:val="21"/>
-          <w:szCs w:val="21"/>
-        </w:rPr>
-        <w:t>input.texcoord</w:t>
-      </w:r>
-      <w:proofErr w:type="spellEnd"/>
-      <w:r>
-        <w:rPr>
-          <w:rFonts w:ascii="Consolas" w:eastAsia="굴림" w:hAnsi="Consolas" w:cs="굴림"/>
-          <w:color w:val="CCCCCC"/>
-          <w:kern w:val="0"/>
-          <w:sz w:val="21"/>
-          <w:szCs w:val="21"/>
-        </w:rPr>
-        <w:t>);</w:t>
-      </w:r>
-    </w:p>
-    <w:p>
-      <w:pPr>
-        <w:widowControl/>
-        <w:shd w:val="clear" w:color="auto" w:fill="1F1F1F"/>
-        <w:wordWrap/>
-        <w:autoSpaceDE/>
-        <w:autoSpaceDN/>
-        <w:spacing w:after="0" w:line="285" w:lineRule="atLeast"/>
-        <w:jc w:val="left"/>
-        <w:rPr>
-          <w:rFonts w:ascii="Consolas" w:eastAsia="굴림" w:hAnsi="Consolas" w:cs="굴림"/>
-          <w:color w:val="CCCCCC"/>
-          <w:kern w:val="0"/>
-          <w:sz w:val="21"/>
-          <w:szCs w:val="21"/>
-        </w:rPr>
-      </w:pPr>
-      <w:r>
-        <w:rPr>
-          <w:rFonts w:ascii="Consolas" w:eastAsia="굴림" w:hAnsi="Consolas" w:cs="굴림"/>
-          <w:color w:val="CCCCCC"/>
-          <w:kern w:val="0"/>
-          <w:sz w:val="21"/>
-          <w:szCs w:val="21"/>
-        </w:rPr>
-        <w:t xml:space="preserve">    </w:t>
-      </w:r>
-    </w:p>
-    <w:p>
-      <w:pPr>
-        <w:widowControl/>
-        <w:shd w:val="clear" w:color="auto" w:fill="1F1F1F"/>
-        <w:wordWrap/>
-        <w:autoSpaceDE/>
-        <w:autoSpaceDN/>
-        <w:spacing w:after="0" w:line="285" w:lineRule="atLeast"/>
-        <w:jc w:val="left"/>
-        <w:rPr>
-          <w:rFonts w:ascii="Consolas" w:eastAsia="굴림" w:hAnsi="Consolas" w:cs="굴림"/>
-          <w:color w:val="CCCCCC"/>
-          <w:kern w:val="0"/>
-          <w:sz w:val="21"/>
-          <w:szCs w:val="21"/>
-        </w:rPr>
-      </w:pPr>
-      <w:r>
-        <w:rPr>
-          <w:rFonts w:ascii="Consolas" w:eastAsia="굴림" w:hAnsi="Consolas" w:cs="굴림"/>
-          <w:color w:val="CCCCCC"/>
-          <w:kern w:val="0"/>
-          <w:sz w:val="21"/>
-          <w:szCs w:val="21"/>
-        </w:rPr>
-        <w:t xml:space="preserve">    </w:t>
-      </w:r>
-      <w:r>
-        <w:rPr>
-          <w:rFonts w:ascii="Consolas" w:eastAsia="굴림" w:hAnsi="Consolas" w:cs="굴림"/>
-          <w:color w:val="C586C0"/>
-          <w:kern w:val="0"/>
-          <w:sz w:val="21"/>
-          <w:szCs w:val="21"/>
-        </w:rPr>
-        <w:t>return</w:t>
-      </w:r>
-      <w:r>
-        <w:rPr>
-          <w:rFonts w:ascii="Consolas" w:eastAsia="굴림" w:hAnsi="Consolas" w:cs="굴림"/>
-          <w:color w:val="CCCCCC"/>
-          <w:kern w:val="0"/>
-          <w:sz w:val="21"/>
-          <w:szCs w:val="21"/>
-        </w:rPr>
-        <w:t xml:space="preserve"> color;</w:t>
-      </w:r>
-    </w:p>
-    <w:p>
-      <w:pPr>
-        <w:widowControl/>
-        <w:shd w:val="clear" w:color="auto" w:fill="1F1F1F"/>
-        <w:wordWrap/>
-        <w:autoSpaceDE/>
-        <w:autoSpaceDN/>
-        <w:spacing w:after="0" w:line="285" w:lineRule="atLeast"/>
-        <w:jc w:val="left"/>
-        <w:rPr>
-          <w:rFonts w:ascii="Consolas" w:eastAsia="굴림" w:hAnsi="Consolas" w:cs="굴림"/>
-          <w:color w:val="CCCCCC"/>
-          <w:kern w:val="0"/>
-          <w:sz w:val="21"/>
-          <w:szCs w:val="21"/>
-        </w:rPr>
-      </w:pPr>
-      <w:r>
-        <w:rPr>
-          <w:rFonts w:ascii="Consolas" w:eastAsia="굴림" w:hAnsi="Consolas" w:cs="굴림"/>
-          <w:color w:val="CCCCCC"/>
-          <w:kern w:val="0"/>
-          <w:sz w:val="21"/>
-          <w:szCs w:val="21"/>
-        </w:rPr>
-        <w:t>}</w:t>
-      </w:r>
-    </w:p>
-    <w:p>
-      <w:pPr>
-        <w:jc w:val="left"/>
+        <w:t>지금은 값을 조정해서 그 오차를 해결했지만 정확한 수학적 계산이 필요한 상태이다.</w:t>
+      </w:r>
+    </w:p>
+    <w:p>
+      <w:pPr>
+        <w:jc w:val="left"/>
+        <w:rPr>
+          <w:rFonts w:hint="eastAsia"/>
+          <w:noProof/>
+        </w:rPr>
+      </w:pPr>
+      <w:r>
+        <w:rPr>
+          <w:rFonts w:hint="eastAsia"/>
+          <w:noProof/>
+        </w:rPr>
+        <w:t>셰이더에서 검사하는 cascade의 범위가 아래와 같다면</w:t>
+      </w:r>
+    </w:p>
+    <w:p>
+      <w:pPr>
+        <w:jc w:val="left"/>
+        <w:rPr>
+          <w:rFonts w:hint="eastAsia"/>
+          <w:noProof/>
+        </w:rPr>
+      </w:pPr>
+      <w:r>
+        <w:rPr>
+          <w:rFonts w:hint="eastAsia"/>
+          <w:noProof/>
+        </w:rPr>
+        <w:t>0~</w:t>
+      </w:r>
+      <w:r>
+        <w:rPr>
+          <w:rFonts w:hint="eastAsia"/>
+          <w:noProof/>
+        </w:rPr>
+        <w:t>2</w:t>
+      </w:r>
+      <w:r>
+        <w:rPr>
+          <w:rFonts w:hint="eastAsia"/>
+          <w:noProof/>
+        </w:rPr>
+        <w:t xml:space="preserve">0.0f = cascade0, </w:t>
+      </w:r>
+      <w:r>
+        <w:rPr>
+          <w:rFonts w:hint="eastAsia"/>
+          <w:noProof/>
+        </w:rPr>
+        <w:t>2</w:t>
+      </w:r>
+      <w:r>
+        <w:rPr>
+          <w:rFonts w:hint="eastAsia"/>
+          <w:noProof/>
+        </w:rPr>
+        <w:t>0.0f~</w:t>
+      </w:r>
+      <w:r>
+        <w:rPr>
+          <w:rFonts w:hint="eastAsia"/>
+          <w:noProof/>
+        </w:rPr>
+        <w:t>5</w:t>
+      </w:r>
+      <w:r>
+        <w:rPr>
+          <w:rFonts w:hint="eastAsia"/>
+          <w:noProof/>
+        </w:rPr>
+        <w:t>0.0f = cascade1, 100.0f~ = cascade2</w:t>
+      </w:r>
+    </w:p>
+    <w:p>
+      <w:pPr>
+        <w:jc w:val="left"/>
+        <w:rPr>
+          <w:noProof/>
+        </w:rPr>
+      </w:pPr>
+      <w:r>
+        <w:rPr>
+          <w:rFonts w:hint="eastAsia"/>
+          <w:noProof/>
+        </w:rPr>
+        <w:t>서브 프러스텀을 만들 때는 범위를 좀 더 넓게 지정해서 만들도록 하였다.</w:t>
+      </w:r>
+    </w:p>
+    <w:p>
+      <w:pPr>
+        <w:jc w:val="left"/>
+        <w:rPr>
+          <w:rFonts w:hint="eastAsia"/>
+          <w:noProof/>
+        </w:rPr>
+      </w:pPr>
+      <w:r>
+        <w:rPr>
+          <w:rFonts w:hint="eastAsia"/>
+          <w:noProof/>
+        </w:rPr>
+        <w:t>0~</w:t>
+      </w:r>
+      <w:r>
+        <w:rPr>
+          <w:rFonts w:hint="eastAsia"/>
+          <w:noProof/>
+        </w:rPr>
+        <w:t>4</w:t>
+      </w:r>
+      <w:r>
+        <w:rPr>
+          <w:rFonts w:hint="eastAsia"/>
+          <w:noProof/>
+        </w:rPr>
+        <w:t xml:space="preserve">0.0f = cascade0, </w:t>
+      </w:r>
+      <w:r>
+        <w:rPr>
+          <w:rFonts w:hint="eastAsia"/>
+          <w:noProof/>
+        </w:rPr>
+        <w:t>4</w:t>
+      </w:r>
+      <w:r>
+        <w:rPr>
+          <w:rFonts w:hint="eastAsia"/>
+          <w:noProof/>
+        </w:rPr>
+        <w:t>0.0f~100.0f = cascade1, 100.0f~ = cascade2</w:t>
+      </w:r>
+    </w:p>
+    <w:p>
+      <w:pPr>
+        <w:jc w:val="left"/>
+        <w:rPr>
+          <w:rFonts w:hint="eastAsia"/>
+          <w:noProof/>
+        </w:rPr>
+      </w:pPr>
+    </w:p>
+    <w:p>
+      <w:pPr>
+        <w:jc w:val="left"/>
+        <w:rPr>
+          <w:rFonts w:hint="eastAsia"/>
+        </w:rPr>
       </w:pPr>
       <w:r>
         <w:br w:type="page"/>
@@ -6817,16 +4434,8 @@
               <w:rPr>
                 <w:rFonts w:hint="eastAsia"/>
               </w:rPr>
-              <w:t xml:space="preserve">네트워킹과 렌더링으로 인한 </w:t>
+              <w:t>네트워킹과 렌더링으로 인한 렉이</w:t>
             </w:r>
-            <w:proofErr w:type="spellStart"/>
-            <w:r>
-              <w:rPr>
-                <w:rFonts w:hint="eastAsia"/>
-              </w:rPr>
-              <w:t>렉이</w:t>
-            </w:r>
-            <w:proofErr w:type="spellEnd"/>
             <w:r>
               <w:br/>
             </w:r>
@@ -7133,27 +4742,7 @@
                 <w:bCs/>
                 <w:szCs w:val="20"/>
               </w:rPr>
-              <w:t xml:space="preserve">캐릭터가 땅 위를 </w:t>
-            </w:r>
-            <w:proofErr w:type="spellStart"/>
-            <w:r>
-              <w:rPr>
-                <w:rFonts w:hint="eastAsia"/>
-                <w:b/>
-                <w:bCs/>
-                <w:szCs w:val="20"/>
-              </w:rPr>
-              <w:t>걸어다니도록</w:t>
-            </w:r>
-            <w:proofErr w:type="spellEnd"/>
-            <w:r>
-              <w:rPr>
-                <w:rFonts w:hint="eastAsia"/>
-                <w:b/>
-                <w:bCs/>
-                <w:szCs w:val="20"/>
-              </w:rPr>
-              <w:t xml:space="preserve"> 지형 충돌처리 구현</w:t>
+              <w:t>캐릭터가 땅 위를 걸어다니도록 지형 충돌처리 구현</w:t>
             </w:r>
             <w:r>
               <w:rPr>
@@ -7211,6 +4800,7 @@
           <w:p>
             <w:pPr>
               <w:rPr>
+                <w:rFonts w:hint="eastAsia"/>
                 <w:b/>
                 <w:bCs/>
                 <w:szCs w:val="20"/>
@@ -7224,6 +4814,15 @@
                 <w:szCs w:val="20"/>
               </w:rPr>
               <w:t>이종진:</w:t>
+            </w:r>
+            <w:r>
+              <w:rPr>
+                <w:rFonts w:hint="eastAsia"/>
+                <w:b/>
+                <w:bCs/>
+                <w:szCs w:val="20"/>
+              </w:rPr>
+              <w:t xml:space="preserve"> 디퍼드 셰이딩, 파티클 구현</w:t>
             </w:r>
           </w:p>
         </w:tc>
@@ -11195,7 +8794,7 @@
   <w:style w:type="paragraph" w:default="1" w:styleId="a">
     <w:name w:val="Normal"/>
     <w:qFormat/>
-    <w:rsid w:val="00441387"/>
+    <w:rsid w:val="008A689F"/>
     <w:pPr>
       <w:widowControl w:val="0"/>
       <w:wordWrap w:val="0"/>
